--- a/中期报告相关/中期报告_基于主动探索的视觉地理定位方法设计与实现.docx
+++ b/中期报告相关/中期报告_基于主动探索的视觉地理定位方法设计与实现.docx
@@ -232,7 +232,7 @@
           <w:color w:val="000000"/>
           <w:sz w:val="30"/>
         </w:rPr>
-        <w:t>小组人员：【待填写】</w:t>
+        <w:t>小组人员：陈德昕  李世显  陈龙辉</w:t>
       </w:r>
     </w:p>
     <w:p>
@@ -255,7 +255,7 @@
           <w:color w:val="000000"/>
           <w:sz w:val="30"/>
         </w:rPr>
-        <w:t>指导老师：【待填写】</w:t>
+        <w:t>指导老师：王笛</w:t>
       </w:r>
     </w:p>
     <w:p>
@@ -277,7 +277,7 @@
           <w:color w:val="000000"/>
           <w:sz w:val="30"/>
         </w:rPr>
-        <w:t>填写时间：2026 年 9 月 30 日</w:t>
+        <w:t>填写时间：2026 年 10 月 2 日</w:t>
       </w:r>
     </w:p>
     <w:p>
@@ -614,7 +614,7 @@
                 <w:color w:val="000000"/>
                 <w:sz w:val="21"/>
               </w:rPr>
-              <w:t>【待填写】</w:t>
+              <w:t>陈德昕</w:t>
             </w:r>
           </w:p>
         </w:tc>
@@ -638,7 +638,7 @@
                 <w:color w:val="000000"/>
                 <w:sz w:val="21"/>
               </w:rPr>
-              <w:t>【待填写】</w:t>
+              <w:t>23009200711</w:t>
             </w:r>
           </w:p>
         </w:tc>
@@ -661,7 +661,7 @@
                 <w:color w:val="000000"/>
                 <w:sz w:val="21"/>
               </w:rPr>
-              <w:t>【待填写】</w:t>
+              <w:t>13873485203</w:t>
             </w:r>
           </w:p>
         </w:tc>
@@ -724,7 +724,7 @@
                 <w:color w:val="000000"/>
                 <w:sz w:val="21"/>
               </w:rPr>
-              <w:t>【待填写】</w:t>
+              <w:t>李世显</w:t>
             </w:r>
           </w:p>
         </w:tc>
@@ -748,7 +748,7 @@
                 <w:color w:val="000000"/>
                 <w:sz w:val="21"/>
               </w:rPr>
-              <w:t>【待填写】</w:t>
+              <w:t>23009201269</w:t>
             </w:r>
           </w:p>
         </w:tc>
@@ -771,7 +771,7 @@
                 <w:color w:val="000000"/>
                 <w:sz w:val="21"/>
               </w:rPr>
-              <w:t>【待填写】</w:t>
+              <w:t>19232921893</w:t>
             </w:r>
           </w:p>
         </w:tc>
@@ -834,7 +834,7 @@
                 <w:color w:val="000000"/>
                 <w:sz w:val="21"/>
               </w:rPr>
-              <w:t>【待填写】</w:t>
+              <w:t>陈龙辉</w:t>
             </w:r>
           </w:p>
         </w:tc>
@@ -858,7 +858,7 @@
                 <w:color w:val="000000"/>
                 <w:sz w:val="21"/>
               </w:rPr>
-              <w:t>【待填写】</w:t>
+              <w:t>23009200692</w:t>
             </w:r>
           </w:p>
         </w:tc>
@@ -881,7 +881,7 @@
                 <w:color w:val="000000"/>
                 <w:sz w:val="21"/>
               </w:rPr>
-              <w:t>【待填写】</w:t>
+              <w:t>13377762888</w:t>
             </w:r>
           </w:p>
         </w:tc>
@@ -918,14 +918,15 @@
           </w:tcPr>
           <w:p>
             <w:pPr>
+              <w:spacing w:line="276" w:lineRule="auto"/>
               <w:jc w:val="center"/>
-              <w:rPr>
-                <w:rFonts w:hint="eastAsia"/>
-              </w:rPr>
-            </w:pPr>
-            <w:r>
-              <w:rPr>
-                <w:rFonts w:hint="eastAsia" w:ascii="宋体" w:hAnsi="宋体" w:eastAsia="宋体" w:cs="宋体"/>
+            </w:pPr>
+            <w:r>
+              <w:rPr>
+                <w:rFonts w:ascii="宋体" w:hAnsi="宋体" w:eastAsia="宋体" w:cs="宋体"/>
+                <w:b w:val="0"/>
+                <w:color w:val="000000"/>
+                <w:sz w:val="21"/>
               </w:rPr>
               <w:t>指导教师</w:t>
             </w:r>
@@ -940,11 +941,15 @@
           </w:tcPr>
           <w:p>
             <w:pPr>
+              <w:spacing w:line="276" w:lineRule="auto"/>
               <w:jc w:val="center"/>
             </w:pPr>
             <w:r>
               <w:rPr>
                 <w:rFonts w:ascii="宋体" w:hAnsi="宋体" w:eastAsia="宋体" w:cs="宋体"/>
+                <w:b w:val="0"/>
+                <w:color w:val="000000"/>
+                <w:sz w:val="21"/>
               </w:rPr>
               <w:t>姓名</w:t>
             </w:r>
@@ -969,7 +974,7 @@
                 <w:color w:val="000000"/>
                 <w:sz w:val="21"/>
               </w:rPr>
-              <w:t>【待填写】</w:t>
+              <w:t>王笛</w:t>
             </w:r>
           </w:p>
         </w:tc>
@@ -982,11 +987,15 @@
           </w:tcPr>
           <w:p>
             <w:pPr>
+              <w:spacing w:line="276" w:lineRule="auto"/>
               <w:jc w:val="center"/>
             </w:pPr>
             <w:r>
               <w:rPr>
-                <w:rFonts w:hint="eastAsia" w:ascii="宋体" w:hAnsi="宋体" w:eastAsia="宋体" w:cs="宋体"/>
+                <w:rFonts w:ascii="宋体" w:hAnsi="宋体" w:eastAsia="宋体" w:cs="宋体"/>
+                <w:b w:val="0"/>
+                <w:color w:val="000000"/>
+                <w:sz w:val="21"/>
               </w:rPr>
               <w:t>联系方式</w:t>
             </w:r>
@@ -1011,7 +1020,7 @@
                 <w:color w:val="000000"/>
                 <w:sz w:val="21"/>
               </w:rPr>
-              <w:t>【待填写】</w:t>
+              <w:t>13571816616 /wangdi@xidian.edu.cn</w:t>
             </w:r>
           </w:p>
         </w:tc>
@@ -1082,7 +1091,7 @@
                 <w:color w:val="000000"/>
                 <w:sz w:val="24"/>
               </w:rPr>
-              <w:t>本项目面向仅能获得局部航拍观测的目标搜索任务，设计并实现主动视觉地理定位实验系统。给定目标图像和起始位置，智能体通过逐步观察与移动，在有限步数内到达目标所在网格。中期工作重点是建立可信的环境与评测流程，完成可运行原型及受控对照，识别影响定位效果的主要因素。</w:t>
+              <w:t>本项目面向无人机等智能体的主动视觉地理定位任务，构建局部航拍观察与环境交互平台。给定目标图像和起始位置，智能体利用连续获得的视觉信息，自主选择探索方向，在有限行动预算内到达目标网格。当前已完成平台、单智能体主方法及分阶段验收，并完成网格密度与跨数据集同模态扩展。</w:t>
             </w:r>
           </w:p>
           <w:p>
@@ -1101,7 +1110,7 @@
                 <w:color w:val="000000"/>
                 <w:sz w:val="24"/>
               </w:rPr>
-              <w:t>现阶段采用5×5网格、上右下左四方向动作和10步移动预算，初始曼哈顿距离分为4—8五档。越界移动停留原地并消耗一步；预算内首次到达目标即成功，最后一步到达也计为成功。执行端只能读取目标图、当前局部图及位置、剩余预算、访问记录等公开状态，不能读取真实目标坐标、距离或未访问图块。</w:t>
+              <w:t>任务采用上、右、下、左四方向移动。原协议为5×5网格、10步预算，扩展协议为10×10网格、20步预算。越界移动停留原地并扣一步；首次到达目标立即成功，最后一步到达仍计成功。策略可读取目标图、当前图、公开位置、剩余预算和访问历史；目标坐标、真实距离和未访问图块仅由环境及评测端掌握。</w:t>
             </w:r>
           </w:p>
           <w:p>
@@ -1120,7 +1129,7 @@
                 <w:color w:val="000000"/>
                 <w:sz w:val="24"/>
               </w:rPr>
-              <w:t>具体任务包括：完成数据清单及划分校验；统一成功率、最终距离和工程完成率的统计；接入视觉语言模型并逐项验证记忆、循环治理和层级搜索；保存完整日志并进行轨迹重放；在证据支持后开展独立源图及扩展实验。</w:t>
+              <w:t>本地方法借鉴GOMAA-Geo的主动定位任务、航拍切图与序列决策思路，采用小型GRU和强化学习适配本机资源；GeoExplorer的好奇心探索与DynCur-Geo的动态奖励思路已作受控对照。上述借鉴不等于完整复现原论文，多模态目标与全部论文基准尚未覆盖。</w:t>
             </w:r>
           </w:p>
           <w:p>
@@ -1139,7 +1148,7 @@
                 <w:color w:val="000000"/>
                 <w:sz w:val="24"/>
               </w:rPr>
-              <w:t>原选题拟探索零训练多智能体方法。当前已实现单VLM与规则模块，并新增本地小策略网络训练分支作为对照和机制诊断。该分支需要训练，不能作为原“零训练多智能体”目标已经完成的证明；多角色协作仍是后续任务。</w:t>
+              <w:t>当前正式要求允许训练小模型，多Agent属于可选拓展。已经验收的主方法是训练过的单导航智能体模块系统。后续以成功率、目标图贡献、同预算比较和独立源文件证据共同评价方法，不以增加角色或模型规模本身作为进展。</w:t>
             </w:r>
           </w:p>
         </w:tc>
@@ -1147,19 +1156,8 @@
     </w:tbl>
     <w:p>
       <w:pPr>
-        <w:spacing w:after="0" w:before="0" w:line="20" w:lineRule="exact"/>
-        <w:keepNext/>
         <w:pageBreakBefore/>
-        <w:snapToGrid w:val="0"/>
       </w:pPr>
-      <w:r>
-        <w:rPr>
-          <w:rFonts w:ascii="宋体" w:hAnsi="宋体" w:eastAsia="宋体" w:cs="宋体"/>
-          <w:b w:val="0"/>
-          <w:color w:val="000000"/>
-          <w:sz w:val="2"/>
-        </w:rPr>
-      </w:r>
     </w:p>
     <w:tbl>
       <w:tblPr>
@@ -1224,6 +1222,7 @@
           <w:p>
             <w:pPr>
               <w:keepNext/>
+              <w:pageBreakBefore w:val="0"/>
               <w:widowControl/>
               <w:snapToGrid w:val="0"/>
               <w:spacing w:before="120" w:after="100" w:line="360" w:lineRule="auto"/>
@@ -1242,6 +1241,7 @@
           <w:p>
             <w:pPr>
               <w:keepNext/>
+              <w:pageBreakBefore w:val="0"/>
               <w:widowControl/>
               <w:snapToGrid w:val="0"/>
               <w:spacing w:before="120" w:after="100" w:line="360" w:lineRule="auto"/>
@@ -1254,12 +1254,13 @@
                 <w:color w:val="000000"/>
                 <w:sz w:val="24"/>
               </w:rPr>
-              <w:t>（一）数据、交互环境与统一评测</w:t>
+              <w:t>（一）平台 数据与统一评测</w:t>
             </w:r>
           </w:p>
           <w:p>
             <w:pPr>
               <w:keepNext w:val="0"/>
+              <w:pageBreakBefore w:val="0"/>
               <w:widowControl/>
               <w:snapToGrid w:val="0"/>
               <w:spacing w:before="0" w:after="60" w:line="360" w:lineRule="auto"/>
@@ -1272,12 +1273,402 @@
                 <w:color w:val="000000"/>
                 <w:sz w:val="24"/>
               </w:rPr>
-              <w:t>已完成MASA本地数据处理和任务清单校验。当前train、val、test分别包含137、4、10张源图，固定任务分别为3425、100、250题。按源图隔离划分，并核对图块数量、尺寸、索引和文件哈希。val100实际包含86种不同的“区域—起点—目标”组合，重复轮次不视作新增独立地图。</w:t>
+              <w:t>已完成图块处理、任务清单、局部观察环境、四方向动作、奖励构造及终止规则修复；训练与推理保持合法动作筛选一致。训练可用真实距离构造奖励，执行策略不读取该真值。视觉输入去除文件名和元数据线索，源文件与图块哈希记录来源。</w:t>
+            </w:r>
+          </w:p>
+          <w:tbl>
+            <w:tblPr>
+              <w:tblW w:type="dxa" w:w="7881"/>
+              <w:jc w:val="center"/>
+              <w:tblLayout w:type="fixed"/>
+              <w:tblLook w:firstColumn="1" w:firstRow="1" w:lastColumn="0" w:lastRow="0" w:noHBand="0" w:noVBand="1" w:val="04A0"/>
+              <w:tblBorders>
+                <w:top w:val="single" w:sz="4" w:color="000000"/>
+                <w:left w:val="single" w:sz="4" w:color="000000"/>
+                <w:bottom w:val="single" w:sz="4" w:color="000000"/>
+                <w:right w:val="single" w:sz="4" w:color="000000"/>
+                <w:insideH w:val="single" w:sz="4" w:color="000000"/>
+                <w:insideV w:val="single" w:sz="4" w:color="000000"/>
+              </w:tblBorders>
+            </w:tblPr>
+            <w:tblGrid>
+              <w:gridCol w:w="2438"/>
+              <w:gridCol w:w="2268"/>
+              <w:gridCol w:w="3175"/>
+            </w:tblGrid>
+            <w:tr>
+              <w:trPr>
+                <w:cantSplit/>
+                <w:tblHeader/>
+              </w:trPr>
+              <w:tc>
+                <w:tcPr>
+                  <w:tcW w:type="dxa" w:w="2438"/>
+                  <w:vAlign w:val="center"/>
+                  <w:tcMar>
+                    <w:top w:w="55" w:type="dxa"/>
+                    <w:bottom w:w="55" w:type="dxa"/>
+                    <w:left w:w="65" w:type="dxa"/>
+                    <w:right w:w="65" w:type="dxa"/>
+                  </w:tcMar>
+                </w:tcPr>
+                <w:p>
+                  <w:pPr>
+                    <w:spacing w:line="276" w:lineRule="auto" w:after="0" w:before="0"/>
+                    <w:snapToGrid w:val="0"/>
+                    <w:jc w:val="center"/>
+                  </w:pPr>
+                  <w:r>
+                    <w:rPr>
+                      <w:rFonts w:ascii="宋体" w:hAnsi="宋体" w:eastAsia="宋体" w:cs="宋体"/>
+                      <w:b/>
+                      <w:color w:val="000000"/>
+                      <w:sz w:val="21"/>
+                    </w:rPr>
+                    <w:t>数据来源</w:t>
+                  </w:r>
+                </w:p>
+              </w:tc>
+              <w:tc>
+                <w:tcPr>
+                  <w:tcW w:type="dxa" w:w="2268"/>
+                  <w:vAlign w:val="center"/>
+                  <w:tcMar>
+                    <w:top w:w="55" w:type="dxa"/>
+                    <w:bottom w:w="55" w:type="dxa"/>
+                    <w:left w:w="65" w:type="dxa"/>
+                    <w:right w:w="65" w:type="dxa"/>
+                  </w:tcMar>
+                </w:tcPr>
+                <w:p>
+                  <w:pPr>
+                    <w:spacing w:line="276" w:lineRule="auto" w:after="0" w:before="0"/>
+                    <w:snapToGrid w:val="0"/>
+                    <w:jc w:val="center"/>
+                  </w:pPr>
+                  <w:r>
+                    <w:rPr>
+                      <w:rFonts w:ascii="宋体" w:hAnsi="宋体" w:eastAsia="宋体" w:cs="宋体"/>
+                      <w:b/>
+                      <w:color w:val="000000"/>
+                      <w:sz w:val="21"/>
+                    </w:rPr>
+                    <w:t>本地源文件</w:t>
+                  </w:r>
+                </w:p>
+              </w:tc>
+              <w:tc>
+                <w:tcPr>
+                  <w:tcW w:type="dxa" w:w="3175"/>
+                  <w:vAlign w:val="center"/>
+                  <w:tcMar>
+                    <w:top w:w="55" w:type="dxa"/>
+                    <w:bottom w:w="55" w:type="dxa"/>
+                    <w:left w:w="65" w:type="dxa"/>
+                    <w:right w:w="65" w:type="dxa"/>
+                  </w:tcMar>
+                </w:tcPr>
+                <w:p>
+                  <w:pPr>
+                    <w:spacing w:line="276" w:lineRule="auto" w:after="0" w:before="0"/>
+                    <w:snapToGrid w:val="0"/>
+                    <w:jc w:val="center"/>
+                  </w:pPr>
+                  <w:r>
+                    <w:rPr>
+                      <w:rFonts w:ascii="宋体" w:hAnsi="宋体" w:eastAsia="宋体" w:cs="宋体"/>
+                      <w:b/>
+                      <w:color w:val="000000"/>
+                      <w:sz w:val="21"/>
+                    </w:rPr>
+                    <w:t>当前角色</w:t>
+                  </w:r>
+                </w:p>
+              </w:tc>
+            </w:tr>
+            <w:tr>
+              <w:trPr>
+                <w:cantSplit/>
+              </w:trPr>
+              <w:tc>
+                <w:tcPr>
+                  <w:tcW w:type="dxa" w:w="2438"/>
+                  <w:vAlign w:val="center"/>
+                  <w:tcMar>
+                    <w:top w:w="55" w:type="dxa"/>
+                    <w:bottom w:w="55" w:type="dxa"/>
+                    <w:left w:w="65" w:type="dxa"/>
+                    <w:right w:w="65" w:type="dxa"/>
+                  </w:tcMar>
+                </w:tcPr>
+                <w:p>
+                  <w:pPr>
+                    <w:spacing w:line="276" w:lineRule="auto" w:after="0" w:before="0"/>
+                    <w:snapToGrid w:val="0"/>
+                  </w:pPr>
+                  <w:r>
+                    <w:rPr>
+                      <w:rFonts w:ascii="宋体" w:hAnsi="宋体" w:eastAsia="宋体" w:cs="宋体"/>
+                      <w:b w:val="0"/>
+                      <w:color w:val="000000"/>
+                      <w:sz w:val="21"/>
+                    </w:rPr>
+                    <w:t>Masa航拍</w:t>
+                  </w:r>
+                </w:p>
+              </w:tc>
+              <w:tc>
+                <w:tcPr>
+                  <w:tcW w:type="dxa" w:w="2268"/>
+                  <w:vAlign w:val="center"/>
+                  <w:tcMar>
+                    <w:top w:w="55" w:type="dxa"/>
+                    <w:bottom w:w="55" w:type="dxa"/>
+                    <w:left w:w="65" w:type="dxa"/>
+                    <w:right w:w="65" w:type="dxa"/>
+                  </w:tcMar>
+                </w:tcPr>
+                <w:p>
+                  <w:pPr>
+                    <w:spacing w:line="276" w:lineRule="auto" w:after="0" w:before="0"/>
+                    <w:snapToGrid w:val="0"/>
+                    <w:jc w:val="center"/>
+                  </w:pPr>
+                  <w:r>
+                    <w:rPr>
+                      <w:rFonts w:ascii="宋体" w:hAnsi="宋体" w:eastAsia="宋体" w:cs="宋体"/>
+                      <w:b w:val="0"/>
+                      <w:color w:val="000000"/>
+                      <w:sz w:val="21"/>
+                    </w:rPr>
+                    <w:t>137训练 / 4验证 / 10测试</w:t>
+                  </w:r>
+                </w:p>
+              </w:tc>
+              <w:tc>
+                <w:tcPr>
+                  <w:tcW w:type="dxa" w:w="3175"/>
+                  <w:vAlign w:val="center"/>
+                  <w:tcMar>
+                    <w:top w:w="55" w:type="dxa"/>
+                    <w:bottom w:w="55" w:type="dxa"/>
+                    <w:left w:w="65" w:type="dxa"/>
+                    <w:right w:w="65" w:type="dxa"/>
+                  </w:tcMar>
+                </w:tcPr>
+                <w:p>
+                  <w:pPr>
+                    <w:spacing w:line="276" w:lineRule="auto" w:after="0" w:before="0"/>
+                    <w:snapToGrid w:val="0"/>
+                    <w:jc w:val="center"/>
+                  </w:pPr>
+                  <w:r>
+                    <w:rPr>
+                      <w:rFonts w:ascii="宋体" w:hAnsi="宋体" w:eastAsia="宋体" w:cs="宋体"/>
+                      <w:b w:val="0"/>
+                      <w:color w:val="000000"/>
+                      <w:sz w:val="21"/>
+                    </w:rPr>
+                    <w:t>探索器109拟合；28已知开发留出</w:t>
+                  </w:r>
+                </w:p>
+              </w:tc>
+            </w:tr>
+            <w:tr>
+              <w:trPr>
+                <w:cantSplit/>
+              </w:trPr>
+              <w:tc>
+                <w:tcPr>
+                  <w:tcW w:type="dxa" w:w="2438"/>
+                  <w:vAlign w:val="center"/>
+                  <w:tcMar>
+                    <w:top w:w="55" w:type="dxa"/>
+                    <w:bottom w:w="55" w:type="dxa"/>
+                    <w:left w:w="65" w:type="dxa"/>
+                    <w:right w:w="65" w:type="dxa"/>
+                  </w:tcMar>
+                </w:tcPr>
+                <w:p>
+                  <w:pPr>
+                    <w:spacing w:line="276" w:lineRule="auto" w:after="0" w:before="0"/>
+                    <w:snapToGrid w:val="0"/>
+                  </w:pPr>
+                  <w:r>
+                    <w:rPr>
+                      <w:rFonts w:ascii="宋体" w:hAnsi="宋体" w:eastAsia="宋体" w:cs="宋体"/>
+                      <w:b w:val="0"/>
+                      <w:color w:val="000000"/>
+                      <w:sz w:val="21"/>
+                    </w:rPr>
+                    <w:t>视觉头训练划分</w:t>
+                  </w:r>
+                </w:p>
+              </w:tc>
+              <w:tc>
+                <w:tcPr>
+                  <w:tcW w:type="dxa" w:w="2268"/>
+                  <w:vAlign w:val="center"/>
+                  <w:tcMar>
+                    <w:top w:w="55" w:type="dxa"/>
+                    <w:bottom w:w="55" w:type="dxa"/>
+                    <w:left w:w="65" w:type="dxa"/>
+                    <w:right w:w="65" w:type="dxa"/>
+                  </w:tcMar>
+                </w:tcPr>
+                <w:p>
+                  <w:pPr>
+                    <w:spacing w:line="276" w:lineRule="auto" w:after="0" w:before="0"/>
+                    <w:snapToGrid w:val="0"/>
+                    <w:jc w:val="center"/>
+                  </w:pPr>
+                  <w:r>
+                    <w:rPr>
+                      <w:rFonts w:ascii="宋体" w:hAnsi="宋体" w:eastAsia="宋体" w:cs="宋体"/>
+                      <w:b w:val="0"/>
+                      <w:color w:val="000000"/>
+                      <w:sz w:val="21"/>
+                    </w:rPr>
+                    <w:t>87拟合 / 22校准</w:t>
+                  </w:r>
+                </w:p>
+              </w:tc>
+              <w:tc>
+                <w:tcPr>
+                  <w:tcW w:type="dxa" w:w="3175"/>
+                  <w:vAlign w:val="center"/>
+                  <w:tcMar>
+                    <w:top w:w="55" w:type="dxa"/>
+                    <w:bottom w:w="55" w:type="dxa"/>
+                    <w:left w:w="65" w:type="dxa"/>
+                    <w:right w:w="65" w:type="dxa"/>
+                  </w:tcMar>
+                </w:tcPr>
+                <w:p>
+                  <w:pPr>
+                    <w:spacing w:line="276" w:lineRule="auto" w:after="0" w:before="0"/>
+                    <w:snapToGrid w:val="0"/>
+                    <w:jc w:val="center"/>
+                  </w:pPr>
+                  <w:r>
+                    <w:rPr>
+                      <w:rFonts w:ascii="宋体" w:hAnsi="宋体" w:eastAsia="宋体" w:cs="宋体"/>
+                      <w:b w:val="0"/>
+                      <w:color w:val="000000"/>
+                      <w:sz w:val="21"/>
+                    </w:rPr>
+                    <w:t>均值与0.50阈值先冻结</w:t>
+                  </w:r>
+                </w:p>
+              </w:tc>
+            </w:tr>
+            <w:tr>
+              <w:trPr>
+                <w:cantSplit/>
+              </w:trPr>
+              <w:tc>
+                <w:tcPr>
+                  <w:tcW w:type="dxa" w:w="2438"/>
+                  <w:vAlign w:val="center"/>
+                  <w:tcMar>
+                    <w:top w:w="55" w:type="dxa"/>
+                    <w:bottom w:w="55" w:type="dxa"/>
+                    <w:left w:w="65" w:type="dxa"/>
+                    <w:right w:w="65" w:type="dxa"/>
+                  </w:tcMar>
+                </w:tcPr>
+                <w:p>
+                  <w:pPr>
+                    <w:spacing w:line="276" w:lineRule="auto" w:after="0" w:before="0"/>
+                    <w:snapToGrid w:val="0"/>
+                  </w:pPr>
+                  <w:r>
+                    <w:rPr>
+                      <w:rFonts w:ascii="宋体" w:hAnsi="宋体" w:eastAsia="宋体" w:cs="宋体"/>
+                      <w:b w:val="0"/>
+                      <w:color w:val="000000"/>
+                      <w:sz w:val="21"/>
+                    </w:rPr>
+                    <w:t>SwissView100</w:t>
+                  </w:r>
+                </w:p>
+              </w:tc>
+              <w:tc>
+                <w:tcPr>
+                  <w:tcW w:type="dxa" w:w="2268"/>
+                  <w:vAlign w:val="center"/>
+                  <w:tcMar>
+                    <w:top w:w="55" w:type="dxa"/>
+                    <w:bottom w:w="55" w:type="dxa"/>
+                    <w:left w:w="65" w:type="dxa"/>
+                    <w:right w:w="65" w:type="dxa"/>
+                  </w:tcMar>
+                </w:tcPr>
+                <w:p>
+                  <w:pPr>
+                    <w:spacing w:line="276" w:lineRule="auto" w:after="0" w:before="0"/>
+                    <w:snapToGrid w:val="0"/>
+                    <w:jc w:val="center"/>
+                  </w:pPr>
+                  <w:r>
+                    <w:rPr>
+                      <w:rFonts w:ascii="宋体" w:hAnsi="宋体" w:eastAsia="宋体" w:cs="宋体"/>
+                      <w:b w:val="0"/>
+                      <w:color w:val="000000"/>
+                      <w:sz w:val="21"/>
+                    </w:rPr>
+                    <w:t>100张；48已用于导航</w:t>
+                  </w:r>
+                </w:p>
+              </w:tc>
+              <w:tc>
+                <w:tcPr>
+                  <w:tcW w:type="dxa" w:w="3175"/>
+                  <w:vAlign w:val="center"/>
+                  <w:tcMar>
+                    <w:top w:w="55" w:type="dxa"/>
+                    <w:bottom w:w="55" w:type="dxa"/>
+                    <w:left w:w="65" w:type="dxa"/>
+                    <w:right w:w="65" w:type="dxa"/>
+                  </w:tcMar>
+                </w:tcPr>
+                <w:p>
+                  <w:pPr>
+                    <w:spacing w:line="276" w:lineRule="auto" w:after="0" w:before="0"/>
+                    <w:snapToGrid w:val="0"/>
+                    <w:jc w:val="center"/>
+                  </w:pPr>
+                  <w:r>
+                    <w:rPr>
+                      <w:rFonts w:ascii="宋体" w:hAnsi="宋体" w:eastAsia="宋体" w:cs="宋体"/>
+                      <w:b w:val="0"/>
+                      <w:color w:val="000000"/>
+                      <w:sz w:val="21"/>
+                    </w:rPr>
+                    <w:t>跨数据集同模态验证；52尚未跑导航</w:t>
+                  </w:r>
+                </w:p>
+              </w:tc>
+            </w:tr>
+          </w:tbl>
+          <w:p>
+            <w:pPr>
+              <w:spacing w:after="0" w:line="40" w:lineRule="exact"/>
+              <w:snapToGrid w:val="0"/>
+            </w:pPr>
+            <w:r>
+              <w:rPr>
+                <w:rFonts w:ascii="宋体" w:hAnsi="宋体" w:eastAsia="宋体" w:cs="宋体"/>
+                <w:b w:val="0"/>
+                <w:color w:val="000000"/>
+                <w:sz w:val="4"/>
+              </w:rPr>
             </w:r>
           </w:p>
           <w:p>
             <w:pPr>
               <w:keepNext w:val="0"/>
+              <w:pageBreakBefore w:val="0"/>
               <w:widowControl/>
               <w:snapToGrid w:val="0"/>
               <w:spacing w:before="0" w:after="60" w:line="360" w:lineRule="auto"/>
@@ -1290,12 +1681,13 @@
                 <w:color w:val="000000"/>
                 <w:sz w:val="24"/>
               </w:rPr>
-              <w:t>已实现局部观测网格环境，明确移动边界、预算扣减和终止规则；重编码图像以去除文件名和元数据线索。任务答案仅保留在训练奖励构造或评测端。现有120项回归测试全部通过，覆盖动作边界、最后一步成功、划分冒充、观测泄漏防护、序列训练及目标替换等情况。</w:t>
+              <w:t>Masa来自Massachusetts Buildings公开航拍资料，当前本地规模为151源文件；SwissView100为瑞士航拍子集。源文件隔离不表示严格地理足迹无重叠，也不排除冻结预训练编码器曾覆盖相同地域。任务ID、重复路线与独立源文件分开统计。</w:t>
             </w:r>
           </w:p>
           <w:p>
             <w:pPr>
               <w:keepNext w:val="0"/>
+              <w:pageBreakBefore w:val="0"/>
               <w:widowControl/>
               <w:snapToGrid w:val="0"/>
               <w:spacing w:before="0" w:after="60" w:line="360" w:lineRule="auto"/>
@@ -1308,12 +1700,13 @@
                 <w:color w:val="000000"/>
                 <w:sz w:val="24"/>
               </w:rPr>
-              <w:t>统一采用SR衡量预算内到达目标的比例，SG衡量全部任务最终曼哈顿距离均值，Q衡量正常完成的比例。正式放行时，SR按计划题数计算；中断题不能算成功，SG按最大网格距离作保守补入。另记录重访率、越界率、分距离结果和调用时延，避免用“程序完成”替代“定位成功”。</w:t>
+              <w:t>SR为预算内成功题数除以计划题数；SG为全部终局的曼哈顿距离均值，成功记0。另记录工程完成率、重访、越界、分距离指标和调用时延。云端中断单列并按协议处理，不能用程序完成替代定位成功。</w:t>
             </w:r>
           </w:p>
           <w:p>
             <w:pPr>
               <w:keepNext w:val="0"/>
+              <w:pageBreakBefore w:val="0"/>
               <w:widowControl/>
               <w:snapToGrid w:val="0"/>
               <w:spacing w:before="0" w:after="60" w:line="360" w:lineRule="auto"/>
@@ -1326,43 +1719,7 @@
                 <w:color w:val="000000"/>
                 <w:sz w:val="24"/>
               </w:rPr>
-              <w:t>已建立批次预登记、配置与源码快照、数据及模型哈希、逐步动作和终态日志。云端请求错误单列，不以随机动作掩盖失败；本地模型评测逐题重新执行神经决策及环境转移，核对日志和统计值，为后续单因素实验提供统一依据。</w:t>
-            </w:r>
-          </w:p>
-          <w:p>
-            <w:pPr>
-              <w:keepNext/>
-              <w:widowControl/>
-              <w:snapToGrid w:val="0"/>
-              <w:spacing w:before="120" w:after="100" w:line="360" w:lineRule="auto"/>
-              <w:ind w:firstLine="0"/>
-            </w:pPr>
-            <w:r>
-              <w:rPr>
-                <w:rFonts w:ascii="宋体" w:hAnsi="宋体" w:eastAsia="宋体" w:cs="宋体"/>
-                <w:b/>
-                <w:color w:val="000000"/>
-                <w:sz w:val="24"/>
-              </w:rPr>
-              <w:t>（二）最小VLM接入与小规模策略实验</w:t>
-            </w:r>
-          </w:p>
-          <w:p>
-            <w:pPr>
-              <w:keepNext w:val="0"/>
-              <w:widowControl/>
-              <w:snapToGrid w:val="0"/>
-              <w:spacing w:before="0" w:after="60" w:line="360" w:lineRule="auto"/>
-              <w:ind w:firstLine="480"/>
-            </w:pPr>
-            <w:r>
-              <w:rPr>
-                <w:rFonts w:ascii="宋体" w:hAnsi="宋体" w:eastAsia="宋体" w:cs="宋体"/>
-                <w:b w:val="0"/>
-                <w:color w:val="000000"/>
-                <w:sz w:val="24"/>
-              </w:rPr>
-              <w:t>已通过云端多图接口接入gemma4:31b，每步输入目标图、当前图及公开状态。完成动作输出解析、请求日志和网络传输兼容修复，并在固定20道验证题上依次测试动作排序、循环治理、空间记忆、邻域确认和粗区域层级搜索。各因素独立保存配置，未将新增模块同时叠加后归因。</w:t>
+              <w:t>每批保留预登记、源名单、模型与数据哈希、源码快照、逐步动作、终局指标和重放审计。三份训练权重全部纳入，API重复不当训练种子，重复题不增加独立地图。主线各批验收通过，最新两批合计12000条轨迹、181282动作完成重放。</w:t>
             </w:r>
           </w:p>
         </w:tc>
@@ -1370,19 +1727,8 @@
     </w:tbl>
     <w:p>
       <w:pPr>
-        <w:spacing w:after="0" w:before="0" w:line="20" w:lineRule="exact"/>
-        <w:keepNext/>
         <w:pageBreakBefore/>
-        <w:snapToGrid w:val="0"/>
       </w:pPr>
-      <w:r>
-        <w:rPr>
-          <w:rFonts w:ascii="宋体" w:hAnsi="宋体" w:eastAsia="宋体" w:cs="宋体"/>
-          <w:b w:val="0"/>
-          <w:color w:val="000000"/>
-          <w:sz w:val="2"/>
-        </w:rPr>
-      </w:r>
     </w:p>
     <w:tbl>
       <w:tblPr>
@@ -1447,6 +1793,106 @@
           <w:p>
             <w:pPr>
               <w:keepNext/>
+              <w:pageBreakBefore w:val="0"/>
+              <w:widowControl/>
+              <w:snapToGrid w:val="0"/>
+              <w:spacing w:before="120" w:after="100" w:line="360" w:lineRule="auto"/>
+              <w:ind w:firstLine="0"/>
+            </w:pPr>
+            <w:r>
+              <w:rPr>
+                <w:rFonts w:ascii="宋体" w:hAnsi="宋体" w:eastAsia="宋体" w:cs="宋体"/>
+                <w:b/>
+                <w:color w:val="000000"/>
+                <w:sz w:val="24"/>
+              </w:rPr>
+              <w:t>（二）单智能体方法与目标视觉证据</w:t>
+            </w:r>
+          </w:p>
+          <w:p>
+            <w:pPr>
+              <w:keepNext w:val="0"/>
+              <w:pageBreakBefore w:val="0"/>
+              <w:widowControl/>
+              <w:snapToGrid w:val="0"/>
+              <w:spacing w:before="0" w:after="60" w:line="360" w:lineRule="auto"/>
+              <w:ind w:firstLine="480"/>
+            </w:pPr>
+            <w:r>
+              <w:rPr>
+                <w:rFonts w:ascii="宋体" w:hAnsi="宋体" w:eastAsia="宋体" w:cs="宋体"/>
+                <w:b w:val="0"/>
+                <w:color w:val="000000"/>
+                <w:sz w:val="24"/>
+              </w:rPr>
+              <w:t>主方法采用冻结Sat2Cap图像编码器、约80万参数Small256 GRU探索器和EdgeTargetCue视觉线索头。探索器以当前图像、跨步状态和公开访问信息产生探索动作；NoTarget表示探索器的目标通道使用固定训练均值，系统中的目标匹配由专门视觉头完成。</w:t>
+            </w:r>
+          </w:p>
+          <w:p>
+            <w:pPr>
+              <w:keepNext w:val="0"/>
+              <w:pageBreakBefore w:val="0"/>
+              <w:widowControl/>
+              <w:snapToGrid w:val="0"/>
+              <w:spacing w:before="0" w:after="60" w:line="360" w:lineRule="auto"/>
+              <w:ind w:firstLine="480"/>
+            </w:pPr>
+            <w:r>
+              <w:rPr>
+                <w:rFonts w:ascii="宋体" w:hAnsi="宋体" w:eastAsia="宋体" w:cs="宋体"/>
+                <w:b w:val="0"/>
+                <w:color w:val="000000"/>
+                <w:sz w:val="24"/>
+              </w:rPr>
+              <w:t>视觉头比较给定目标与当前图的语义、局部关系及细边缘连续性，判断可信邻接方向。仅当最高方向置信度达到0.50、动作合法且落点未访问时接管；其余状态沿用探索器。策略每步只获得当前图与给定目标图对应特征，不查询未知邻格图像。</w:t>
+            </w:r>
+          </w:p>
+          <w:p>
+            <w:pPr>
+              <w:keepNext/>
+              <w:snapToGrid w:val="0"/>
+              <w:spacing w:before="40" w:after="60"/>
+              <w:jc w:val="center"/>
+            </w:pPr>
+            <w:r>
+              <w:drawing>
+                <wp:inline xmlns:a="http://schemas.openxmlformats.org/drawingml/2006/main" xmlns:pic="http://schemas.openxmlformats.org/drawingml/2006/picture">
+                  <wp:extent cx="4860000" cy="2475000"/>
+                  <wp:docPr id="1" name="Picture 1"/>
+                  <wp:cNvGraphicFramePr>
+                    <a:graphicFrameLocks noChangeAspect="1"/>
+                  </wp:cNvGraphicFramePr>
+                  <a:graphic>
+                    <a:graphicData uri="http://schemas.openxmlformats.org/drawingml/2006/picture">
+                      <pic:pic>
+                        <pic:nvPicPr>
+                          <pic:cNvPr id="0" name="报告_Agent闭环.png"/>
+                          <pic:cNvPicPr/>
+                        </pic:nvPicPr>
+                        <pic:blipFill>
+                          <a:blip r:embed="rId12"/>
+                          <a:stretch>
+                            <a:fillRect/>
+                          </a:stretch>
+                        </pic:blipFill>
+                        <pic:spPr>
+                          <a:xfrm>
+                            <a:off x="0" y="0"/>
+                            <a:ext cx="4860000" cy="2475000"/>
+                          </a:xfrm>
+                          <a:prstGeom prst="rect"/>
+                        </pic:spPr>
+                      </pic:pic>
+                    </a:graphicData>
+                  </a:graphic>
+                </wp:inline>
+              </w:drawing>
+            </w:r>
+          </w:p>
+          <w:p>
+            <w:pPr>
+              <w:keepNext/>
+              <w:pageBreakBefore w:val="0"/>
               <w:widowControl/>
               <w:snapToGrid w:val="0"/>
               <w:spacing w:before="0" w:after="80" w:line="264" w:lineRule="auto"/>
@@ -1459,995 +1905,31 @@
                 <w:color w:val="000000"/>
                 <w:sz w:val="21"/>
               </w:rPr>
-              <w:t>表1  云端VLM路线的小规模对照</w:t>
-            </w:r>
-          </w:p>
-          <w:tbl>
-            <w:tblPr>
-              <w:tblW w:type="dxa" w:w="7881"/>
-              <w:jc w:val="center"/>
-              <w:tblLayout w:type="fixed"/>
-              <w:tblLook w:firstColumn="1" w:firstRow="1" w:lastColumn="0" w:lastRow="0" w:noHBand="0" w:noVBand="1" w:val="04A0"/>
-              <w:tblBorders>
-                <w:top w:val="single" w:sz="4" w:color="000000"/>
-                <w:left w:val="single" w:sz="4" w:color="000000"/>
-                <w:bottom w:val="single" w:sz="4" w:color="000000"/>
-                <w:right w:val="single" w:sz="4" w:color="000000"/>
-                <w:insideH w:val="single" w:sz="4" w:color="000000"/>
-                <w:insideV w:val="single" w:sz="4" w:color="000000"/>
-              </w:tblBorders>
-            </w:tblPr>
-            <w:tblGrid>
-              <w:gridCol w:w="2891"/>
-              <w:gridCol w:w="1276"/>
-              <w:gridCol w:w="709"/>
-              <w:gridCol w:w="3005"/>
-            </w:tblGrid>
-            <w:tr>
-              <w:trPr>
-                <w:cantSplit/>
-                <w:tblHeader/>
-              </w:trPr>
-              <w:tc>
-                <w:tcPr>
-                  <w:tcW w:type="dxa" w:w="2891"/>
-                  <w:vAlign w:val="center"/>
-                  <w:tcMar>
-                    <w:top w:w="55" w:type="dxa"/>
-                    <w:bottom w:w="55" w:type="dxa"/>
-                    <w:left w:w="65" w:type="dxa"/>
-                    <w:right w:w="65" w:type="dxa"/>
-                  </w:tcMar>
-                </w:tcPr>
-                <w:p>
-                  <w:pPr>
-                    <w:spacing w:line="276" w:lineRule="auto" w:after="0" w:before="0"/>
-                    <w:snapToGrid w:val="0"/>
-                    <w:jc w:val="center"/>
-                  </w:pPr>
-                  <w:r>
-                    <w:rPr>
-                      <w:rFonts w:ascii="宋体" w:hAnsi="宋体" w:eastAsia="宋体" w:cs="宋体"/>
-                      <w:b/>
-                      <w:color w:val="000000"/>
-                      <w:sz w:val="21"/>
-                    </w:rPr>
-                    <w:t>方法</w:t>
-                  </w:r>
-                </w:p>
-              </w:tc>
-              <w:tc>
-                <w:tcPr>
-                  <w:tcW w:type="dxa" w:w="1276"/>
-                  <w:vAlign w:val="center"/>
-                  <w:tcMar>
-                    <w:top w:w="55" w:type="dxa"/>
-                    <w:bottom w:w="55" w:type="dxa"/>
-                    <w:left w:w="65" w:type="dxa"/>
-                    <w:right w:w="65" w:type="dxa"/>
-                  </w:tcMar>
-                </w:tcPr>
-                <w:p>
-                  <w:pPr>
-                    <w:spacing w:line="276" w:lineRule="auto" w:after="0" w:before="0"/>
-                    <w:snapToGrid w:val="0"/>
-                    <w:jc w:val="center"/>
-                  </w:pPr>
-                  <w:r>
-                    <w:rPr>
-                      <w:rFonts w:ascii="宋体" w:hAnsi="宋体" w:eastAsia="宋体" w:cs="宋体"/>
-                      <w:b/>
-                      <w:color w:val="000000"/>
-                      <w:sz w:val="21"/>
-                    </w:rPr>
-                    <w:t>成功/计划题</w:t>
-                  </w:r>
-                </w:p>
-              </w:tc>
-              <w:tc>
-                <w:tcPr>
-                  <w:tcW w:type="dxa" w:w="709"/>
-                  <w:vAlign w:val="center"/>
-                  <w:tcMar>
-                    <w:top w:w="55" w:type="dxa"/>
-                    <w:bottom w:w="55" w:type="dxa"/>
-                    <w:left w:w="65" w:type="dxa"/>
-                    <w:right w:w="65" w:type="dxa"/>
-                  </w:tcMar>
-                </w:tcPr>
-                <w:p>
-                  <w:pPr>
-                    <w:spacing w:line="276" w:lineRule="auto" w:after="0" w:before="0"/>
-                    <w:snapToGrid w:val="0"/>
-                    <w:jc w:val="center"/>
-                  </w:pPr>
-                  <w:r>
-                    <w:rPr>
-                      <w:rFonts w:ascii="宋体" w:hAnsi="宋体" w:eastAsia="宋体" w:cs="宋体"/>
-                      <w:b/>
-                      <w:color w:val="000000"/>
-                      <w:sz w:val="21"/>
-                    </w:rPr>
-                    <w:t>SR</w:t>
-                  </w:r>
-                </w:p>
-              </w:tc>
-              <w:tc>
-                <w:tcPr>
-                  <w:tcW w:type="dxa" w:w="3005"/>
-                  <w:vAlign w:val="center"/>
-                  <w:tcMar>
-                    <w:top w:w="55" w:type="dxa"/>
-                    <w:bottom w:w="55" w:type="dxa"/>
-                    <w:left w:w="65" w:type="dxa"/>
-                    <w:right w:w="65" w:type="dxa"/>
-                  </w:tcMar>
-                </w:tcPr>
-                <w:p>
-                  <w:pPr>
-                    <w:spacing w:line="276" w:lineRule="auto" w:after="0" w:before="0"/>
-                    <w:snapToGrid w:val="0"/>
-                    <w:jc w:val="center"/>
-                  </w:pPr>
-                  <w:r>
-                    <w:rPr>
-                      <w:rFonts w:ascii="宋体" w:hAnsi="宋体" w:eastAsia="宋体" w:cs="宋体"/>
-                      <w:b/>
-                      <w:color w:val="000000"/>
-                      <w:sz w:val="21"/>
-                    </w:rPr>
-                    <w:t>阶段观察</w:t>
-                  </w:r>
-                </w:p>
-              </w:tc>
-            </w:tr>
-            <w:tr>
-              <w:trPr>
-                <w:cantSplit/>
-              </w:trPr>
-              <w:tc>
-                <w:tcPr>
-                  <w:tcW w:type="dxa" w:w="2891"/>
-                  <w:vAlign w:val="center"/>
-                  <w:tcMar>
-                    <w:top w:w="55" w:type="dxa"/>
-                    <w:bottom w:w="55" w:type="dxa"/>
-                    <w:left w:w="65" w:type="dxa"/>
-                    <w:right w:w="65" w:type="dxa"/>
-                  </w:tcMar>
-                </w:tcPr>
-                <w:p>
-                  <w:pPr>
-                    <w:spacing w:line="276" w:lineRule="auto" w:after="0" w:before="0"/>
-                    <w:snapToGrid w:val="0"/>
-                  </w:pPr>
-                  <w:r>
-                    <w:rPr>
-                      <w:rFonts w:ascii="宋体" w:hAnsi="宋体" w:eastAsia="宋体" w:cs="宋体"/>
-                      <w:b w:val="0"/>
-                      <w:color w:val="000000"/>
-                      <w:sz w:val="21"/>
-                    </w:rPr>
-                    <w:t>直接输出动作（A）</w:t>
-                  </w:r>
-                </w:p>
-              </w:tc>
-              <w:tc>
-                <w:tcPr>
-                  <w:tcW w:type="dxa" w:w="1276"/>
-                  <w:vAlign w:val="center"/>
-                  <w:tcMar>
-                    <w:top w:w="55" w:type="dxa"/>
-                    <w:bottom w:w="55" w:type="dxa"/>
-                    <w:left w:w="65" w:type="dxa"/>
-                    <w:right w:w="65" w:type="dxa"/>
-                  </w:tcMar>
-                </w:tcPr>
-                <w:p>
-                  <w:pPr>
-                    <w:spacing w:line="276" w:lineRule="auto" w:after="0" w:before="0"/>
-                    <w:snapToGrid w:val="0"/>
-                    <w:jc w:val="center"/>
-                  </w:pPr>
-                  <w:r>
-                    <w:rPr>
-                      <w:rFonts w:ascii="宋体" w:hAnsi="宋体" w:eastAsia="宋体" w:cs="宋体"/>
-                      <w:b w:val="0"/>
-                      <w:color w:val="000000"/>
-                      <w:sz w:val="21"/>
-                    </w:rPr>
-                    <w:t>1/20</w:t>
-                  </w:r>
-                </w:p>
-              </w:tc>
-              <w:tc>
-                <w:tcPr>
-                  <w:tcW w:type="dxa" w:w="709"/>
-                  <w:vAlign w:val="center"/>
-                  <w:tcMar>
-                    <w:top w:w="55" w:type="dxa"/>
-                    <w:bottom w:w="55" w:type="dxa"/>
-                    <w:left w:w="65" w:type="dxa"/>
-                    <w:right w:w="65" w:type="dxa"/>
-                  </w:tcMar>
-                </w:tcPr>
-                <w:p>
-                  <w:pPr>
-                    <w:spacing w:line="276" w:lineRule="auto" w:after="0" w:before="0"/>
-                    <w:snapToGrid w:val="0"/>
-                    <w:jc w:val="center"/>
-                  </w:pPr>
-                  <w:r>
-                    <w:rPr>
-                      <w:rFonts w:ascii="宋体" w:hAnsi="宋体" w:eastAsia="宋体" w:cs="宋体"/>
-                      <w:b w:val="0"/>
-                      <w:color w:val="000000"/>
-                      <w:sz w:val="21"/>
-                    </w:rPr>
-                    <w:t>5%</w:t>
-                  </w:r>
-                </w:p>
-              </w:tc>
-              <w:tc>
-                <w:tcPr>
-                  <w:tcW w:type="dxa" w:w="3005"/>
-                  <w:vAlign w:val="center"/>
-                  <w:tcMar>
-                    <w:top w:w="55" w:type="dxa"/>
-                    <w:bottom w:w="55" w:type="dxa"/>
-                    <w:left w:w="65" w:type="dxa"/>
-                    <w:right w:w="65" w:type="dxa"/>
-                  </w:tcMar>
-                </w:tcPr>
-                <w:p>
-                  <w:pPr>
-                    <w:spacing w:line="276" w:lineRule="auto" w:after="0" w:before="0"/>
-                    <w:snapToGrid w:val="0"/>
-                    <w:jc w:val="center"/>
-                  </w:pPr>
-                  <w:r>
-                    <w:rPr>
-                      <w:rFonts w:ascii="宋体" w:hAnsi="宋体" w:eastAsia="宋体" w:cs="宋体"/>
-                      <w:b w:val="0"/>
-                      <w:color w:val="000000"/>
-                      <w:sz w:val="21"/>
-                    </w:rPr>
-                    <w:t>往返循环较多</w:t>
-                  </w:r>
-                </w:p>
-              </w:tc>
-            </w:tr>
-            <w:tr>
-              <w:trPr>
-                <w:cantSplit/>
-              </w:trPr>
-              <w:tc>
-                <w:tcPr>
-                  <w:tcW w:type="dxa" w:w="2891"/>
-                  <w:vAlign w:val="center"/>
-                  <w:tcMar>
-                    <w:top w:w="55" w:type="dxa"/>
-                    <w:bottom w:w="55" w:type="dxa"/>
-                    <w:left w:w="65" w:type="dxa"/>
-                    <w:right w:w="65" w:type="dxa"/>
-                  </w:tcMar>
-                </w:tcPr>
-                <w:p>
-                  <w:pPr>
-                    <w:spacing w:line="276" w:lineRule="auto" w:after="0" w:before="0"/>
-                    <w:snapToGrid w:val="0"/>
-                  </w:pPr>
-                  <w:r>
-                    <w:rPr>
-                      <w:rFonts w:ascii="宋体" w:hAnsi="宋体" w:eastAsia="宋体" w:cs="宋体"/>
-                      <w:b w:val="0"/>
-                      <w:color w:val="000000"/>
-                      <w:sz w:val="21"/>
-                    </w:rPr>
-                    <w:t>四动作排序（B）</w:t>
-                  </w:r>
-                </w:p>
-              </w:tc>
-              <w:tc>
-                <w:tcPr>
-                  <w:tcW w:type="dxa" w:w="1276"/>
-                  <w:vAlign w:val="center"/>
-                  <w:tcMar>
-                    <w:top w:w="55" w:type="dxa"/>
-                    <w:bottom w:w="55" w:type="dxa"/>
-                    <w:left w:w="65" w:type="dxa"/>
-                    <w:right w:w="65" w:type="dxa"/>
-                  </w:tcMar>
-                </w:tcPr>
-                <w:p>
-                  <w:pPr>
-                    <w:spacing w:line="276" w:lineRule="auto" w:after="0" w:before="0"/>
-                    <w:snapToGrid w:val="0"/>
-                    <w:jc w:val="center"/>
-                  </w:pPr>
-                  <w:r>
-                    <w:rPr>
-                      <w:rFonts w:ascii="宋体" w:hAnsi="宋体" w:eastAsia="宋体" w:cs="宋体"/>
-                      <w:b w:val="0"/>
-                      <w:color w:val="000000"/>
-                      <w:sz w:val="21"/>
-                    </w:rPr>
-                    <w:t>2/20</w:t>
-                  </w:r>
-                </w:p>
-              </w:tc>
-              <w:tc>
-                <w:tcPr>
-                  <w:tcW w:type="dxa" w:w="709"/>
-                  <w:vAlign w:val="center"/>
-                  <w:tcMar>
-                    <w:top w:w="55" w:type="dxa"/>
-                    <w:bottom w:w="55" w:type="dxa"/>
-                    <w:left w:w="65" w:type="dxa"/>
-                    <w:right w:w="65" w:type="dxa"/>
-                  </w:tcMar>
-                </w:tcPr>
-                <w:p>
-                  <w:pPr>
-                    <w:spacing w:line="276" w:lineRule="auto" w:after="0" w:before="0"/>
-                    <w:snapToGrid w:val="0"/>
-                    <w:jc w:val="center"/>
-                  </w:pPr>
-                  <w:r>
-                    <w:rPr>
-                      <w:rFonts w:ascii="宋体" w:hAnsi="宋体" w:eastAsia="宋体" w:cs="宋体"/>
-                      <w:b w:val="0"/>
-                      <w:color w:val="000000"/>
-                      <w:sz w:val="21"/>
-                    </w:rPr>
-                    <w:t>10%</w:t>
-                  </w:r>
-                </w:p>
-              </w:tc>
-              <w:tc>
-                <w:tcPr>
-                  <w:tcW w:type="dxa" w:w="3005"/>
-                  <w:vAlign w:val="center"/>
-                  <w:tcMar>
-                    <w:top w:w="55" w:type="dxa"/>
-                    <w:bottom w:w="55" w:type="dxa"/>
-                    <w:left w:w="65" w:type="dxa"/>
-                    <w:right w:w="65" w:type="dxa"/>
-                  </w:tcMar>
-                </w:tcPr>
-                <w:p>
-                  <w:pPr>
-                    <w:spacing w:line="276" w:lineRule="auto" w:after="0" w:before="0"/>
-                    <w:snapToGrid w:val="0"/>
-                    <w:jc w:val="center"/>
-                  </w:pPr>
-                  <w:r>
-                    <w:rPr>
-                      <w:rFonts w:ascii="宋体" w:hAnsi="宋体" w:eastAsia="宋体" w:cs="宋体"/>
-                      <w:b w:val="0"/>
-                      <w:color w:val="000000"/>
-                      <w:sz w:val="21"/>
-                    </w:rPr>
-                    <w:t>收益有限</w:t>
-                  </w:r>
-                </w:p>
-              </w:tc>
-            </w:tr>
-            <w:tr>
-              <w:trPr>
-                <w:cantSplit/>
-              </w:trPr>
-              <w:tc>
-                <w:tcPr>
-                  <w:tcW w:type="dxa" w:w="2891"/>
-                  <w:vAlign w:val="center"/>
-                  <w:tcMar>
-                    <w:top w:w="55" w:type="dxa"/>
-                    <w:bottom w:w="55" w:type="dxa"/>
-                    <w:left w:w="65" w:type="dxa"/>
-                    <w:right w:w="65" w:type="dxa"/>
-                  </w:tcMar>
-                </w:tcPr>
-                <w:p>
-                  <w:pPr>
-                    <w:spacing w:line="276" w:lineRule="auto" w:after="0" w:before="0"/>
-                    <w:snapToGrid w:val="0"/>
-                  </w:pPr>
-                  <w:r>
-                    <w:rPr>
-                      <w:rFonts w:ascii="宋体" w:hAnsi="宋体" w:eastAsia="宋体" w:cs="宋体"/>
-                      <w:b w:val="0"/>
-                      <w:color w:val="000000"/>
-                      <w:sz w:val="21"/>
-                    </w:rPr>
-                    <w:t>排序＋循环治理（C）</w:t>
-                  </w:r>
-                </w:p>
-              </w:tc>
-              <w:tc>
-                <w:tcPr>
-                  <w:tcW w:type="dxa" w:w="1276"/>
-                  <w:vAlign w:val="center"/>
-                  <w:tcMar>
-                    <w:top w:w="55" w:type="dxa"/>
-                    <w:bottom w:w="55" w:type="dxa"/>
-                    <w:left w:w="65" w:type="dxa"/>
-                    <w:right w:w="65" w:type="dxa"/>
-                  </w:tcMar>
-                </w:tcPr>
-                <w:p>
-                  <w:pPr>
-                    <w:spacing w:line="276" w:lineRule="auto" w:after="0" w:before="0"/>
-                    <w:snapToGrid w:val="0"/>
-                    <w:jc w:val="center"/>
-                  </w:pPr>
-                  <w:r>
-                    <w:rPr>
-                      <w:rFonts w:ascii="宋体" w:hAnsi="宋体" w:eastAsia="宋体" w:cs="宋体"/>
-                      <w:b w:val="0"/>
-                      <w:color w:val="000000"/>
-                      <w:sz w:val="21"/>
-                    </w:rPr>
-                    <w:t>2/20</w:t>
-                  </w:r>
-                </w:p>
-              </w:tc>
-              <w:tc>
-                <w:tcPr>
-                  <w:tcW w:type="dxa" w:w="709"/>
-                  <w:vAlign w:val="center"/>
-                  <w:tcMar>
-                    <w:top w:w="55" w:type="dxa"/>
-                    <w:bottom w:w="55" w:type="dxa"/>
-                    <w:left w:w="65" w:type="dxa"/>
-                    <w:right w:w="65" w:type="dxa"/>
-                  </w:tcMar>
-                </w:tcPr>
-                <w:p>
-                  <w:pPr>
-                    <w:spacing w:line="276" w:lineRule="auto" w:after="0" w:before="0"/>
-                    <w:snapToGrid w:val="0"/>
-                    <w:jc w:val="center"/>
-                  </w:pPr>
-                  <w:r>
-                    <w:rPr>
-                      <w:rFonts w:ascii="宋体" w:hAnsi="宋体" w:eastAsia="宋体" w:cs="宋体"/>
-                      <w:b w:val="0"/>
-                      <w:color w:val="000000"/>
-                      <w:sz w:val="21"/>
-                    </w:rPr>
-                    <w:t>10%</w:t>
-                  </w:r>
-                </w:p>
-              </w:tc>
-              <w:tc>
-                <w:tcPr>
-                  <w:tcW w:type="dxa" w:w="3005"/>
-                  <w:vAlign w:val="center"/>
-                  <w:tcMar>
-                    <w:top w:w="55" w:type="dxa"/>
-                    <w:bottom w:w="55" w:type="dxa"/>
-                    <w:left w:w="65" w:type="dxa"/>
-                    <w:right w:w="65" w:type="dxa"/>
-                  </w:tcMar>
-                </w:tcPr>
-                <w:p>
-                  <w:pPr>
-                    <w:spacing w:line="276" w:lineRule="auto" w:after="0" w:before="0"/>
-                    <w:snapToGrid w:val="0"/>
-                    <w:jc w:val="center"/>
-                  </w:pPr>
-                  <w:r>
-                    <w:rPr>
-                      <w:rFonts w:ascii="宋体" w:hAnsi="宋体" w:eastAsia="宋体" w:cs="宋体"/>
-                      <w:b w:val="0"/>
-                      <w:color w:val="000000"/>
-                      <w:sz w:val="21"/>
-                    </w:rPr>
-                    <w:t>重访减少，SR未提升</w:t>
-                  </w:r>
-                </w:p>
-              </w:tc>
-            </w:tr>
-            <w:tr>
-              <w:trPr>
-                <w:cantSplit/>
-              </w:trPr>
-              <w:tc>
-                <w:tcPr>
-                  <w:tcW w:type="dxa" w:w="2891"/>
-                  <w:vAlign w:val="center"/>
-                  <w:tcMar>
-                    <w:top w:w="55" w:type="dxa"/>
-                    <w:bottom w:w="55" w:type="dxa"/>
-                    <w:left w:w="65" w:type="dxa"/>
-                    <w:right w:w="65" w:type="dxa"/>
-                  </w:tcMar>
-                </w:tcPr>
-                <w:p>
-                  <w:pPr>
-                    <w:spacing w:line="276" w:lineRule="auto" w:after="0" w:before="0"/>
-                    <w:snapToGrid w:val="0"/>
-                  </w:pPr>
-                  <w:r>
-                    <w:rPr>
-                      <w:rFonts w:ascii="宋体" w:hAnsi="宋体" w:eastAsia="宋体" w:cs="宋体"/>
-                      <w:b w:val="0"/>
-                      <w:color w:val="000000"/>
-                      <w:sz w:val="21"/>
-                    </w:rPr>
-                    <w:t>空间记忆（E）</w:t>
-                  </w:r>
-                </w:p>
-              </w:tc>
-              <w:tc>
-                <w:tcPr>
-                  <w:tcW w:type="dxa" w:w="1276"/>
-                  <w:vAlign w:val="center"/>
-                  <w:tcMar>
-                    <w:top w:w="55" w:type="dxa"/>
-                    <w:bottom w:w="55" w:type="dxa"/>
-                    <w:left w:w="65" w:type="dxa"/>
-                    <w:right w:w="65" w:type="dxa"/>
-                  </w:tcMar>
-                </w:tcPr>
-                <w:p>
-                  <w:pPr>
-                    <w:spacing w:line="276" w:lineRule="auto" w:after="0" w:before="0"/>
-                    <w:snapToGrid w:val="0"/>
-                    <w:jc w:val="center"/>
-                  </w:pPr>
-                  <w:r>
-                    <w:rPr>
-                      <w:rFonts w:ascii="宋体" w:hAnsi="宋体" w:eastAsia="宋体" w:cs="宋体"/>
-                      <w:b w:val="0"/>
-                      <w:color w:val="000000"/>
-                      <w:sz w:val="21"/>
-                    </w:rPr>
-                    <w:t>3/20</w:t>
-                  </w:r>
-                </w:p>
-              </w:tc>
-              <w:tc>
-                <w:tcPr>
-                  <w:tcW w:type="dxa" w:w="709"/>
-                  <w:vAlign w:val="center"/>
-                  <w:tcMar>
-                    <w:top w:w="55" w:type="dxa"/>
-                    <w:bottom w:w="55" w:type="dxa"/>
-                    <w:left w:w="65" w:type="dxa"/>
-                    <w:right w:w="65" w:type="dxa"/>
-                  </w:tcMar>
-                </w:tcPr>
-                <w:p>
-                  <w:pPr>
-                    <w:spacing w:line="276" w:lineRule="auto" w:after="0" w:before="0"/>
-                    <w:snapToGrid w:val="0"/>
-                    <w:jc w:val="center"/>
-                  </w:pPr>
-                  <w:r>
-                    <w:rPr>
-                      <w:rFonts w:ascii="宋体" w:hAnsi="宋体" w:eastAsia="宋体" w:cs="宋体"/>
-                      <w:b w:val="0"/>
-                      <w:color w:val="000000"/>
-                      <w:sz w:val="21"/>
-                    </w:rPr>
-                    <w:t>15%</w:t>
-                  </w:r>
-                </w:p>
-              </w:tc>
-              <w:tc>
-                <w:tcPr>
-                  <w:tcW w:type="dxa" w:w="3005"/>
-                  <w:vAlign w:val="center"/>
-                  <w:tcMar>
-                    <w:top w:w="55" w:type="dxa"/>
-                    <w:bottom w:w="55" w:type="dxa"/>
-                    <w:left w:w="65" w:type="dxa"/>
-                    <w:right w:w="65" w:type="dxa"/>
-                  </w:tcMar>
-                </w:tcPr>
-                <w:p>
-                  <w:pPr>
-                    <w:spacing w:line="276" w:lineRule="auto" w:after="0" w:before="0"/>
-                    <w:snapToGrid w:val="0"/>
-                    <w:jc w:val="center"/>
-                  </w:pPr>
-                  <w:r>
-                    <w:rPr>
-                      <w:rFonts w:ascii="宋体" w:hAnsi="宋体" w:eastAsia="宋体" w:cs="宋体"/>
-                      <w:b w:val="0"/>
-                      <w:color w:val="000000"/>
-                      <w:sz w:val="21"/>
-                    </w:rPr>
-                    <w:t>正常完成19题</w:t>
-                  </w:r>
-                </w:p>
-              </w:tc>
-            </w:tr>
-            <w:tr>
-              <w:trPr>
-                <w:cantSplit/>
-              </w:trPr>
-              <w:tc>
-                <w:tcPr>
-                  <w:tcW w:type="dxa" w:w="2891"/>
-                  <w:vAlign w:val="center"/>
-                  <w:tcMar>
-                    <w:top w:w="55" w:type="dxa"/>
-                    <w:bottom w:w="55" w:type="dxa"/>
-                    <w:left w:w="65" w:type="dxa"/>
-                    <w:right w:w="65" w:type="dxa"/>
-                  </w:tcMar>
-                </w:tcPr>
-                <w:p>
-                  <w:pPr>
-                    <w:spacing w:line="276" w:lineRule="auto" w:after="0" w:before="0"/>
-                    <w:snapToGrid w:val="0"/>
-                  </w:pPr>
-                  <w:r>
-                    <w:rPr>
-                      <w:rFonts w:ascii="宋体" w:hAnsi="宋体" w:eastAsia="宋体" w:cs="宋体"/>
-                      <w:b w:val="0"/>
-                      <w:color w:val="000000"/>
-                      <w:sz w:val="21"/>
-                    </w:rPr>
-                    <w:t>目标邻域确认（F）</w:t>
-                  </w:r>
-                </w:p>
-              </w:tc>
-              <w:tc>
-                <w:tcPr>
-                  <w:tcW w:type="dxa" w:w="1276"/>
-                  <w:vAlign w:val="center"/>
-                  <w:tcMar>
-                    <w:top w:w="55" w:type="dxa"/>
-                    <w:bottom w:w="55" w:type="dxa"/>
-                    <w:left w:w="65" w:type="dxa"/>
-                    <w:right w:w="65" w:type="dxa"/>
-                  </w:tcMar>
-                </w:tcPr>
-                <w:p>
-                  <w:pPr>
-                    <w:spacing w:line="276" w:lineRule="auto" w:after="0" w:before="0"/>
-                    <w:snapToGrid w:val="0"/>
-                    <w:jc w:val="center"/>
-                  </w:pPr>
-                  <w:r>
-                    <w:rPr>
-                      <w:rFonts w:ascii="宋体" w:hAnsi="宋体" w:eastAsia="宋体" w:cs="宋体"/>
-                      <w:b w:val="0"/>
-                      <w:color w:val="000000"/>
-                      <w:sz w:val="21"/>
-                    </w:rPr>
-                    <w:t>1/20</w:t>
-                  </w:r>
-                </w:p>
-              </w:tc>
-              <w:tc>
-                <w:tcPr>
-                  <w:tcW w:type="dxa" w:w="709"/>
-                  <w:vAlign w:val="center"/>
-                  <w:tcMar>
-                    <w:top w:w="55" w:type="dxa"/>
-                    <w:bottom w:w="55" w:type="dxa"/>
-                    <w:left w:w="65" w:type="dxa"/>
-                    <w:right w:w="65" w:type="dxa"/>
-                  </w:tcMar>
-                </w:tcPr>
-                <w:p>
-                  <w:pPr>
-                    <w:spacing w:line="276" w:lineRule="auto" w:after="0" w:before="0"/>
-                    <w:snapToGrid w:val="0"/>
-                    <w:jc w:val="center"/>
-                  </w:pPr>
-                  <w:r>
-                    <w:rPr>
-                      <w:rFonts w:ascii="宋体" w:hAnsi="宋体" w:eastAsia="宋体" w:cs="宋体"/>
-                      <w:b w:val="0"/>
-                      <w:color w:val="000000"/>
-                      <w:sz w:val="21"/>
-                    </w:rPr>
-                    <w:t>5%</w:t>
-                  </w:r>
-                </w:p>
-              </w:tc>
-              <w:tc>
-                <w:tcPr>
-                  <w:tcW w:type="dxa" w:w="3005"/>
-                  <w:vAlign w:val="center"/>
-                  <w:tcMar>
-                    <w:top w:w="55" w:type="dxa"/>
-                    <w:bottom w:w="55" w:type="dxa"/>
-                    <w:left w:w="65" w:type="dxa"/>
-                    <w:right w:w="65" w:type="dxa"/>
-                  </w:tcMar>
-                </w:tcPr>
-                <w:p>
-                  <w:pPr>
-                    <w:spacing w:line="276" w:lineRule="auto" w:after="0" w:before="0"/>
-                    <w:snapToGrid w:val="0"/>
-                    <w:jc w:val="center"/>
-                  </w:pPr>
-                  <w:r>
-                    <w:rPr>
-                      <w:rFonts w:ascii="宋体" w:hAnsi="宋体" w:eastAsia="宋体" w:cs="宋体"/>
-                      <w:b w:val="0"/>
-                      <w:color w:val="000000"/>
-                      <w:sz w:val="21"/>
-                    </w:rPr>
-                    <w:t>负结果，冻结</w:t>
-                  </w:r>
-                </w:p>
-              </w:tc>
-            </w:tr>
-            <w:tr>
-              <w:trPr>
-                <w:cantSplit/>
-              </w:trPr>
-              <w:tc>
-                <w:tcPr>
-                  <w:tcW w:type="dxa" w:w="2891"/>
-                  <w:vAlign w:val="center"/>
-                  <w:tcMar>
-                    <w:top w:w="55" w:type="dxa"/>
-                    <w:bottom w:w="55" w:type="dxa"/>
-                    <w:left w:w="65" w:type="dxa"/>
-                    <w:right w:w="65" w:type="dxa"/>
-                  </w:tcMar>
-                </w:tcPr>
-                <w:p>
-                  <w:pPr>
-                    <w:spacing w:line="276" w:lineRule="auto" w:after="0" w:before="0"/>
-                    <w:snapToGrid w:val="0"/>
-                  </w:pPr>
-                  <w:r>
-                    <w:rPr>
-                      <w:rFonts w:ascii="宋体" w:hAnsi="宋体" w:eastAsia="宋体" w:cs="宋体"/>
-                      <w:b w:val="0"/>
-                      <w:color w:val="000000"/>
-                      <w:sz w:val="21"/>
-                    </w:rPr>
-                    <w:t>粗区域层级搜索（G）</w:t>
-                  </w:r>
-                </w:p>
-              </w:tc>
-              <w:tc>
-                <w:tcPr>
-                  <w:tcW w:type="dxa" w:w="1276"/>
-                  <w:vAlign w:val="center"/>
-                  <w:tcMar>
-                    <w:top w:w="55" w:type="dxa"/>
-                    <w:bottom w:w="55" w:type="dxa"/>
-                    <w:left w:w="65" w:type="dxa"/>
-                    <w:right w:w="65" w:type="dxa"/>
-                  </w:tcMar>
-                </w:tcPr>
-                <w:p>
-                  <w:pPr>
-                    <w:spacing w:line="276" w:lineRule="auto" w:after="0" w:before="0"/>
-                    <w:snapToGrid w:val="0"/>
-                    <w:jc w:val="center"/>
-                  </w:pPr>
-                  <w:r>
-                    <w:rPr>
-                      <w:rFonts w:ascii="宋体" w:hAnsi="宋体" w:eastAsia="宋体" w:cs="宋体"/>
-                      <w:b w:val="0"/>
-                      <w:color w:val="000000"/>
-                      <w:sz w:val="21"/>
-                    </w:rPr>
-                    <w:t>10/20</w:t>
-                  </w:r>
-                </w:p>
-              </w:tc>
-              <w:tc>
-                <w:tcPr>
-                  <w:tcW w:type="dxa" w:w="709"/>
-                  <w:vAlign w:val="center"/>
-                  <w:tcMar>
-                    <w:top w:w="55" w:type="dxa"/>
-                    <w:bottom w:w="55" w:type="dxa"/>
-                    <w:left w:w="65" w:type="dxa"/>
-                    <w:right w:w="65" w:type="dxa"/>
-                  </w:tcMar>
-                </w:tcPr>
-                <w:p>
-                  <w:pPr>
-                    <w:spacing w:line="276" w:lineRule="auto" w:after="0" w:before="0"/>
-                    <w:snapToGrid w:val="0"/>
-                    <w:jc w:val="center"/>
-                  </w:pPr>
-                  <w:r>
-                    <w:rPr>
-                      <w:rFonts w:ascii="宋体" w:hAnsi="宋体" w:eastAsia="宋体" w:cs="宋体"/>
-                      <w:b w:val="0"/>
-                      <w:color w:val="000000"/>
-                      <w:sz w:val="21"/>
-                    </w:rPr>
-                    <w:t>50%</w:t>
-                  </w:r>
-                </w:p>
-              </w:tc>
-              <w:tc>
-                <w:tcPr>
-                  <w:tcW w:type="dxa" w:w="3005"/>
-                  <w:vAlign w:val="center"/>
-                  <w:tcMar>
-                    <w:top w:w="55" w:type="dxa"/>
-                    <w:bottom w:w="55" w:type="dxa"/>
-                    <w:left w:w="65" w:type="dxa"/>
-                    <w:right w:w="65" w:type="dxa"/>
-                  </w:tcMar>
-                </w:tcPr>
-                <w:p>
-                  <w:pPr>
-                    <w:spacing w:line="276" w:lineRule="auto" w:after="0" w:before="0"/>
-                    <w:snapToGrid w:val="0"/>
-                    <w:jc w:val="center"/>
-                  </w:pPr>
-                  <w:r>
-                    <w:rPr>
-                      <w:rFonts w:ascii="宋体" w:hAnsi="宋体" w:eastAsia="宋体" w:cs="宋体"/>
-                      <w:b w:val="0"/>
-                      <w:color w:val="000000"/>
-                      <w:sz w:val="21"/>
-                    </w:rPr>
-                    <w:t>与同题Frontier持平</w:t>
-                  </w:r>
-                </w:p>
-              </w:tc>
-            </w:tr>
-            <w:tr>
-              <w:trPr>
-                <w:cantSplit/>
-              </w:trPr>
-              <w:tc>
-                <w:tcPr>
-                  <w:tcW w:type="dxa" w:w="2891"/>
-                  <w:vAlign w:val="center"/>
-                  <w:tcMar>
-                    <w:top w:w="55" w:type="dxa"/>
-                    <w:bottom w:w="55" w:type="dxa"/>
-                    <w:left w:w="65" w:type="dxa"/>
-                    <w:right w:w="65" w:type="dxa"/>
-                  </w:tcMar>
-                </w:tcPr>
-                <w:p>
-                  <w:pPr>
-                    <w:spacing w:line="276" w:lineRule="auto" w:after="0" w:before="0"/>
-                    <w:snapToGrid w:val="0"/>
-                  </w:pPr>
-                  <w:r>
-                    <w:rPr>
-                      <w:rFonts w:ascii="宋体" w:hAnsi="宋体" w:eastAsia="宋体" w:cs="宋体"/>
-                      <w:b w:val="0"/>
-                      <w:color w:val="000000"/>
-                      <w:sz w:val="21"/>
-                    </w:rPr>
-                    <w:t>无图Frontier规则</w:t>
-                  </w:r>
-                </w:p>
-              </w:tc>
-              <w:tc>
-                <w:tcPr>
-                  <w:tcW w:type="dxa" w:w="1276"/>
-                  <w:vAlign w:val="center"/>
-                  <w:tcMar>
-                    <w:top w:w="55" w:type="dxa"/>
-                    <w:bottom w:w="55" w:type="dxa"/>
-                    <w:left w:w="65" w:type="dxa"/>
-                    <w:right w:w="65" w:type="dxa"/>
-                  </w:tcMar>
-                </w:tcPr>
-                <w:p>
-                  <w:pPr>
-                    <w:spacing w:line="276" w:lineRule="auto" w:after="0" w:before="0"/>
-                    <w:snapToGrid w:val="0"/>
-                    <w:jc w:val="center"/>
-                  </w:pPr>
-                  <w:r>
-                    <w:rPr>
-                      <w:rFonts w:ascii="宋体" w:hAnsi="宋体" w:eastAsia="宋体" w:cs="宋体"/>
-                      <w:b w:val="0"/>
-                      <w:color w:val="000000"/>
-                      <w:sz w:val="21"/>
-                    </w:rPr>
-                    <w:t>10/20</w:t>
-                  </w:r>
-                </w:p>
-              </w:tc>
-              <w:tc>
-                <w:tcPr>
-                  <w:tcW w:type="dxa" w:w="709"/>
-                  <w:vAlign w:val="center"/>
-                  <w:tcMar>
-                    <w:top w:w="55" w:type="dxa"/>
-                    <w:bottom w:w="55" w:type="dxa"/>
-                    <w:left w:w="65" w:type="dxa"/>
-                    <w:right w:w="65" w:type="dxa"/>
-                  </w:tcMar>
-                </w:tcPr>
-                <w:p>
-                  <w:pPr>
-                    <w:spacing w:line="276" w:lineRule="auto" w:after="0" w:before="0"/>
-                    <w:snapToGrid w:val="0"/>
-                    <w:jc w:val="center"/>
-                  </w:pPr>
-                  <w:r>
-                    <w:rPr>
-                      <w:rFonts w:ascii="宋体" w:hAnsi="宋体" w:eastAsia="宋体" w:cs="宋体"/>
-                      <w:b w:val="0"/>
-                      <w:color w:val="000000"/>
-                      <w:sz w:val="21"/>
-                    </w:rPr>
-                    <w:t>50%</w:t>
-                  </w:r>
-                </w:p>
-              </w:tc>
-              <w:tc>
-                <w:tcPr>
-                  <w:tcW w:type="dxa" w:w="3005"/>
-                  <w:vAlign w:val="center"/>
-                  <w:tcMar>
-                    <w:top w:w="55" w:type="dxa"/>
-                    <w:bottom w:w="55" w:type="dxa"/>
-                    <w:left w:w="65" w:type="dxa"/>
-                    <w:right w:w="65" w:type="dxa"/>
-                  </w:tcMar>
-                </w:tcPr>
-                <w:p>
-                  <w:pPr>
-                    <w:spacing w:line="276" w:lineRule="auto" w:after="0" w:before="0"/>
-                    <w:snapToGrid w:val="0"/>
-                    <w:jc w:val="center"/>
-                  </w:pPr>
-                  <w:r>
-                    <w:rPr>
-                      <w:rFonts w:ascii="宋体" w:hAnsi="宋体" w:eastAsia="宋体" w:cs="宋体"/>
-                      <w:b w:val="0"/>
-                      <w:color w:val="000000"/>
-                      <w:sz w:val="21"/>
-                    </w:rPr>
-                    <w:t>覆盖效率较高</w:t>
-                  </w:r>
-                </w:p>
-              </w:tc>
-            </w:tr>
-          </w:tbl>
-          <w:p>
-            <w:pPr>
-              <w:spacing w:after="0" w:line="40" w:lineRule="exact"/>
-              <w:snapToGrid w:val="0"/>
+              <w:t>图1  当前单智能体的观察 决策 行动反馈闭环</w:t>
+            </w:r>
+          </w:p>
+          <w:p>
+            <w:pPr>
+              <w:keepNext w:val="0"/>
+              <w:pageBreakBefore w:val="0"/>
+              <w:widowControl/>
+              <w:snapToGrid w:val="0"/>
+              <w:spacing w:before="0" w:after="100" w:line="288" w:lineRule="auto"/>
             </w:pPr>
             <w:r>
               <w:rPr>
                 <w:rFonts w:ascii="宋体" w:hAnsi="宋体" w:eastAsia="宋体" w:cs="宋体"/>
                 <w:b w:val="0"/>
                 <w:color w:val="000000"/>
-                <w:sz w:val="4"/>
-              </w:rPr>
+                <w:sz w:val="21"/>
+              </w:rPr>
+              <w:t>S2固定val100×3同题对照中，无视觉线索SR为73.00%，真实目标为89.33%，均值与错误目标为69.00%与69.67%。目标贡献与工程门槛均通过，说明本队列上目标线索能够增加实际成功，而非仅改变输出动作。</w:t>
             </w:r>
           </w:p>
           <w:p>
             <w:pPr>
               <w:keepNext w:val="0"/>
-              <w:widowControl/>
-              <w:snapToGrid w:val="0"/>
-              <w:spacing w:before="0" w:after="100" w:line="288" w:lineRule="auto"/>
-            </w:pPr>
-            <w:r>
-              <w:rPr>
-                <w:rFonts w:ascii="宋体" w:hAnsi="宋体" w:eastAsia="宋体" w:cs="宋体"/>
-                <w:b w:val="0"/>
-                <w:color w:val="000000"/>
-                <w:sz w:val="21"/>
-              </w:rPr>
-              <w:t>注：表中均按计划20题计算SR，E、F各有1题API中断。最初一次同设置最小VLM试验为0/20；A为后续独立批次。小规模结果不与val100直接排名。</w:t>
-            </w:r>
-          </w:p>
-          <w:p>
-            <w:pPr>
-              <w:keepNext w:val="0"/>
+              <w:pageBreakBefore w:val="0"/>
               <w:widowControl/>
               <w:snapToGrid w:val="0"/>
               <w:spacing w:before="0" w:after="60" w:line="360" w:lineRule="auto"/>
@@ -2460,61 +1942,7 @@
                 <w:color w:val="000000"/>
                 <w:sz w:val="24"/>
               </w:rPr>
-              <w:t>G采用3×3粗区域排序后再选择四方向动作，20题SR为50%、SG为2.00，但尚未显示相对无图规则的SR优势。完整val100的云端S2验证遇到超时、连接异常和限流，G、E首轮分别仅20/100题正常完成。批次收尾不等于评测完成，因此不能据此宣布S2通过。</w:t>
-            </w:r>
-          </w:p>
-          <w:p>
-            <w:pPr>
-              <w:keepNext/>
-              <w:widowControl/>
-              <w:snapToGrid w:val="0"/>
-              <w:spacing w:before="120" w:after="100" w:line="360" w:lineRule="auto"/>
-              <w:ind w:firstLine="0"/>
-            </w:pPr>
-            <w:r>
-              <w:rPr>
-                <w:rFonts w:ascii="宋体" w:hAnsi="宋体" w:eastAsia="宋体" w:cs="宋体"/>
-                <w:b/>
-                <w:color w:val="000000"/>
-                <w:sz w:val="24"/>
-              </w:rPr>
-              <w:t>（三）本地小策略网络与训练实现修正</w:t>
-            </w:r>
-          </w:p>
-          <w:p>
-            <w:pPr>
-              <w:keepNext w:val="0"/>
-              <w:widowControl/>
-              <w:snapToGrid w:val="0"/>
-              <w:spacing w:before="0" w:after="60" w:line="360" w:lineRule="auto"/>
-              <w:ind w:firstLine="480"/>
-            </w:pPr>
-            <w:r>
-              <w:rPr>
-                <w:rFonts w:ascii="宋体" w:hAnsi="宋体" w:eastAsia="宋体" w:cs="宋体"/>
-                <w:b w:val="0"/>
-                <w:color w:val="000000"/>
-                <w:sz w:val="24"/>
-              </w:rPr>
-              <w:t>本地分支采用冻结Sat2Cap特征与约80万参数的GRU策略，输入目标、当前图块特征及公开状态，输出四方向动作。在已有CUDA环境中使用PPO与势函数奖励塑形（PBRS）训练；目标距离仅用于构造奖励，不作为执行输入。</w:t>
-            </w:r>
-          </w:p>
-          <w:p>
-            <w:pPr>
-              <w:keepNext w:val="0"/>
-              <w:widowControl/>
-              <w:snapToGrid w:val="0"/>
-              <w:spacing w:before="0" w:after="60" w:line="360" w:lineRule="auto"/>
-              <w:ind w:firstLine="480"/>
-            </w:pPr>
-            <w:r>
-              <w:rPr>
-                <w:rFonts w:ascii="宋体" w:hAnsi="宋体" w:eastAsia="宋体" w:cs="宋体"/>
-                <w:b w:val="0"/>
-                <w:color w:val="000000"/>
-                <w:sz w:val="24"/>
-              </w:rPr>
-              <w:t>已修正早期训练的到达奖励、终态势函数和序列梯度问题。旧试跑值仅作历史记录；后续统一初始化、训练步数和最终权重，采用三个续训种子配对。</w:t>
+              <w:t>PBRS与合法动作筛选作为基础训练与执行机制保留；好奇心奖励、网络扩容和若干目标监督候选未形成稳定收益。探索器与视觉头是单智能体内部模块，不能将这一结构称为多智能体协作。</w:t>
             </w:r>
           </w:p>
         </w:tc>
@@ -2522,19 +1950,8 @@
     </w:tbl>
     <w:p>
       <w:pPr>
-        <w:spacing w:after="0" w:before="0" w:line="20" w:lineRule="exact"/>
-        <w:keepNext/>
         <w:pageBreakBefore/>
-        <w:snapToGrid w:val="0"/>
       </w:pPr>
-      <w:r>
-        <w:rPr>
-          <w:rFonts w:ascii="宋体" w:hAnsi="宋体" w:eastAsia="宋体" w:cs="宋体"/>
-          <w:b w:val="0"/>
-          <w:color w:val="000000"/>
-          <w:sz w:val="2"/>
-        </w:rPr>
-      </w:r>
     </w:p>
     <w:tbl>
       <w:tblPr>
@@ -2599,6 +2016,26 @@
           <w:p>
             <w:pPr>
               <w:keepNext/>
+              <w:pageBreakBefore w:val="0"/>
+              <w:widowControl/>
+              <w:snapToGrid w:val="0"/>
+              <w:spacing w:before="120" w:after="100" w:line="360" w:lineRule="auto"/>
+              <w:ind w:firstLine="0"/>
+            </w:pPr>
+            <w:r>
+              <w:rPr>
+                <w:rFonts w:ascii="宋体" w:hAnsi="宋体" w:eastAsia="宋体" w:cs="宋体"/>
+                <w:b/>
+                <w:color w:val="000000"/>
+                <w:sz w:val="24"/>
+              </w:rPr>
+              <w:t>（三）正式分阶段验收与迁移结果</w:t>
+            </w:r>
+          </w:p>
+          <w:p>
+            <w:pPr>
+              <w:keepNext/>
+              <w:pageBreakBefore w:val="0"/>
               <w:widowControl/>
               <w:snapToGrid w:val="0"/>
               <w:spacing w:before="0" w:after="80" w:line="264" w:lineRule="auto"/>
@@ -2611,7 +2048,7 @@
                 <w:color w:val="000000"/>
                 <w:sz w:val="21"/>
               </w:rPr>
-              <w:t>表2  本地val100上的主要对照结果</w:t>
+              <w:t>表1  当前冻结主方法的已通过验收</w:t>
             </w:r>
           </w:p>
           <w:tbl>
@@ -2630,10 +2067,11 @@
               </w:tblBorders>
             </w:tblPr>
             <w:tblGrid>
-              <w:gridCol w:w="3288"/>
-              <w:gridCol w:w="1134"/>
-              <w:gridCol w:w="1134"/>
-              <w:gridCol w:w="2324"/>
+              <w:gridCol w:w="1871"/>
+              <w:gridCol w:w="1757"/>
+              <w:gridCol w:w="1474"/>
+              <w:gridCol w:w="1417"/>
+              <w:gridCol w:w="1361"/>
             </w:tblGrid>
             <w:tr>
               <w:trPr>
@@ -2642,7 +2080,7 @@
               </w:trPr>
               <w:tc>
                 <w:tcPr>
-                  <w:tcW w:type="dxa" w:w="3288"/>
+                  <w:tcW w:type="dxa" w:w="1871"/>
                   <w:vAlign w:val="center"/>
                   <w:tcMar>
                     <w:top w:w="55" w:type="dxa"/>
@@ -2664,13 +2102,13 @@
                       <w:color w:val="000000"/>
                       <w:sz w:val="21"/>
                     </w:rPr>
-                    <w:t>方法</w:t>
-                  </w:r>
-                </w:p>
-              </w:tc>
-              <w:tc>
-                <w:tcPr>
-                  <w:tcW w:type="dxa" w:w="1134"/>
+                    <w:t>验收</w:t>
+                  </w:r>
+                </w:p>
+              </w:tc>
+              <w:tc>
+                <w:tcPr>
+                  <w:tcW w:type="dxa" w:w="1757"/>
                   <w:vAlign w:val="center"/>
                   <w:tcMar>
                     <w:top w:w="55" w:type="dxa"/>
@@ -2692,13 +2130,69 @@
                       <w:color w:val="000000"/>
                       <w:sz w:val="21"/>
                     </w:rPr>
+                    <w:t>源图 / 每权重任务</w:t>
+                  </w:r>
+                </w:p>
+              </w:tc>
+              <w:tc>
+                <w:tcPr>
+                  <w:tcW w:type="dxa" w:w="1474"/>
+                  <w:vAlign w:val="center"/>
+                  <w:tcMar>
+                    <w:top w:w="55" w:type="dxa"/>
+                    <w:bottom w:w="55" w:type="dxa"/>
+                    <w:left w:w="65" w:type="dxa"/>
+                    <w:right w:w="65" w:type="dxa"/>
+                  </w:tcMar>
+                </w:tcPr>
+                <w:p>
+                  <w:pPr>
+                    <w:spacing w:line="276" w:lineRule="auto" w:after="0" w:before="0"/>
+                    <w:snapToGrid w:val="0"/>
+                    <w:jc w:val="center"/>
+                  </w:pPr>
+                  <w:r>
+                    <w:rPr>
+                      <w:rFonts w:ascii="宋体" w:hAnsi="宋体" w:eastAsia="宋体" w:cs="宋体"/>
+                      <w:b/>
+                      <w:color w:val="000000"/>
+                      <w:sz w:val="21"/>
+                    </w:rPr>
+                    <w:t>协议</w:t>
+                  </w:r>
+                </w:p>
+              </w:tc>
+              <w:tc>
+                <w:tcPr>
+                  <w:tcW w:type="dxa" w:w="1417"/>
+                  <w:vAlign w:val="center"/>
+                  <w:tcMar>
+                    <w:top w:w="55" w:type="dxa"/>
+                    <w:bottom w:w="55" w:type="dxa"/>
+                    <w:left w:w="65" w:type="dxa"/>
+                    <w:right w:w="65" w:type="dxa"/>
+                  </w:tcMar>
+                </w:tcPr>
+                <w:p>
+                  <w:pPr>
+                    <w:spacing w:line="276" w:lineRule="auto" w:after="0" w:before="0"/>
+                    <w:snapToGrid w:val="0"/>
+                    <w:jc w:val="center"/>
+                  </w:pPr>
+                  <w:r>
+                    <w:rPr>
+                      <w:rFonts w:ascii="宋体" w:hAnsi="宋体" w:eastAsia="宋体" w:cs="宋体"/>
+                      <w:b/>
+                      <w:color w:val="000000"/>
+                      <w:sz w:val="21"/>
+                    </w:rPr>
                     <w:t>平均SR</w:t>
                   </w:r>
                 </w:p>
               </w:tc>
               <w:tc>
                 <w:tcPr>
-                  <w:tcW w:type="dxa" w:w="1134"/>
+                  <w:tcW w:type="dxa" w:w="1361"/>
                   <w:vAlign w:val="center"/>
                   <w:tcMar>
                     <w:top w:w="55" w:type="dxa"/>
@@ -2721,34 +2215,6 @@
                       <w:sz w:val="21"/>
                     </w:rPr>
                     <w:t>平均SG</w:t>
-                  </w:r>
-                </w:p>
-              </w:tc>
-              <w:tc>
-                <w:tcPr>
-                  <w:tcW w:type="dxa" w:w="2324"/>
-                  <w:vAlign w:val="center"/>
-                  <w:tcMar>
-                    <w:top w:w="55" w:type="dxa"/>
-                    <w:bottom w:w="55" w:type="dxa"/>
-                    <w:left w:w="65" w:type="dxa"/>
-                    <w:right w:w="65" w:type="dxa"/>
-                  </w:tcMar>
-                </w:tcPr>
-                <w:p>
-                  <w:pPr>
-                    <w:spacing w:line="276" w:lineRule="auto" w:after="0" w:before="0"/>
-                    <w:snapToGrid w:val="0"/>
-                    <w:jc w:val="center"/>
-                  </w:pPr>
-                  <w:r>
-                    <w:rPr>
-                      <w:rFonts w:ascii="宋体" w:hAnsi="宋体" w:eastAsia="宋体" w:cs="宋体"/>
-                      <w:b/>
-                      <w:color w:val="000000"/>
-                      <w:sz w:val="21"/>
-                    </w:rPr>
-                    <w:t>处理意见</w:t>
                   </w:r>
                 </w:p>
               </w:tc>
@@ -2759,112 +2225,140 @@
               </w:trPr>
               <w:tc>
                 <w:tcPr>
-                  <w:tcW w:type="dxa" w:w="3288"/>
-                  <w:vAlign w:val="center"/>
-                  <w:tcMar>
-                    <w:top w:w="55" w:type="dxa"/>
-                    <w:bottom w:w="55" w:type="dxa"/>
-                    <w:left w:w="65" w:type="dxa"/>
-                    <w:right w:w="65" w:type="dxa"/>
-                  </w:tcMar>
-                </w:tcPr>
-                <w:p>
-                  <w:pPr>
-                    <w:spacing w:line="276" w:lineRule="auto" w:after="0" w:before="0"/>
-                    <w:snapToGrid w:val="0"/>
-                  </w:pPr>
-                  <w:r>
-                    <w:rPr>
-                      <w:rFonts w:ascii="宋体" w:hAnsi="宋体" w:eastAsia="宋体" w:cs="宋体"/>
-                      <w:b w:val="0"/>
-                      <w:color w:val="000000"/>
-                      <w:sz w:val="21"/>
-                    </w:rPr>
-                    <w:t>修正PBRS</w:t>
-                  </w:r>
-                </w:p>
-              </w:tc>
-              <w:tc>
-                <w:tcPr>
-                  <w:tcW w:type="dxa" w:w="1134"/>
-                  <w:vAlign w:val="center"/>
-                  <w:tcMar>
-                    <w:top w:w="55" w:type="dxa"/>
-                    <w:bottom w:w="55" w:type="dxa"/>
-                    <w:left w:w="65" w:type="dxa"/>
-                    <w:right w:w="65" w:type="dxa"/>
-                  </w:tcMar>
-                </w:tcPr>
-                <w:p>
-                  <w:pPr>
-                    <w:spacing w:line="276" w:lineRule="auto" w:after="0" w:before="0"/>
-                    <w:snapToGrid w:val="0"/>
-                    <w:jc w:val="center"/>
-                  </w:pPr>
-                  <w:r>
-                    <w:rPr>
-                      <w:rFonts w:ascii="宋体" w:hAnsi="宋体" w:eastAsia="宋体" w:cs="宋体"/>
-                      <w:b w:val="0"/>
-                      <w:color w:val="000000"/>
-                      <w:sz w:val="21"/>
-                    </w:rPr>
-                    <w:t>44.33%</w:t>
-                  </w:r>
-                </w:p>
-              </w:tc>
-              <w:tc>
-                <w:tcPr>
-                  <w:tcW w:type="dxa" w:w="1134"/>
-                  <w:vAlign w:val="center"/>
-                  <w:tcMar>
-                    <w:top w:w="55" w:type="dxa"/>
-                    <w:bottom w:w="55" w:type="dxa"/>
-                    <w:left w:w="65" w:type="dxa"/>
-                    <w:right w:w="65" w:type="dxa"/>
-                  </w:tcMar>
-                </w:tcPr>
-                <w:p>
-                  <w:pPr>
-                    <w:spacing w:line="276" w:lineRule="auto" w:after="0" w:before="0"/>
-                    <w:snapToGrid w:val="0"/>
-                    <w:jc w:val="center"/>
-                  </w:pPr>
-                  <w:r>
-                    <w:rPr>
-                      <w:rFonts w:ascii="宋体" w:hAnsi="宋体" w:eastAsia="宋体" w:cs="宋体"/>
-                      <w:b w:val="0"/>
-                      <w:color w:val="000000"/>
-                      <w:sz w:val="21"/>
-                    </w:rPr>
-                    <w:t>1.507</w:t>
-                  </w:r>
-                </w:p>
-              </w:tc>
-              <w:tc>
-                <w:tcPr>
-                  <w:tcW w:type="dxa" w:w="2324"/>
-                  <w:vAlign w:val="center"/>
-                  <w:tcMar>
-                    <w:top w:w="55" w:type="dxa"/>
-                    <w:bottom w:w="55" w:type="dxa"/>
-                    <w:left w:w="65" w:type="dxa"/>
-                    <w:right w:w="65" w:type="dxa"/>
-                  </w:tcMar>
-                </w:tcPr>
-                <w:p>
-                  <w:pPr>
-                    <w:spacing w:line="276" w:lineRule="auto" w:after="0" w:before="0"/>
-                    <w:snapToGrid w:val="0"/>
-                    <w:jc w:val="center"/>
-                  </w:pPr>
-                  <w:r>
-                    <w:rPr>
-                      <w:rFonts w:ascii="宋体" w:hAnsi="宋体" w:eastAsia="宋体" w:cs="宋体"/>
-                      <w:b w:val="0"/>
-                      <w:color w:val="000000"/>
-                      <w:sz w:val="21"/>
-                    </w:rPr>
-                    <w:t>保留训练对照</w:t>
+                  <w:tcW w:type="dxa" w:w="1871"/>
+                  <w:vAlign w:val="center"/>
+                  <w:tcMar>
+                    <w:top w:w="55" w:type="dxa"/>
+                    <w:bottom w:w="55" w:type="dxa"/>
+                    <w:left w:w="65" w:type="dxa"/>
+                    <w:right w:w="65" w:type="dxa"/>
+                  </w:tcMar>
+                </w:tcPr>
+                <w:p>
+                  <w:pPr>
+                    <w:spacing w:line="276" w:lineRule="auto" w:after="0" w:before="0"/>
+                    <w:snapToGrid w:val="0"/>
+                  </w:pPr>
+                  <w:r>
+                    <w:rPr>
+                      <w:rFonts w:ascii="宋体" w:hAnsi="宋体" w:eastAsia="宋体" w:cs="宋体"/>
+                      <w:b w:val="0"/>
+                      <w:color w:val="000000"/>
+                      <w:sz w:val="21"/>
+                    </w:rPr>
+                    <w:t>S2稳定验证</w:t>
+                  </w:r>
+                </w:p>
+              </w:tc>
+              <w:tc>
+                <w:tcPr>
+                  <w:tcW w:type="dxa" w:w="1757"/>
+                  <w:vAlign w:val="center"/>
+                  <w:tcMar>
+                    <w:top w:w="55" w:type="dxa"/>
+                    <w:bottom w:w="55" w:type="dxa"/>
+                    <w:left w:w="65" w:type="dxa"/>
+                    <w:right w:w="65" w:type="dxa"/>
+                  </w:tcMar>
+                </w:tcPr>
+                <w:p>
+                  <w:pPr>
+                    <w:spacing w:line="276" w:lineRule="auto" w:after="0" w:before="0"/>
+                    <w:snapToGrid w:val="0"/>
+                    <w:jc w:val="center"/>
+                  </w:pPr>
+                  <w:r>
+                    <w:rPr>
+                      <w:rFonts w:ascii="宋体" w:hAnsi="宋体" w:eastAsia="宋体" w:cs="宋体"/>
+                      <w:b w:val="0"/>
+                      <w:color w:val="000000"/>
+                      <w:sz w:val="21"/>
+                    </w:rPr>
+                    <w:t>4 / 100</w:t>
+                  </w:r>
+                </w:p>
+              </w:tc>
+              <w:tc>
+                <w:tcPr>
+                  <w:tcW w:type="dxa" w:w="1474"/>
+                  <w:vAlign w:val="center"/>
+                  <w:tcMar>
+                    <w:top w:w="55" w:type="dxa"/>
+                    <w:bottom w:w="55" w:type="dxa"/>
+                    <w:left w:w="65" w:type="dxa"/>
+                    <w:right w:w="65" w:type="dxa"/>
+                  </w:tcMar>
+                </w:tcPr>
+                <w:p>
+                  <w:pPr>
+                    <w:spacing w:line="276" w:lineRule="auto" w:after="0" w:before="0"/>
+                    <w:snapToGrid w:val="0"/>
+                    <w:jc w:val="center"/>
+                  </w:pPr>
+                  <w:r>
+                    <w:rPr>
+                      <w:rFonts w:ascii="宋体" w:hAnsi="宋体" w:eastAsia="宋体" w:cs="宋体"/>
+                      <w:b w:val="0"/>
+                      <w:color w:val="000000"/>
+                      <w:sz w:val="21"/>
+                    </w:rPr>
+                    <w:t>5×5 / B10</w:t>
+                  </w:r>
+                </w:p>
+              </w:tc>
+              <w:tc>
+                <w:tcPr>
+                  <w:tcW w:type="dxa" w:w="1417"/>
+                  <w:vAlign w:val="center"/>
+                  <w:tcMar>
+                    <w:top w:w="55" w:type="dxa"/>
+                    <w:bottom w:w="55" w:type="dxa"/>
+                    <w:left w:w="65" w:type="dxa"/>
+                    <w:right w:w="65" w:type="dxa"/>
+                  </w:tcMar>
+                </w:tcPr>
+                <w:p>
+                  <w:pPr>
+                    <w:spacing w:line="276" w:lineRule="auto" w:after="0" w:before="0"/>
+                    <w:snapToGrid w:val="0"/>
+                    <w:jc w:val="center"/>
+                  </w:pPr>
+                  <w:r>
+                    <w:rPr>
+                      <w:rFonts w:ascii="宋体" w:hAnsi="宋体" w:eastAsia="宋体" w:cs="宋体"/>
+                      <w:b w:val="0"/>
+                      <w:color w:val="000000"/>
+                      <w:sz w:val="21"/>
+                    </w:rPr>
+                    <w:t>89.33%</w:t>
+                  </w:r>
+                </w:p>
+              </w:tc>
+              <w:tc>
+                <w:tcPr>
+                  <w:tcW w:type="dxa" w:w="1361"/>
+                  <w:vAlign w:val="center"/>
+                  <w:tcMar>
+                    <w:top w:w="55" w:type="dxa"/>
+                    <w:bottom w:w="55" w:type="dxa"/>
+                    <w:left w:w="65" w:type="dxa"/>
+                    <w:right w:w="65" w:type="dxa"/>
+                  </w:tcMar>
+                </w:tcPr>
+                <w:p>
+                  <w:pPr>
+                    <w:spacing w:line="276" w:lineRule="auto" w:after="0" w:before="0"/>
+                    <w:snapToGrid w:val="0"/>
+                    <w:jc w:val="center"/>
+                  </w:pPr>
+                  <w:r>
+                    <w:rPr>
+                      <w:rFonts w:ascii="宋体" w:hAnsi="宋体" w:eastAsia="宋体" w:cs="宋体"/>
+                      <w:b w:val="0"/>
+                      <w:color w:val="000000"/>
+                      <w:sz w:val="21"/>
+                    </w:rPr>
+                    <w:t>0.320</w:t>
                   </w:r>
                 </w:p>
               </w:tc>
@@ -2875,112 +2369,140 @@
               </w:trPr>
               <w:tc>
                 <w:tcPr>
-                  <w:tcW w:type="dxa" w:w="3288"/>
-                  <w:vAlign w:val="center"/>
-                  <w:tcMar>
-                    <w:top w:w="55" w:type="dxa"/>
-                    <w:bottom w:w="55" w:type="dxa"/>
-                    <w:left w:w="65" w:type="dxa"/>
-                    <w:right w:w="65" w:type="dxa"/>
-                  </w:tcMar>
-                </w:tcPr>
-                <w:p>
-                  <w:pPr>
-                    <w:spacing w:line="276" w:lineRule="auto" w:after="0" w:before="0"/>
-                    <w:snapToGrid w:val="0"/>
-                  </w:pPr>
-                  <w:r>
-                    <w:rPr>
-                      <w:rFonts w:ascii="宋体" w:hAnsi="宋体" w:eastAsia="宋体" w:cs="宋体"/>
-                      <w:b w:val="0"/>
-                      <w:color w:val="000000"/>
-                      <w:sz w:val="21"/>
-                    </w:rPr>
-                    <w:t>PBRS＋好奇心</w:t>
-                  </w:r>
-                </w:p>
-              </w:tc>
-              <w:tc>
-                <w:tcPr>
-                  <w:tcW w:type="dxa" w:w="1134"/>
-                  <w:vAlign w:val="center"/>
-                  <w:tcMar>
-                    <w:top w:w="55" w:type="dxa"/>
-                    <w:bottom w:w="55" w:type="dxa"/>
-                    <w:left w:w="65" w:type="dxa"/>
-                    <w:right w:w="65" w:type="dxa"/>
-                  </w:tcMar>
-                </w:tcPr>
-                <w:p>
-                  <w:pPr>
-                    <w:spacing w:line="276" w:lineRule="auto" w:after="0" w:before="0"/>
-                    <w:snapToGrid w:val="0"/>
-                    <w:jc w:val="center"/>
-                  </w:pPr>
-                  <w:r>
-                    <w:rPr>
-                      <w:rFonts w:ascii="宋体" w:hAnsi="宋体" w:eastAsia="宋体" w:cs="宋体"/>
-                      <w:b w:val="0"/>
-                      <w:color w:val="000000"/>
-                      <w:sz w:val="21"/>
-                    </w:rPr>
-                    <w:t>36.33%</w:t>
-                  </w:r>
-                </w:p>
-              </w:tc>
-              <w:tc>
-                <w:tcPr>
-                  <w:tcW w:type="dxa" w:w="1134"/>
-                  <w:vAlign w:val="center"/>
-                  <w:tcMar>
-                    <w:top w:w="55" w:type="dxa"/>
-                    <w:bottom w:w="55" w:type="dxa"/>
-                    <w:left w:w="65" w:type="dxa"/>
-                    <w:right w:w="65" w:type="dxa"/>
-                  </w:tcMar>
-                </w:tcPr>
-                <w:p>
-                  <w:pPr>
-                    <w:spacing w:line="276" w:lineRule="auto" w:after="0" w:before="0"/>
-                    <w:snapToGrid w:val="0"/>
-                    <w:jc w:val="center"/>
-                  </w:pPr>
-                  <w:r>
-                    <w:rPr>
-                      <w:rFonts w:ascii="宋体" w:hAnsi="宋体" w:eastAsia="宋体" w:cs="宋体"/>
-                      <w:b w:val="0"/>
-                      <w:color w:val="000000"/>
-                      <w:sz w:val="21"/>
-                    </w:rPr>
-                    <w:t>1.813</w:t>
-                  </w:r>
-                </w:p>
-              </w:tc>
-              <w:tc>
-                <w:tcPr>
-                  <w:tcW w:type="dxa" w:w="2324"/>
-                  <w:vAlign w:val="center"/>
-                  <w:tcMar>
-                    <w:top w:w="55" w:type="dxa"/>
-                    <w:bottom w:w="55" w:type="dxa"/>
-                    <w:left w:w="65" w:type="dxa"/>
-                    <w:right w:w="65" w:type="dxa"/>
-                  </w:tcMar>
-                </w:tcPr>
-                <w:p>
-                  <w:pPr>
-                    <w:spacing w:line="276" w:lineRule="auto" w:after="0" w:before="0"/>
-                    <w:snapToGrid w:val="0"/>
-                    <w:jc w:val="center"/>
-                  </w:pPr>
-                  <w:r>
-                    <w:rPr>
-                      <w:rFonts w:ascii="宋体" w:hAnsi="宋体" w:eastAsia="宋体" w:cs="宋体"/>
-                      <w:b w:val="0"/>
-                      <w:color w:val="000000"/>
-                      <w:sz w:val="21"/>
-                    </w:rPr>
-                    <w:t>未见收益</w:t>
+                  <w:tcW w:type="dxa" w:w="1871"/>
+                  <w:vAlign w:val="center"/>
+                  <w:tcMar>
+                    <w:top w:w="55" w:type="dxa"/>
+                    <w:bottom w:w="55" w:type="dxa"/>
+                    <w:left w:w="65" w:type="dxa"/>
+                    <w:right w:w="65" w:type="dxa"/>
+                  </w:tcMar>
+                </w:tcPr>
+                <w:p>
+                  <w:pPr>
+                    <w:spacing w:line="276" w:lineRule="auto" w:after="0" w:before="0"/>
+                    <w:snapToGrid w:val="0"/>
+                  </w:pPr>
+                  <w:r>
+                    <w:rPr>
+                      <w:rFonts w:ascii="宋体" w:hAnsi="宋体" w:eastAsia="宋体" w:cs="宋体"/>
+                      <w:b w:val="0"/>
+                      <w:color w:val="000000"/>
+                      <w:sz w:val="21"/>
+                    </w:rPr>
+                    <w:t>S3独立源图</w:t>
+                  </w:r>
+                </w:p>
+              </w:tc>
+              <w:tc>
+                <w:tcPr>
+                  <w:tcW w:type="dxa" w:w="1757"/>
+                  <w:vAlign w:val="center"/>
+                  <w:tcMar>
+                    <w:top w:w="55" w:type="dxa"/>
+                    <w:bottom w:w="55" w:type="dxa"/>
+                    <w:left w:w="65" w:type="dxa"/>
+                    <w:right w:w="65" w:type="dxa"/>
+                  </w:tcMar>
+                </w:tcPr>
+                <w:p>
+                  <w:pPr>
+                    <w:spacing w:line="276" w:lineRule="auto" w:after="0" w:before="0"/>
+                    <w:snapToGrid w:val="0"/>
+                    <w:jc w:val="center"/>
+                  </w:pPr>
+                  <w:r>
+                    <w:rPr>
+                      <w:rFonts w:ascii="宋体" w:hAnsi="宋体" w:eastAsia="宋体" w:cs="宋体"/>
+                      <w:b w:val="0"/>
+                      <w:color w:val="000000"/>
+                      <w:sz w:val="21"/>
+                    </w:rPr>
+                    <w:t>10 / 250</w:t>
+                  </w:r>
+                </w:p>
+              </w:tc>
+              <w:tc>
+                <w:tcPr>
+                  <w:tcW w:type="dxa" w:w="1474"/>
+                  <w:vAlign w:val="center"/>
+                  <w:tcMar>
+                    <w:top w:w="55" w:type="dxa"/>
+                    <w:bottom w:w="55" w:type="dxa"/>
+                    <w:left w:w="65" w:type="dxa"/>
+                    <w:right w:w="65" w:type="dxa"/>
+                  </w:tcMar>
+                </w:tcPr>
+                <w:p>
+                  <w:pPr>
+                    <w:spacing w:line="276" w:lineRule="auto" w:after="0" w:before="0"/>
+                    <w:snapToGrid w:val="0"/>
+                    <w:jc w:val="center"/>
+                  </w:pPr>
+                  <w:r>
+                    <w:rPr>
+                      <w:rFonts w:ascii="宋体" w:hAnsi="宋体" w:eastAsia="宋体" w:cs="宋体"/>
+                      <w:b w:val="0"/>
+                      <w:color w:val="000000"/>
+                      <w:sz w:val="21"/>
+                    </w:rPr>
+                    <w:t>5×5 / B10</w:t>
+                  </w:r>
+                </w:p>
+              </w:tc>
+              <w:tc>
+                <w:tcPr>
+                  <w:tcW w:type="dxa" w:w="1417"/>
+                  <w:vAlign w:val="center"/>
+                  <w:tcMar>
+                    <w:top w:w="55" w:type="dxa"/>
+                    <w:bottom w:w="55" w:type="dxa"/>
+                    <w:left w:w="65" w:type="dxa"/>
+                    <w:right w:w="65" w:type="dxa"/>
+                  </w:tcMar>
+                </w:tcPr>
+                <w:p>
+                  <w:pPr>
+                    <w:spacing w:line="276" w:lineRule="auto" w:after="0" w:before="0"/>
+                    <w:snapToGrid w:val="0"/>
+                    <w:jc w:val="center"/>
+                  </w:pPr>
+                  <w:r>
+                    <w:rPr>
+                      <w:rFonts w:ascii="宋体" w:hAnsi="宋体" w:eastAsia="宋体" w:cs="宋体"/>
+                      <w:b w:val="0"/>
+                      <w:color w:val="000000"/>
+                      <w:sz w:val="21"/>
+                    </w:rPr>
+                    <w:t>86.80%</w:t>
+                  </w:r>
+                </w:p>
+              </w:tc>
+              <w:tc>
+                <w:tcPr>
+                  <w:tcW w:type="dxa" w:w="1361"/>
+                  <w:vAlign w:val="center"/>
+                  <w:tcMar>
+                    <w:top w:w="55" w:type="dxa"/>
+                    <w:bottom w:w="55" w:type="dxa"/>
+                    <w:left w:w="65" w:type="dxa"/>
+                    <w:right w:w="65" w:type="dxa"/>
+                  </w:tcMar>
+                </w:tcPr>
+                <w:p>
+                  <w:pPr>
+                    <w:spacing w:line="276" w:lineRule="auto" w:after="0" w:before="0"/>
+                    <w:snapToGrid w:val="0"/>
+                    <w:jc w:val="center"/>
+                  </w:pPr>
+                  <w:r>
+                    <w:rPr>
+                      <w:rFonts w:ascii="宋体" w:hAnsi="宋体" w:eastAsia="宋体" w:cs="宋体"/>
+                      <w:b w:val="0"/>
+                      <w:color w:val="000000"/>
+                      <w:sz w:val="21"/>
+                    </w:rPr>
+                    <w:t>0.300</w:t>
                   </w:r>
                 </w:p>
               </w:tc>
@@ -2991,112 +2513,140 @@
               </w:trPr>
               <w:tc>
                 <w:tcPr>
-                  <w:tcW w:type="dxa" w:w="3288"/>
-                  <w:vAlign w:val="center"/>
-                  <w:tcMar>
-                    <w:top w:w="55" w:type="dxa"/>
-                    <w:bottom w:w="55" w:type="dxa"/>
-                    <w:left w:w="65" w:type="dxa"/>
-                    <w:right w:w="65" w:type="dxa"/>
-                  </w:tcMar>
-                </w:tcPr>
-                <w:p>
-                  <w:pPr>
-                    <w:spacing w:line="276" w:lineRule="auto" w:after="0" w:before="0"/>
-                    <w:snapToGrid w:val="0"/>
-                  </w:pPr>
-                  <w:r>
-                    <w:rPr>
-                      <w:rFonts w:ascii="宋体" w:hAnsi="宋体" w:eastAsia="宋体" w:cs="宋体"/>
-                      <w:b w:val="0"/>
-                      <w:color w:val="000000"/>
-                      <w:sz w:val="21"/>
-                    </w:rPr>
-                    <w:t>PBRS＋好奇心＋距离门控</w:t>
-                  </w:r>
-                </w:p>
-              </w:tc>
-              <w:tc>
-                <w:tcPr>
-                  <w:tcW w:type="dxa" w:w="1134"/>
-                  <w:vAlign w:val="center"/>
-                  <w:tcMar>
-                    <w:top w:w="55" w:type="dxa"/>
-                    <w:bottom w:w="55" w:type="dxa"/>
-                    <w:left w:w="65" w:type="dxa"/>
-                    <w:right w:w="65" w:type="dxa"/>
-                  </w:tcMar>
-                </w:tcPr>
-                <w:p>
-                  <w:pPr>
-                    <w:spacing w:line="276" w:lineRule="auto" w:after="0" w:before="0"/>
-                    <w:snapToGrid w:val="0"/>
-                    <w:jc w:val="center"/>
-                  </w:pPr>
-                  <w:r>
-                    <w:rPr>
-                      <w:rFonts w:ascii="宋体" w:hAnsi="宋体" w:eastAsia="宋体" w:cs="宋体"/>
-                      <w:b w:val="0"/>
-                      <w:color w:val="000000"/>
-                      <w:sz w:val="21"/>
-                    </w:rPr>
-                    <w:t>44.00%</w:t>
-                  </w:r>
-                </w:p>
-              </w:tc>
-              <w:tc>
-                <w:tcPr>
-                  <w:tcW w:type="dxa" w:w="1134"/>
-                  <w:vAlign w:val="center"/>
-                  <w:tcMar>
-                    <w:top w:w="55" w:type="dxa"/>
-                    <w:bottom w:w="55" w:type="dxa"/>
-                    <w:left w:w="65" w:type="dxa"/>
-                    <w:right w:w="65" w:type="dxa"/>
-                  </w:tcMar>
-                </w:tcPr>
-                <w:p>
-                  <w:pPr>
-                    <w:spacing w:line="276" w:lineRule="auto" w:after="0" w:before="0"/>
-                    <w:snapToGrid w:val="0"/>
-                    <w:jc w:val="center"/>
-                  </w:pPr>
-                  <w:r>
-                    <w:rPr>
-                      <w:rFonts w:ascii="宋体" w:hAnsi="宋体" w:eastAsia="宋体" w:cs="宋体"/>
-                      <w:b w:val="0"/>
-                      <w:color w:val="000000"/>
-                      <w:sz w:val="21"/>
-                    </w:rPr>
-                    <w:t>1.523</w:t>
-                  </w:r>
-                </w:p>
-              </w:tc>
-              <w:tc>
-                <w:tcPr>
-                  <w:tcW w:type="dxa" w:w="2324"/>
-                  <w:vAlign w:val="center"/>
-                  <w:tcMar>
-                    <w:top w:w="55" w:type="dxa"/>
-                    <w:bottom w:w="55" w:type="dxa"/>
-                    <w:left w:w="65" w:type="dxa"/>
-                    <w:right w:w="65" w:type="dxa"/>
-                  </w:tcMar>
-                </w:tcPr>
-                <w:p>
-                  <w:pPr>
-                    <w:spacing w:line="276" w:lineRule="auto" w:after="0" w:before="0"/>
-                    <w:snapToGrid w:val="0"/>
-                    <w:jc w:val="center"/>
-                  </w:pPr>
-                  <w:r>
-                    <w:rPr>
-                      <w:rFonts w:ascii="宋体" w:hAnsi="宋体" w:eastAsia="宋体" w:cs="宋体"/>
-                      <w:b w:val="0"/>
-                      <w:color w:val="000000"/>
-                      <w:sz w:val="21"/>
-                    </w:rPr>
-                    <w:t>未超过PBRS</w:t>
+                  <w:tcW w:type="dxa" w:w="1871"/>
+                  <w:vAlign w:val="center"/>
+                  <w:tcMar>
+                    <w:top w:w="55" w:type="dxa"/>
+                    <w:bottom w:w="55" w:type="dxa"/>
+                    <w:left w:w="65" w:type="dxa"/>
+                    <w:right w:w="65" w:type="dxa"/>
+                  </w:tcMar>
+                </w:tcPr>
+                <w:p>
+                  <w:pPr>
+                    <w:spacing w:line="276" w:lineRule="auto" w:after="0" w:before="0"/>
+                    <w:snapToGrid w:val="0"/>
+                  </w:pPr>
+                  <w:r>
+                    <w:rPr>
+                      <w:rFonts w:ascii="宋体" w:hAnsi="宋体" w:eastAsia="宋体" w:cs="宋体"/>
+                      <w:b w:val="0"/>
+                      <w:color w:val="000000"/>
+                      <w:sz w:val="21"/>
+                    </w:rPr>
+                    <w:t>S4密度扩展</w:t>
+                  </w:r>
+                </w:p>
+              </w:tc>
+              <w:tc>
+                <w:tcPr>
+                  <w:tcW w:type="dxa" w:w="1757"/>
+                  <w:vAlign w:val="center"/>
+                  <w:tcMar>
+                    <w:top w:w="55" w:type="dxa"/>
+                    <w:bottom w:w="55" w:type="dxa"/>
+                    <w:left w:w="65" w:type="dxa"/>
+                    <w:right w:w="65" w:type="dxa"/>
+                  </w:tcMar>
+                </w:tcPr>
+                <w:p>
+                  <w:pPr>
+                    <w:spacing w:line="276" w:lineRule="auto" w:after="0" w:before="0"/>
+                    <w:snapToGrid w:val="0"/>
+                    <w:jc w:val="center"/>
+                  </w:pPr>
+                  <w:r>
+                    <w:rPr>
+                      <w:rFonts w:ascii="宋体" w:hAnsi="宋体" w:eastAsia="宋体" w:cs="宋体"/>
+                      <w:b w:val="0"/>
+                      <w:color w:val="000000"/>
+                      <w:sz w:val="21"/>
+                    </w:rPr>
+                    <w:t>20 / 500</w:t>
+                  </w:r>
+                </w:p>
+              </w:tc>
+              <w:tc>
+                <w:tcPr>
+                  <w:tcW w:type="dxa" w:w="1474"/>
+                  <w:vAlign w:val="center"/>
+                  <w:tcMar>
+                    <w:top w:w="55" w:type="dxa"/>
+                    <w:bottom w:w="55" w:type="dxa"/>
+                    <w:left w:w="65" w:type="dxa"/>
+                    <w:right w:w="65" w:type="dxa"/>
+                  </w:tcMar>
+                </w:tcPr>
+                <w:p>
+                  <w:pPr>
+                    <w:spacing w:line="276" w:lineRule="auto" w:after="0" w:before="0"/>
+                    <w:snapToGrid w:val="0"/>
+                    <w:jc w:val="center"/>
+                  </w:pPr>
+                  <w:r>
+                    <w:rPr>
+                      <w:rFonts w:ascii="宋体" w:hAnsi="宋体" w:eastAsia="宋体" w:cs="宋体"/>
+                      <w:b w:val="0"/>
+                      <w:color w:val="000000"/>
+                      <w:sz w:val="21"/>
+                    </w:rPr>
+                    <w:t>10×10 / B20</w:t>
+                  </w:r>
+                </w:p>
+              </w:tc>
+              <w:tc>
+                <w:tcPr>
+                  <w:tcW w:type="dxa" w:w="1417"/>
+                  <w:vAlign w:val="center"/>
+                  <w:tcMar>
+                    <w:top w:w="55" w:type="dxa"/>
+                    <w:bottom w:w="55" w:type="dxa"/>
+                    <w:left w:w="65" w:type="dxa"/>
+                    <w:right w:w="65" w:type="dxa"/>
+                  </w:tcMar>
+                </w:tcPr>
+                <w:p>
+                  <w:pPr>
+                    <w:spacing w:line="276" w:lineRule="auto" w:after="0" w:before="0"/>
+                    <w:snapToGrid w:val="0"/>
+                    <w:jc w:val="center"/>
+                  </w:pPr>
+                  <w:r>
+                    <w:rPr>
+                      <w:rFonts w:ascii="宋体" w:hAnsi="宋体" w:eastAsia="宋体" w:cs="宋体"/>
+                      <w:b w:val="0"/>
+                      <w:color w:val="000000"/>
+                      <w:sz w:val="21"/>
+                    </w:rPr>
+                    <w:t>77.13%</w:t>
+                  </w:r>
+                </w:p>
+              </w:tc>
+              <w:tc>
+                <w:tcPr>
+                  <w:tcW w:type="dxa" w:w="1361"/>
+                  <w:vAlign w:val="center"/>
+                  <w:tcMar>
+                    <w:top w:w="55" w:type="dxa"/>
+                    <w:bottom w:w="55" w:type="dxa"/>
+                    <w:left w:w="65" w:type="dxa"/>
+                    <w:right w:w="65" w:type="dxa"/>
+                  </w:tcMar>
+                </w:tcPr>
+                <w:p>
+                  <w:pPr>
+                    <w:spacing w:line="276" w:lineRule="auto" w:after="0" w:before="0"/>
+                    <w:snapToGrid w:val="0"/>
+                    <w:jc w:val="center"/>
+                  </w:pPr>
+                  <w:r>
+                    <w:rPr>
+                      <w:rFonts w:ascii="宋体" w:hAnsi="宋体" w:eastAsia="宋体" w:cs="宋体"/>
+                      <w:b w:val="0"/>
+                      <w:color w:val="000000"/>
+                      <w:sz w:val="21"/>
+                    </w:rPr>
+                    <w:t>1.201</w:t>
                   </w:r>
                 </w:p>
               </w:tc>
@@ -3107,460 +2657,140 @@
               </w:trPr>
               <w:tc>
                 <w:tcPr>
-                  <w:tcW w:type="dxa" w:w="3288"/>
-                  <w:vAlign w:val="center"/>
-                  <w:tcMar>
-                    <w:top w:w="55" w:type="dxa"/>
-                    <w:bottom w:w="55" w:type="dxa"/>
-                    <w:left w:w="65" w:type="dxa"/>
-                    <w:right w:w="65" w:type="dxa"/>
-                  </w:tcMar>
-                </w:tcPr>
-                <w:p>
-                  <w:pPr>
-                    <w:spacing w:line="276" w:lineRule="auto" w:after="0" w:before="0"/>
-                    <w:snapToGrid w:val="0"/>
-                  </w:pPr>
-                  <w:r>
-                    <w:rPr>
-                      <w:rFonts w:ascii="宋体" w:hAnsi="宋体" w:eastAsia="宋体" w:cs="宋体"/>
-                      <w:b w:val="0"/>
-                      <w:color w:val="000000"/>
-                      <w:sz w:val="21"/>
-                    </w:rPr>
-                    <w:t>PBRS＋合法动作筛选</w:t>
-                  </w:r>
-                </w:p>
-              </w:tc>
-              <w:tc>
-                <w:tcPr>
-                  <w:tcW w:type="dxa" w:w="1134"/>
-                  <w:vAlign w:val="center"/>
-                  <w:tcMar>
-                    <w:top w:w="55" w:type="dxa"/>
-                    <w:bottom w:w="55" w:type="dxa"/>
-                    <w:left w:w="65" w:type="dxa"/>
-                    <w:right w:w="65" w:type="dxa"/>
-                  </w:tcMar>
-                </w:tcPr>
-                <w:p>
-                  <w:pPr>
-                    <w:spacing w:line="276" w:lineRule="auto" w:after="0" w:before="0"/>
-                    <w:snapToGrid w:val="0"/>
-                    <w:jc w:val="center"/>
-                  </w:pPr>
-                  <w:r>
-                    <w:rPr>
-                      <w:rFonts w:ascii="宋体" w:hAnsi="宋体" w:eastAsia="宋体" w:cs="宋体"/>
-                      <w:b w:val="0"/>
-                      <w:color w:val="000000"/>
-                      <w:sz w:val="21"/>
-                    </w:rPr>
-                    <w:t>66.00%</w:t>
-                  </w:r>
-                </w:p>
-              </w:tc>
-              <w:tc>
-                <w:tcPr>
-                  <w:tcW w:type="dxa" w:w="1134"/>
-                  <w:vAlign w:val="center"/>
-                  <w:tcMar>
-                    <w:top w:w="55" w:type="dxa"/>
-                    <w:bottom w:w="55" w:type="dxa"/>
-                    <w:left w:w="65" w:type="dxa"/>
-                    <w:right w:w="65" w:type="dxa"/>
-                  </w:tcMar>
-                </w:tcPr>
-                <w:p>
-                  <w:pPr>
-                    <w:spacing w:line="276" w:lineRule="auto" w:after="0" w:before="0"/>
-                    <w:snapToGrid w:val="0"/>
-                    <w:jc w:val="center"/>
-                  </w:pPr>
-                  <w:r>
-                    <w:rPr>
-                      <w:rFonts w:ascii="宋体" w:hAnsi="宋体" w:eastAsia="宋体" w:cs="宋体"/>
-                      <w:b w:val="0"/>
-                      <w:color w:val="000000"/>
-                      <w:sz w:val="21"/>
-                    </w:rPr>
-                    <w:t>1.020</w:t>
-                  </w:r>
-                </w:p>
-              </w:tc>
-              <w:tc>
-                <w:tcPr>
-                  <w:tcW w:type="dxa" w:w="2324"/>
-                  <w:vAlign w:val="center"/>
-                  <w:tcMar>
-                    <w:top w:w="55" w:type="dxa"/>
-                    <w:bottom w:w="55" w:type="dxa"/>
-                    <w:left w:w="65" w:type="dxa"/>
-                    <w:right w:w="65" w:type="dxa"/>
-                  </w:tcMar>
-                </w:tcPr>
-                <w:p>
-                  <w:pPr>
-                    <w:spacing w:line="276" w:lineRule="auto" w:after="0" w:before="0"/>
-                    <w:snapToGrid w:val="0"/>
-                    <w:jc w:val="center"/>
-                  </w:pPr>
-                  <w:r>
-                    <w:rPr>
-                      <w:rFonts w:ascii="宋体" w:hAnsi="宋体" w:eastAsia="宋体" w:cs="宋体"/>
-                      <w:b w:val="0"/>
-                      <w:color w:val="000000"/>
-                      <w:sz w:val="21"/>
-                    </w:rPr>
-                    <w:t>当前保留方案</w:t>
-                  </w:r>
-                </w:p>
-              </w:tc>
-            </w:tr>
-            <w:tr>
-              <w:trPr>
-                <w:cantSplit/>
-              </w:trPr>
-              <w:tc>
-                <w:tcPr>
-                  <w:tcW w:type="dxa" w:w="3288"/>
-                  <w:vAlign w:val="center"/>
-                  <w:tcMar>
-                    <w:top w:w="55" w:type="dxa"/>
-                    <w:bottom w:w="55" w:type="dxa"/>
-                    <w:left w:w="65" w:type="dxa"/>
-                    <w:right w:w="65" w:type="dxa"/>
-                  </w:tcMar>
-                </w:tcPr>
-                <w:p>
-                  <w:pPr>
-                    <w:spacing w:line="276" w:lineRule="auto" w:after="0" w:before="0"/>
-                    <w:snapToGrid w:val="0"/>
-                  </w:pPr>
-                  <w:r>
-                    <w:rPr>
-                      <w:rFonts w:ascii="宋体" w:hAnsi="宋体" w:eastAsia="宋体" w:cs="宋体"/>
-                      <w:b w:val="0"/>
-                      <w:color w:val="000000"/>
-                      <w:sz w:val="21"/>
-                    </w:rPr>
-                    <w:t>再加目标方向监督</w:t>
-                  </w:r>
-                </w:p>
-              </w:tc>
-              <w:tc>
-                <w:tcPr>
-                  <w:tcW w:type="dxa" w:w="1134"/>
-                  <w:vAlign w:val="center"/>
-                  <w:tcMar>
-                    <w:top w:w="55" w:type="dxa"/>
-                    <w:bottom w:w="55" w:type="dxa"/>
-                    <w:left w:w="65" w:type="dxa"/>
-                    <w:right w:w="65" w:type="dxa"/>
-                  </w:tcMar>
-                </w:tcPr>
-                <w:p>
-                  <w:pPr>
-                    <w:spacing w:line="276" w:lineRule="auto" w:after="0" w:before="0"/>
-                    <w:snapToGrid w:val="0"/>
-                    <w:jc w:val="center"/>
-                  </w:pPr>
-                  <w:r>
-                    <w:rPr>
-                      <w:rFonts w:ascii="宋体" w:hAnsi="宋体" w:eastAsia="宋体" w:cs="宋体"/>
-                      <w:b w:val="0"/>
-                      <w:color w:val="000000"/>
-                      <w:sz w:val="21"/>
-                    </w:rPr>
-                    <w:t>58.00%</w:t>
-                  </w:r>
-                </w:p>
-              </w:tc>
-              <w:tc>
-                <w:tcPr>
-                  <w:tcW w:type="dxa" w:w="1134"/>
-                  <w:vAlign w:val="center"/>
-                  <w:tcMar>
-                    <w:top w:w="55" w:type="dxa"/>
-                    <w:bottom w:w="55" w:type="dxa"/>
-                    <w:left w:w="65" w:type="dxa"/>
-                    <w:right w:w="65" w:type="dxa"/>
-                  </w:tcMar>
-                </w:tcPr>
-                <w:p>
-                  <w:pPr>
-                    <w:spacing w:line="276" w:lineRule="auto" w:after="0" w:before="0"/>
-                    <w:snapToGrid w:val="0"/>
-                    <w:jc w:val="center"/>
-                  </w:pPr>
-                  <w:r>
-                    <w:rPr>
-                      <w:rFonts w:ascii="宋体" w:hAnsi="宋体" w:eastAsia="宋体" w:cs="宋体"/>
-                      <w:b w:val="0"/>
-                      <w:color w:val="000000"/>
-                      <w:sz w:val="21"/>
-                    </w:rPr>
-                    <w:t>1.177</w:t>
-                  </w:r>
-                </w:p>
-              </w:tc>
-              <w:tc>
-                <w:tcPr>
-                  <w:tcW w:type="dxa" w:w="2324"/>
-                  <w:vAlign w:val="center"/>
-                  <w:tcMar>
-                    <w:top w:w="55" w:type="dxa"/>
-                    <w:bottom w:w="55" w:type="dxa"/>
-                    <w:left w:w="65" w:type="dxa"/>
-                    <w:right w:w="65" w:type="dxa"/>
-                  </w:tcMar>
-                </w:tcPr>
-                <w:p>
-                  <w:pPr>
-                    <w:spacing w:line="276" w:lineRule="auto" w:after="0" w:before="0"/>
-                    <w:snapToGrid w:val="0"/>
-                    <w:jc w:val="center"/>
-                  </w:pPr>
-                  <w:r>
-                    <w:rPr>
-                      <w:rFonts w:ascii="宋体" w:hAnsi="宋体" w:eastAsia="宋体" w:cs="宋体"/>
-                      <w:b w:val="0"/>
-                      <w:color w:val="000000"/>
-                      <w:sz w:val="21"/>
-                    </w:rPr>
-                    <w:t>未通过候选验收</w:t>
-                  </w:r>
-                </w:p>
-              </w:tc>
-            </w:tr>
-            <w:tr>
-              <w:trPr>
-                <w:cantSplit/>
-              </w:trPr>
-              <w:tc>
-                <w:tcPr>
-                  <w:tcW w:type="dxa" w:w="3288"/>
-                  <w:vAlign w:val="center"/>
-                  <w:tcMar>
-                    <w:top w:w="55" w:type="dxa"/>
-                    <w:bottom w:w="55" w:type="dxa"/>
-                    <w:left w:w="65" w:type="dxa"/>
-                    <w:right w:w="65" w:type="dxa"/>
-                  </w:tcMar>
-                </w:tcPr>
-                <w:p>
-                  <w:pPr>
-                    <w:spacing w:line="276" w:lineRule="auto" w:after="0" w:before="0"/>
-                    <w:snapToGrid w:val="0"/>
-                  </w:pPr>
-                  <w:r>
-                    <w:rPr>
-                      <w:rFonts w:ascii="宋体" w:hAnsi="宋体" w:eastAsia="宋体" w:cs="宋体"/>
-                      <w:b w:val="0"/>
-                      <w:color w:val="000000"/>
-                      <w:sz w:val="21"/>
-                    </w:rPr>
-                    <w:t>Frontier无图规则</w:t>
-                  </w:r>
-                </w:p>
-              </w:tc>
-              <w:tc>
-                <w:tcPr>
-                  <w:tcW w:type="dxa" w:w="1134"/>
-                  <w:vAlign w:val="center"/>
-                  <w:tcMar>
-                    <w:top w:w="55" w:type="dxa"/>
-                    <w:bottom w:w="55" w:type="dxa"/>
-                    <w:left w:w="65" w:type="dxa"/>
-                    <w:right w:w="65" w:type="dxa"/>
-                  </w:tcMar>
-                </w:tcPr>
-                <w:p>
-                  <w:pPr>
-                    <w:spacing w:line="276" w:lineRule="auto" w:after="0" w:before="0"/>
-                    <w:snapToGrid w:val="0"/>
-                    <w:jc w:val="center"/>
-                  </w:pPr>
-                  <w:r>
-                    <w:rPr>
-                      <w:rFonts w:ascii="宋体" w:hAnsi="宋体" w:eastAsia="宋体" w:cs="宋体"/>
-                      <w:b w:val="0"/>
-                      <w:color w:val="000000"/>
-                      <w:sz w:val="21"/>
-                    </w:rPr>
-                    <w:t>53.00%</w:t>
-                  </w:r>
-                </w:p>
-              </w:tc>
-              <w:tc>
-                <w:tcPr>
-                  <w:tcW w:type="dxa" w:w="1134"/>
-                  <w:vAlign w:val="center"/>
-                  <w:tcMar>
-                    <w:top w:w="55" w:type="dxa"/>
-                    <w:bottom w:w="55" w:type="dxa"/>
-                    <w:left w:w="65" w:type="dxa"/>
-                    <w:right w:w="65" w:type="dxa"/>
-                  </w:tcMar>
-                </w:tcPr>
-                <w:p>
-                  <w:pPr>
-                    <w:spacing w:line="276" w:lineRule="auto" w:after="0" w:before="0"/>
-                    <w:snapToGrid w:val="0"/>
-                    <w:jc w:val="center"/>
-                  </w:pPr>
-                  <w:r>
-                    <w:rPr>
-                      <w:rFonts w:ascii="宋体" w:hAnsi="宋体" w:eastAsia="宋体" w:cs="宋体"/>
-                      <w:b w:val="0"/>
-                      <w:color w:val="000000"/>
-                      <w:sz w:val="21"/>
-                    </w:rPr>
-                    <w:t>2.110</w:t>
-                  </w:r>
-                </w:p>
-              </w:tc>
-              <w:tc>
-                <w:tcPr>
-                  <w:tcW w:type="dxa" w:w="2324"/>
-                  <w:vAlign w:val="center"/>
-                  <w:tcMar>
-                    <w:top w:w="55" w:type="dxa"/>
-                    <w:bottom w:w="55" w:type="dxa"/>
-                    <w:left w:w="65" w:type="dxa"/>
-                    <w:right w:w="65" w:type="dxa"/>
-                  </w:tcMar>
-                </w:tcPr>
-                <w:p>
-                  <w:pPr>
-                    <w:spacing w:line="276" w:lineRule="auto" w:after="0" w:before="0"/>
-                    <w:snapToGrid w:val="0"/>
-                    <w:jc w:val="center"/>
-                  </w:pPr>
-                  <w:r>
-                    <w:rPr>
-                      <w:rFonts w:ascii="宋体" w:hAnsi="宋体" w:eastAsia="宋体" w:cs="宋体"/>
-                      <w:b w:val="0"/>
-                      <w:color w:val="000000"/>
-                      <w:sz w:val="21"/>
-                    </w:rPr>
-                    <w:t>最强已测规则</w:t>
-                  </w:r>
-                </w:p>
-              </w:tc>
-            </w:tr>
-            <w:tr>
-              <w:trPr>
-                <w:cantSplit/>
-              </w:trPr>
-              <w:tc>
-                <w:tcPr>
-                  <w:tcW w:type="dxa" w:w="3288"/>
-                  <w:vAlign w:val="center"/>
-                  <w:tcMar>
-                    <w:top w:w="55" w:type="dxa"/>
-                    <w:bottom w:w="55" w:type="dxa"/>
-                    <w:left w:w="65" w:type="dxa"/>
-                    <w:right w:w="65" w:type="dxa"/>
-                  </w:tcMar>
-                </w:tcPr>
-                <w:p>
-                  <w:pPr>
-                    <w:spacing w:line="276" w:lineRule="auto" w:after="0" w:before="0"/>
-                    <w:snapToGrid w:val="0"/>
-                  </w:pPr>
-                  <w:r>
-                    <w:rPr>
-                      <w:rFonts w:ascii="宋体" w:hAnsi="宋体" w:eastAsia="宋体" w:cs="宋体"/>
-                      <w:b w:val="0"/>
-                      <w:color w:val="000000"/>
-                      <w:sz w:val="21"/>
-                    </w:rPr>
-                    <w:t>固定区域顺序规则</w:t>
-                  </w:r>
-                </w:p>
-              </w:tc>
-              <w:tc>
-                <w:tcPr>
-                  <w:tcW w:type="dxa" w:w="1134"/>
-                  <w:vAlign w:val="center"/>
-                  <w:tcMar>
-                    <w:top w:w="55" w:type="dxa"/>
-                    <w:bottom w:w="55" w:type="dxa"/>
-                    <w:left w:w="65" w:type="dxa"/>
-                    <w:right w:w="65" w:type="dxa"/>
-                  </w:tcMar>
-                </w:tcPr>
-                <w:p>
-                  <w:pPr>
-                    <w:spacing w:line="276" w:lineRule="auto" w:after="0" w:before="0"/>
-                    <w:snapToGrid w:val="0"/>
-                    <w:jc w:val="center"/>
-                  </w:pPr>
-                  <w:r>
-                    <w:rPr>
-                      <w:rFonts w:ascii="宋体" w:hAnsi="宋体" w:eastAsia="宋体" w:cs="宋体"/>
-                      <w:b w:val="0"/>
-                      <w:color w:val="000000"/>
-                      <w:sz w:val="21"/>
-                    </w:rPr>
-                    <w:t>29.00%</w:t>
-                  </w:r>
-                </w:p>
-              </w:tc>
-              <w:tc>
-                <w:tcPr>
-                  <w:tcW w:type="dxa" w:w="1134"/>
-                  <w:vAlign w:val="center"/>
-                  <w:tcMar>
-                    <w:top w:w="55" w:type="dxa"/>
-                    <w:bottom w:w="55" w:type="dxa"/>
-                    <w:left w:w="65" w:type="dxa"/>
-                    <w:right w:w="65" w:type="dxa"/>
-                  </w:tcMar>
-                </w:tcPr>
-                <w:p>
-                  <w:pPr>
-                    <w:spacing w:line="276" w:lineRule="auto" w:after="0" w:before="0"/>
-                    <w:snapToGrid w:val="0"/>
-                    <w:jc w:val="center"/>
-                  </w:pPr>
-                  <w:r>
-                    <w:rPr>
-                      <w:rFonts w:ascii="宋体" w:hAnsi="宋体" w:eastAsia="宋体" w:cs="宋体"/>
-                      <w:b w:val="0"/>
-                      <w:color w:val="000000"/>
-                      <w:sz w:val="21"/>
-                    </w:rPr>
-                    <w:t>2.330</w:t>
-                  </w:r>
-                </w:p>
-              </w:tc>
-              <w:tc>
-                <w:tcPr>
-                  <w:tcW w:type="dxa" w:w="2324"/>
-                  <w:vAlign w:val="center"/>
-                  <w:tcMar>
-                    <w:top w:w="55" w:type="dxa"/>
-                    <w:bottom w:w="55" w:type="dxa"/>
-                    <w:left w:w="65" w:type="dxa"/>
-                    <w:right w:w="65" w:type="dxa"/>
-                  </w:tcMar>
-                </w:tcPr>
-                <w:p>
-                  <w:pPr>
-                    <w:spacing w:line="276" w:lineRule="auto" w:after="0" w:before="0"/>
-                    <w:snapToGrid w:val="0"/>
-                    <w:jc w:val="center"/>
-                  </w:pPr>
-                  <w:r>
-                    <w:rPr>
-                      <w:rFonts w:ascii="宋体" w:hAnsi="宋体" w:eastAsia="宋体" w:cs="宋体"/>
-                      <w:b w:val="0"/>
-                      <w:color w:val="000000"/>
-                      <w:sz w:val="21"/>
-                    </w:rPr>
-                    <w:t>规则对照</w:t>
+                  <w:tcW w:type="dxa" w:w="1871"/>
+                  <w:vAlign w:val="center"/>
+                  <w:tcMar>
+                    <w:top w:w="55" w:type="dxa"/>
+                    <w:bottom w:w="55" w:type="dxa"/>
+                    <w:left w:w="65" w:type="dxa"/>
+                    <w:right w:w="65" w:type="dxa"/>
+                  </w:tcMar>
+                </w:tcPr>
+                <w:p>
+                  <w:pPr>
+                    <w:spacing w:line="276" w:lineRule="auto" w:after="0" w:before="0"/>
+                    <w:snapToGrid w:val="0"/>
+                  </w:pPr>
+                  <w:r>
+                    <w:rPr>
+                      <w:rFonts w:ascii="宋体" w:hAnsi="宋体" w:eastAsia="宋体" w:cs="宋体"/>
+                      <w:b w:val="0"/>
+                      <w:color w:val="000000"/>
+                      <w:sz w:val="21"/>
+                    </w:rPr>
+                    <w:t>SwissView迁移</w:t>
+                  </w:r>
+                </w:p>
+              </w:tc>
+              <w:tc>
+                <w:tcPr>
+                  <w:tcW w:type="dxa" w:w="1757"/>
+                  <w:vAlign w:val="center"/>
+                  <w:tcMar>
+                    <w:top w:w="55" w:type="dxa"/>
+                    <w:bottom w:w="55" w:type="dxa"/>
+                    <w:left w:w="65" w:type="dxa"/>
+                    <w:right w:w="65" w:type="dxa"/>
+                  </w:tcMar>
+                </w:tcPr>
+                <w:p>
+                  <w:pPr>
+                    <w:spacing w:line="276" w:lineRule="auto" w:after="0" w:before="0"/>
+                    <w:snapToGrid w:val="0"/>
+                    <w:jc w:val="center"/>
+                  </w:pPr>
+                  <w:r>
+                    <w:rPr>
+                      <w:rFonts w:ascii="宋体" w:hAnsi="宋体" w:eastAsia="宋体" w:cs="宋体"/>
+                      <w:b w:val="0"/>
+                      <w:color w:val="000000"/>
+                      <w:sz w:val="21"/>
+                    </w:rPr>
+                    <w:t>20 / 500</w:t>
+                  </w:r>
+                </w:p>
+              </w:tc>
+              <w:tc>
+                <w:tcPr>
+                  <w:tcW w:type="dxa" w:w="1474"/>
+                  <w:vAlign w:val="center"/>
+                  <w:tcMar>
+                    <w:top w:w="55" w:type="dxa"/>
+                    <w:bottom w:w="55" w:type="dxa"/>
+                    <w:left w:w="65" w:type="dxa"/>
+                    <w:right w:w="65" w:type="dxa"/>
+                  </w:tcMar>
+                </w:tcPr>
+                <w:p>
+                  <w:pPr>
+                    <w:spacing w:line="276" w:lineRule="auto" w:after="0" w:before="0"/>
+                    <w:snapToGrid w:val="0"/>
+                    <w:jc w:val="center"/>
+                  </w:pPr>
+                  <w:r>
+                    <w:rPr>
+                      <w:rFonts w:ascii="宋体" w:hAnsi="宋体" w:eastAsia="宋体" w:cs="宋体"/>
+                      <w:b w:val="0"/>
+                      <w:color w:val="000000"/>
+                      <w:sz w:val="21"/>
+                    </w:rPr>
+                    <w:t>5×5 / B10</w:t>
+                  </w:r>
+                </w:p>
+              </w:tc>
+              <w:tc>
+                <w:tcPr>
+                  <w:tcW w:type="dxa" w:w="1417"/>
+                  <w:vAlign w:val="center"/>
+                  <w:tcMar>
+                    <w:top w:w="55" w:type="dxa"/>
+                    <w:bottom w:w="55" w:type="dxa"/>
+                    <w:left w:w="65" w:type="dxa"/>
+                    <w:right w:w="65" w:type="dxa"/>
+                  </w:tcMar>
+                </w:tcPr>
+                <w:p>
+                  <w:pPr>
+                    <w:spacing w:line="276" w:lineRule="auto" w:after="0" w:before="0"/>
+                    <w:snapToGrid w:val="0"/>
+                    <w:jc w:val="center"/>
+                  </w:pPr>
+                  <w:r>
+                    <w:rPr>
+                      <w:rFonts w:ascii="宋体" w:hAnsi="宋体" w:eastAsia="宋体" w:cs="宋体"/>
+                      <w:b w:val="0"/>
+                      <w:color w:val="000000"/>
+                      <w:sz w:val="21"/>
+                    </w:rPr>
+                    <w:t>86.80%</w:t>
+                  </w:r>
+                </w:p>
+              </w:tc>
+              <w:tc>
+                <w:tcPr>
+                  <w:tcW w:type="dxa" w:w="1361"/>
+                  <w:vAlign w:val="center"/>
+                  <w:tcMar>
+                    <w:top w:w="55" w:type="dxa"/>
+                    <w:bottom w:w="55" w:type="dxa"/>
+                    <w:left w:w="65" w:type="dxa"/>
+                    <w:right w:w="65" w:type="dxa"/>
+                  </w:tcMar>
+                </w:tcPr>
+                <w:p>
+                  <w:pPr>
+                    <w:spacing w:line="276" w:lineRule="auto" w:after="0" w:before="0"/>
+                    <w:snapToGrid w:val="0"/>
+                    <w:jc w:val="center"/>
+                  </w:pPr>
+                  <w:r>
+                    <w:rPr>
+                      <w:rFonts w:ascii="宋体" w:hAnsi="宋体" w:eastAsia="宋体" w:cs="宋体"/>
+                      <w:b w:val="0"/>
+                      <w:color w:val="000000"/>
+                      <w:sz w:val="21"/>
+                    </w:rPr>
+                    <w:t>0.381</w:t>
                   </w:r>
                 </w:p>
               </w:tc>
@@ -3583,6 +2813,7 @@
           <w:p>
             <w:pPr>
               <w:keepNext w:val="0"/>
+              <w:pageBreakBefore w:val="0"/>
               <w:widowControl/>
               <w:snapToGrid w:val="0"/>
               <w:spacing w:before="0" w:after="100" w:line="288" w:lineRule="auto"/>
@@ -3594,12 +2825,74 @@
                 <w:color w:val="000000"/>
                 <w:sz w:val="21"/>
               </w:rPr>
-              <w:t>注：学习方法为三个续训种子的平均值，各次训练40,960个实际环境步；确定性规则执行一次并核验可复现。三种子共享历史预训练初始化，不是三次独立预训练。所有方法使用同一5×5、B=10、C=4—8的val100清单。</w:t>
+              <w:t>表内均为三份冻结训练权重的平均结果。S2使用4验证源文件，S3使用10测试源文件；S4的20源文件已用于此前开发，属于密度扩展工程确认。SwissView迁移使用固定20新源文件，未为迁移进行任务适配训练。</w:t>
+            </w:r>
+          </w:p>
+          <w:p>
+            <w:pPr>
+              <w:keepNext/>
+              <w:snapToGrid w:val="0"/>
+              <w:spacing w:before="40" w:after="60"/>
+              <w:jc w:val="center"/>
+            </w:pPr>
+            <w:r>
+              <w:drawing>
+                <wp:inline xmlns:a="http://schemas.openxmlformats.org/drawingml/2006/main" xmlns:pic="http://schemas.openxmlformats.org/drawingml/2006/picture">
+                  <wp:extent cx="4860000" cy="2205000"/>
+                  <wp:docPr id="2" name="Picture 2"/>
+                  <wp:cNvGraphicFramePr>
+                    <a:graphicFrameLocks noChangeAspect="1"/>
+                  </wp:cNvGraphicFramePr>
+                  <a:graphic>
+                    <a:graphicData uri="http://schemas.openxmlformats.org/drawingml/2006/picture">
+                      <pic:pic>
+                        <pic:nvPicPr>
+                          <pic:cNvPr id="0" name="报告_主线验收.png"/>
+                          <pic:cNvPicPr/>
+                        </pic:nvPicPr>
+                        <pic:blipFill>
+                          <a:blip r:embed="rId13"/>
+                          <a:stretch>
+                            <a:fillRect/>
+                          </a:stretch>
+                        </pic:blipFill>
+                        <pic:spPr>
+                          <a:xfrm>
+                            <a:off x="0" y="0"/>
+                            <a:ext cx="4860000" cy="2205000"/>
+                          </a:xfrm>
+                          <a:prstGeom prst="rect"/>
+                        </pic:spPr>
+                      </pic:pic>
+                    </a:graphicData>
+                  </a:graphic>
+                </wp:inline>
+              </w:drawing>
+            </w:r>
+          </w:p>
+          <w:p>
+            <w:pPr>
+              <w:keepNext/>
+              <w:pageBreakBefore w:val="0"/>
+              <w:widowControl/>
+              <w:snapToGrid w:val="0"/>
+              <w:spacing w:before="0" w:after="80" w:line="264" w:lineRule="auto"/>
+              <w:jc w:val="center"/>
+            </w:pPr>
+            <w:r>
+              <w:rPr>
+                <w:rFonts w:ascii="宋体" w:hAnsi="宋体" w:eastAsia="宋体" w:cs="宋体"/>
+                <w:b/>
+                <w:color w:val="000000"/>
+                <w:sz w:val="21"/>
+              </w:rPr>
+              <w:t>图2  四项阶段验收协议的成功率</w:t>
             </w:r>
           </w:p>
           <w:p>
             <w:pPr>
               <w:keepNext w:val="0"/>
+              <w:pageBreakBefore w:val="0"/>
               <w:widowControl/>
               <w:snapToGrid w:val="0"/>
               <w:spacing w:before="0" w:after="60" w:line="360" w:lineRule="auto"/>
@@ -3612,43 +2905,7 @@
                 <w:color w:val="000000"/>
                 <w:sz w:val="24"/>
               </w:rPr>
-              <w:t>好奇心实验采用独立预训练、动作条件化且在PPO阶段冻结的预测器，误差在train内归一化。距离门控虽改善无门控好奇心，但未超过PBRS，故未继续叠加；该适配不等于完整复现DynCur-Geo。</w:t>
-            </w:r>
-          </w:p>
-          <w:p>
-            <w:pPr>
-              <w:keepNext w:val="0"/>
-              <w:widowControl/>
-              <w:snapToGrid w:val="0"/>
-              <w:spacing w:before="0" w:after="60" w:line="360" w:lineRule="auto"/>
-              <w:ind w:firstLine="480"/>
-            </w:pPr>
-            <w:r>
-              <w:rPr>
-                <w:rFonts w:ascii="宋体" w:hAnsi="宋体" w:eastAsia="宋体" w:cs="宋体"/>
-                <w:b w:val="0"/>
-                <w:color w:val="000000"/>
-                <w:sz w:val="24"/>
-              </w:rPr>
-              <w:t>合法动作筛选只读取公开行列位置，排除向网格外移动的方向，并在训练采样、PPO概率更新和推理时保持一致。该因素将平均SR由44.33%提高到66.00%，SG由1.507降至1.020，三个种子均提升，越界率降到0；相对同题Frontier高13个百分点。环境本身的越界耗步规则未改变。</w:t>
-            </w:r>
-          </w:p>
-          <w:p>
-            <w:pPr>
-              <w:keepNext w:val="0"/>
-              <w:widowControl/>
-              <w:snapToGrid w:val="0"/>
-              <w:spacing w:before="0" w:after="60" w:line="360" w:lineRule="auto"/>
-              <w:ind w:firstLine="480"/>
-            </w:pPr>
-            <w:r>
-              <w:rPr>
-                <w:rFonts w:ascii="宋体" w:hAnsi="宋体" w:eastAsia="宋体" w:cs="宋体"/>
-                <w:b w:val="0"/>
-                <w:color w:val="000000"/>
-                <w:sz w:val="24"/>
-              </w:rPr>
-              <w:t>三个种子为66%、72%、60%，采用66%的均值而非最高成绩。合法动作筛选是已有组件，该结果作为工程改进和后续基线，不独立宣称算法创新。</w:t>
+              <w:t>各队列的数据、距离和预算不同，图表用于分别展示验收结果，不能把不同队列的分数连接为受控提升曲线，也不能直接与论文不同协议的结果相减。10×10仍在同一原图足迹内提高切图密度，尚未扩大实际地理覆盖范围。</w:t>
             </w:r>
           </w:p>
         </w:tc>
@@ -3656,19 +2913,8 @@
     </w:tbl>
     <w:p>
       <w:pPr>
-        <w:spacing w:after="0" w:before="0" w:line="20" w:lineRule="exact"/>
-        <w:keepNext/>
         <w:pageBreakBefore/>
-        <w:snapToGrid w:val="0"/>
       </w:pPr>
-      <w:r>
-        <w:rPr>
-          <w:rFonts w:ascii="宋体" w:hAnsi="宋体" w:eastAsia="宋体" w:cs="宋体"/>
-          <w:b w:val="0"/>
-          <w:color w:val="000000"/>
-          <w:sz w:val="2"/>
-        </w:rPr>
-      </w:r>
     </w:p>
     <w:tbl>
       <w:tblPr>
@@ -3733,6 +2979,7 @@
           <w:p>
             <w:pPr>
               <w:keepNext/>
+              <w:pageBreakBefore w:val="0"/>
               <w:widowControl/>
               <w:snapToGrid w:val="0"/>
               <w:spacing w:before="120" w:after="100" w:line="360" w:lineRule="auto"/>
@@ -3745,12 +2992,13 @@
                 <w:color w:val="000000"/>
                 <w:sz w:val="24"/>
               </w:rPr>
-              <w:t>（四）目标信息利用验证与阶段产出</w:t>
+              <w:t>（四）继续训练候选与独立确认</w:t>
             </w:r>
           </w:p>
           <w:p>
             <w:pPr>
               <w:keepNext w:val="0"/>
+              <w:pageBreakBefore w:val="0"/>
               <w:widowControl/>
               <w:snapToGrid w:val="0"/>
               <w:spacing w:before="0" w:after="60" w:line="360" w:lineRule="auto"/>
@@ -3763,12 +3011,13 @@
                 <w:color w:val="000000"/>
                 <w:sz w:val="24"/>
               </w:rPr>
-              <w:t>已分别输入真实目标、固定train特征均值和错误目标图，独立执行完整轨迹，错误图仍按原真实目标计分。动作筛选方案在遮蔽目标后仍有65.67%的SR，仅比真实目标低0.33个百分点，目标贡献证据不足。</w:t>
+              <w:t>最近保持Small256、目标头、0.50阈值和合法动作规则，比较5×5继续训练Continue5与10×10适配Adapt10。两臂各三模型、每模型81920实际训练动作与1024优化器更新，全部训练及复核结束后统一使用最终权重评测，未挑最好轮次或种子。</w:t>
             </w:r>
           </w:p>
           <w:p>
             <w:pPr>
               <w:keepNext w:val="0"/>
+              <w:pageBreakBefore w:val="0"/>
               <w:widowControl/>
               <w:snapToGrid w:val="0"/>
               <w:spacing w:before="0" w:after="60" w:line="360" w:lineRule="auto"/>
@@ -3781,12 +3030,13 @@
                 <w:color w:val="000000"/>
                 <w:sz w:val="24"/>
               </w:rPr>
-              <w:t>进一步加入成对目标方向监督：相同3帧观察历史对应两个不同目标，模型学习各自正确方向。模型结构、PPO奖励和训练步数不变，辅助损失权重固定0.5；目标位置仅用于train端生成标签。全部训练结束后再评测val，不扫描参数。</w:t>
+              <w:t>同20已见Masa源文件、500题×3的10×10评测：原M0为77.13%/SG1.201，Continue5为79.73%/0.823，Adapt10为80.00%/1.059。Adapt10较Continue5仅增加0.27点且SG更差，未通过同预算协议升级条件。</w:t>
             </w:r>
           </w:p>
           <w:p>
             <w:pPr>
               <w:keepNext/>
+              <w:pageBreakBefore w:val="0"/>
               <w:widowControl/>
               <w:snapToGrid w:val="0"/>
               <w:spacing w:before="0" w:after="80" w:line="264" w:lineRule="auto"/>
@@ -3799,7 +3049,7 @@
                 <w:color w:val="000000"/>
                 <w:sz w:val="21"/>
               </w:rPr>
-              <w:t>表3  目标图干预结果（val100，三个种子平均）</w:t>
+              <w:t>表2  Continue5的冻结目标对照</w:t>
             </w:r>
           </w:p>
           <w:tbl>
@@ -3818,10 +3068,9 @@
               </w:tblBorders>
             </w:tblPr>
             <w:tblGrid>
-              <w:gridCol w:w="3118"/>
-              <w:gridCol w:w="1587"/>
-              <w:gridCol w:w="1587"/>
-              <w:gridCol w:w="1587"/>
+              <w:gridCol w:w="4025"/>
+              <w:gridCol w:w="1928"/>
+              <w:gridCol w:w="1928"/>
             </w:tblGrid>
             <w:tr>
               <w:trPr>
@@ -3830,7 +3079,7 @@
               </w:trPr>
               <w:tc>
                 <w:tcPr>
-                  <w:tcW w:type="dxa" w:w="3118"/>
+                  <w:tcW w:type="dxa" w:w="4025"/>
                   <w:vAlign w:val="center"/>
                   <w:tcMar>
                     <w:top w:w="55" w:type="dxa"/>
@@ -3852,13 +3101,13 @@
                       <w:color w:val="000000"/>
                       <w:sz w:val="21"/>
                     </w:rPr>
-                    <w:t>方法</w:t>
-                  </w:r>
-                </w:p>
-              </w:tc>
-              <w:tc>
-                <w:tcPr>
-                  <w:tcW w:type="dxa" w:w="1587"/>
+                    <w:t>条件</w:t>
+                  </w:r>
+                </w:p>
+              </w:tc>
+              <w:tc>
+                <w:tcPr>
+                  <w:tcW w:type="dxa" w:w="1928"/>
                   <w:vAlign w:val="center"/>
                   <w:tcMar>
                     <w:top w:w="55" w:type="dxa"/>
@@ -3880,13 +3129,13 @@
                       <w:color w:val="000000"/>
                       <w:sz w:val="21"/>
                     </w:rPr>
-                    <w:t>真实目标SR</w:t>
-                  </w:r>
-                </w:p>
-              </w:tc>
-              <w:tc>
-                <w:tcPr>
-                  <w:tcW w:type="dxa" w:w="1587"/>
+                    <w:t>平均SR</w:t>
+                  </w:r>
+                </w:p>
+              </w:tc>
+              <w:tc>
+                <w:tcPr>
+                  <w:tcW w:type="dxa" w:w="1928"/>
                   <w:vAlign w:val="center"/>
                   <w:tcMar>
                     <w:top w:w="55" w:type="dxa"/>
@@ -3908,35 +3157,7 @@
                       <w:color w:val="000000"/>
                       <w:sz w:val="21"/>
                     </w:rPr>
-                    <w:t>遮蔽目标SR</w:t>
-                  </w:r>
-                </w:p>
-              </w:tc>
-              <w:tc>
-                <w:tcPr>
-                  <w:tcW w:type="dxa" w:w="1587"/>
-                  <w:vAlign w:val="center"/>
-                  <w:tcMar>
-                    <w:top w:w="55" w:type="dxa"/>
-                    <w:bottom w:w="55" w:type="dxa"/>
-                    <w:left w:w="65" w:type="dxa"/>
-                    <w:right w:w="65" w:type="dxa"/>
-                  </w:tcMar>
-                </w:tcPr>
-                <w:p>
-                  <w:pPr>
-                    <w:spacing w:line="276" w:lineRule="auto" w:after="0" w:before="0"/>
-                    <w:snapToGrid w:val="0"/>
-                    <w:jc w:val="center"/>
-                  </w:pPr>
-                  <w:r>
-                    <w:rPr>
-                      <w:rFonts w:ascii="宋体" w:hAnsi="宋体" w:eastAsia="宋体" w:cs="宋体"/>
-                      <w:b/>
-                      <w:color w:val="000000"/>
-                      <w:sz w:val="21"/>
-                    </w:rPr>
-                    <w:t>错误目标SR</w:t>
+                    <w:t>平均SG</w:t>
                   </w:r>
                 </w:p>
               </w:tc>
@@ -3947,112 +3168,84 @@
               </w:trPr>
               <w:tc>
                 <w:tcPr>
-                  <w:tcW w:type="dxa" w:w="3118"/>
-                  <w:vAlign w:val="center"/>
-                  <w:tcMar>
-                    <w:top w:w="55" w:type="dxa"/>
-                    <w:bottom w:w="55" w:type="dxa"/>
-                    <w:left w:w="65" w:type="dxa"/>
-                    <w:right w:w="65" w:type="dxa"/>
-                  </w:tcMar>
-                </w:tcPr>
-                <w:p>
-                  <w:pPr>
-                    <w:spacing w:line="276" w:lineRule="auto" w:after="0" w:before="0"/>
-                    <w:snapToGrid w:val="0"/>
-                  </w:pPr>
-                  <w:r>
-                    <w:rPr>
-                      <w:rFonts w:ascii="宋体" w:hAnsi="宋体" w:eastAsia="宋体" w:cs="宋体"/>
-                      <w:b w:val="0"/>
-                      <w:color w:val="000000"/>
-                      <w:sz w:val="21"/>
-                    </w:rPr>
-                    <w:t>保留的动作筛选方案</w:t>
-                  </w:r>
-                </w:p>
-              </w:tc>
-              <w:tc>
-                <w:tcPr>
-                  <w:tcW w:type="dxa" w:w="1587"/>
-                  <w:vAlign w:val="center"/>
-                  <w:tcMar>
-                    <w:top w:w="55" w:type="dxa"/>
-                    <w:bottom w:w="55" w:type="dxa"/>
-                    <w:left w:w="65" w:type="dxa"/>
-                    <w:right w:w="65" w:type="dxa"/>
-                  </w:tcMar>
-                </w:tcPr>
-                <w:p>
-                  <w:pPr>
-                    <w:spacing w:line="276" w:lineRule="auto" w:after="0" w:before="0"/>
-                    <w:snapToGrid w:val="0"/>
-                    <w:jc w:val="center"/>
-                  </w:pPr>
-                  <w:r>
-                    <w:rPr>
-                      <w:rFonts w:ascii="宋体" w:hAnsi="宋体" w:eastAsia="宋体" w:cs="宋体"/>
-                      <w:b w:val="0"/>
-                      <w:color w:val="000000"/>
-                      <w:sz w:val="21"/>
-                    </w:rPr>
-                    <w:t>66.00%</w:t>
-                  </w:r>
-                </w:p>
-              </w:tc>
-              <w:tc>
-                <w:tcPr>
-                  <w:tcW w:type="dxa" w:w="1587"/>
-                  <w:vAlign w:val="center"/>
-                  <w:tcMar>
-                    <w:top w:w="55" w:type="dxa"/>
-                    <w:bottom w:w="55" w:type="dxa"/>
-                    <w:left w:w="65" w:type="dxa"/>
-                    <w:right w:w="65" w:type="dxa"/>
-                  </w:tcMar>
-                </w:tcPr>
-                <w:p>
-                  <w:pPr>
-                    <w:spacing w:line="276" w:lineRule="auto" w:after="0" w:before="0"/>
-                    <w:snapToGrid w:val="0"/>
-                    <w:jc w:val="center"/>
-                  </w:pPr>
-                  <w:r>
-                    <w:rPr>
-                      <w:rFonts w:ascii="宋体" w:hAnsi="宋体" w:eastAsia="宋体" w:cs="宋体"/>
-                      <w:b w:val="0"/>
-                      <w:color w:val="000000"/>
-                      <w:sz w:val="21"/>
-                    </w:rPr>
-                    <w:t>65.67%</w:t>
-                  </w:r>
-                </w:p>
-              </w:tc>
-              <w:tc>
-                <w:tcPr>
-                  <w:tcW w:type="dxa" w:w="1587"/>
-                  <w:vAlign w:val="center"/>
-                  <w:tcMar>
-                    <w:top w:w="55" w:type="dxa"/>
-                    <w:bottom w:w="55" w:type="dxa"/>
-                    <w:left w:w="65" w:type="dxa"/>
-                    <w:right w:w="65" w:type="dxa"/>
-                  </w:tcMar>
-                </w:tcPr>
-                <w:p>
-                  <w:pPr>
-                    <w:spacing w:line="276" w:lineRule="auto" w:after="0" w:before="0"/>
-                    <w:snapToGrid w:val="0"/>
-                    <w:jc w:val="center"/>
-                  </w:pPr>
-                  <w:r>
-                    <w:rPr>
-                      <w:rFonts w:ascii="宋体" w:hAnsi="宋体" w:eastAsia="宋体" w:cs="宋体"/>
-                      <w:b w:val="0"/>
-                      <w:color w:val="000000"/>
-                      <w:sz w:val="21"/>
-                    </w:rPr>
-                    <w:t>62.00%</w:t>
+                  <w:tcW w:type="dxa" w:w="4025"/>
+                  <w:vAlign w:val="center"/>
+                  <w:tcMar>
+                    <w:top w:w="55" w:type="dxa"/>
+                    <w:bottom w:w="55" w:type="dxa"/>
+                    <w:left w:w="65" w:type="dxa"/>
+                    <w:right w:w="65" w:type="dxa"/>
+                  </w:tcMar>
+                </w:tcPr>
+                <w:p>
+                  <w:pPr>
+                    <w:spacing w:line="276" w:lineRule="auto" w:after="0" w:before="0"/>
+                    <w:snapToGrid w:val="0"/>
+                  </w:pPr>
+                  <w:r>
+                    <w:rPr>
+                      <w:rFonts w:ascii="宋体" w:hAnsi="宋体" w:eastAsia="宋体" w:cs="宋体"/>
+                      <w:b w:val="0"/>
+                      <w:color w:val="000000"/>
+                      <w:sz w:val="21"/>
+                    </w:rPr>
+                    <w:t>真实目标</w:t>
+                  </w:r>
+                </w:p>
+              </w:tc>
+              <w:tc>
+                <w:tcPr>
+                  <w:tcW w:type="dxa" w:w="1928"/>
+                  <w:vAlign w:val="center"/>
+                  <w:tcMar>
+                    <w:top w:w="55" w:type="dxa"/>
+                    <w:bottom w:w="55" w:type="dxa"/>
+                    <w:left w:w="65" w:type="dxa"/>
+                    <w:right w:w="65" w:type="dxa"/>
+                  </w:tcMar>
+                </w:tcPr>
+                <w:p>
+                  <w:pPr>
+                    <w:spacing w:line="276" w:lineRule="auto" w:after="0" w:before="0"/>
+                    <w:snapToGrid w:val="0"/>
+                    <w:jc w:val="center"/>
+                  </w:pPr>
+                  <w:r>
+                    <w:rPr>
+                      <w:rFonts w:ascii="宋体" w:hAnsi="宋体" w:eastAsia="宋体" w:cs="宋体"/>
+                      <w:b w:val="0"/>
+                      <w:color w:val="000000"/>
+                      <w:sz w:val="21"/>
+                    </w:rPr>
+                    <w:t>79.73%</w:t>
+                  </w:r>
+                </w:p>
+              </w:tc>
+              <w:tc>
+                <w:tcPr>
+                  <w:tcW w:type="dxa" w:w="1928"/>
+                  <w:vAlign w:val="center"/>
+                  <w:tcMar>
+                    <w:top w:w="55" w:type="dxa"/>
+                    <w:bottom w:w="55" w:type="dxa"/>
+                    <w:left w:w="65" w:type="dxa"/>
+                    <w:right w:w="65" w:type="dxa"/>
+                  </w:tcMar>
+                </w:tcPr>
+                <w:p>
+                  <w:pPr>
+                    <w:spacing w:line="276" w:lineRule="auto" w:after="0" w:before="0"/>
+                    <w:snapToGrid w:val="0"/>
+                    <w:jc w:val="center"/>
+                  </w:pPr>
+                  <w:r>
+                    <w:rPr>
+                      <w:rFonts w:ascii="宋体" w:hAnsi="宋体" w:eastAsia="宋体" w:cs="宋体"/>
+                      <w:b w:val="0"/>
+                      <w:color w:val="000000"/>
+                      <w:sz w:val="21"/>
+                    </w:rPr>
+                    <w:t>0.823</w:t>
                   </w:r>
                 </w:p>
               </w:tc>
@@ -4063,112 +3256,260 @@
               </w:trPr>
               <w:tc>
                 <w:tcPr>
-                  <w:tcW w:type="dxa" w:w="3118"/>
-                  <w:vAlign w:val="center"/>
-                  <w:tcMar>
-                    <w:top w:w="55" w:type="dxa"/>
-                    <w:bottom w:w="55" w:type="dxa"/>
-                    <w:left w:w="65" w:type="dxa"/>
-                    <w:right w:w="65" w:type="dxa"/>
-                  </w:tcMar>
-                </w:tcPr>
-                <w:p>
-                  <w:pPr>
-                    <w:spacing w:line="276" w:lineRule="auto" w:after="0" w:before="0"/>
-                    <w:snapToGrid w:val="0"/>
-                  </w:pPr>
-                  <w:r>
-                    <w:rPr>
-                      <w:rFonts w:ascii="宋体" w:hAnsi="宋体" w:eastAsia="宋体" w:cs="宋体"/>
-                      <w:b w:val="0"/>
-                      <w:color w:val="000000"/>
-                      <w:sz w:val="21"/>
-                    </w:rPr>
-                    <w:t>加入目标方向监督</w:t>
-                  </w:r>
-                </w:p>
-              </w:tc>
-              <w:tc>
-                <w:tcPr>
-                  <w:tcW w:type="dxa" w:w="1587"/>
-                  <w:vAlign w:val="center"/>
-                  <w:tcMar>
-                    <w:top w:w="55" w:type="dxa"/>
-                    <w:bottom w:w="55" w:type="dxa"/>
-                    <w:left w:w="65" w:type="dxa"/>
-                    <w:right w:w="65" w:type="dxa"/>
-                  </w:tcMar>
-                </w:tcPr>
-                <w:p>
-                  <w:pPr>
-                    <w:spacing w:line="276" w:lineRule="auto" w:after="0" w:before="0"/>
-                    <w:snapToGrid w:val="0"/>
-                    <w:jc w:val="center"/>
-                  </w:pPr>
-                  <w:r>
-                    <w:rPr>
-                      <w:rFonts w:ascii="宋体" w:hAnsi="宋体" w:eastAsia="宋体" w:cs="宋体"/>
-                      <w:b w:val="0"/>
-                      <w:color w:val="000000"/>
-                      <w:sz w:val="21"/>
-                    </w:rPr>
-                    <w:t>58.00%</w:t>
-                  </w:r>
-                </w:p>
-              </w:tc>
-              <w:tc>
-                <w:tcPr>
-                  <w:tcW w:type="dxa" w:w="1587"/>
-                  <w:vAlign w:val="center"/>
-                  <w:tcMar>
-                    <w:top w:w="55" w:type="dxa"/>
-                    <w:bottom w:w="55" w:type="dxa"/>
-                    <w:left w:w="65" w:type="dxa"/>
-                    <w:right w:w="65" w:type="dxa"/>
-                  </w:tcMar>
-                </w:tcPr>
-                <w:p>
-                  <w:pPr>
-                    <w:spacing w:line="276" w:lineRule="auto" w:after="0" w:before="0"/>
-                    <w:snapToGrid w:val="0"/>
-                    <w:jc w:val="center"/>
-                  </w:pPr>
-                  <w:r>
-                    <w:rPr>
-                      <w:rFonts w:ascii="宋体" w:hAnsi="宋体" w:eastAsia="宋体" w:cs="宋体"/>
-                      <w:b w:val="0"/>
-                      <w:color w:val="000000"/>
-                      <w:sz w:val="21"/>
-                    </w:rPr>
-                    <w:t>61.00%</w:t>
-                  </w:r>
-                </w:p>
-              </w:tc>
-              <w:tc>
-                <w:tcPr>
-                  <w:tcW w:type="dxa" w:w="1587"/>
-                  <w:vAlign w:val="center"/>
-                  <w:tcMar>
-                    <w:top w:w="55" w:type="dxa"/>
-                    <w:bottom w:w="55" w:type="dxa"/>
-                    <w:left w:w="65" w:type="dxa"/>
-                    <w:right w:w="65" w:type="dxa"/>
-                  </w:tcMar>
-                </w:tcPr>
-                <w:p>
-                  <w:pPr>
-                    <w:spacing w:line="276" w:lineRule="auto" w:after="0" w:before="0"/>
-                    <w:snapToGrid w:val="0"/>
-                    <w:jc w:val="center"/>
-                  </w:pPr>
-                  <w:r>
-                    <w:rPr>
-                      <w:rFonts w:ascii="宋体" w:hAnsi="宋体" w:eastAsia="宋体" w:cs="宋体"/>
-                      <w:b w:val="0"/>
-                      <w:color w:val="000000"/>
-                      <w:sz w:val="21"/>
-                    </w:rPr>
-                    <w:t>63.00%</w:t>
+                  <w:tcW w:type="dxa" w:w="4025"/>
+                  <w:vAlign w:val="center"/>
+                  <w:tcMar>
+                    <w:top w:w="55" w:type="dxa"/>
+                    <w:bottom w:w="55" w:type="dxa"/>
+                    <w:left w:w="65" w:type="dxa"/>
+                    <w:right w:w="65" w:type="dxa"/>
+                  </w:tcMar>
+                </w:tcPr>
+                <w:p>
+                  <w:pPr>
+                    <w:spacing w:line="276" w:lineRule="auto" w:after="0" w:before="0"/>
+                    <w:snapToGrid w:val="0"/>
+                  </w:pPr>
+                  <w:r>
+                    <w:rPr>
+                      <w:rFonts w:ascii="宋体" w:hAnsi="宋体" w:eastAsia="宋体" w:cs="宋体"/>
+                      <w:b w:val="0"/>
+                      <w:color w:val="000000"/>
+                      <w:sz w:val="21"/>
+                    </w:rPr>
+                    <w:t>禁用视觉线索</w:t>
+                  </w:r>
+                </w:p>
+              </w:tc>
+              <w:tc>
+                <w:tcPr>
+                  <w:tcW w:type="dxa" w:w="1928"/>
+                  <w:vAlign w:val="center"/>
+                  <w:tcMar>
+                    <w:top w:w="55" w:type="dxa"/>
+                    <w:bottom w:w="55" w:type="dxa"/>
+                    <w:left w:w="65" w:type="dxa"/>
+                    <w:right w:w="65" w:type="dxa"/>
+                  </w:tcMar>
+                </w:tcPr>
+                <w:p>
+                  <w:pPr>
+                    <w:spacing w:line="276" w:lineRule="auto" w:after="0" w:before="0"/>
+                    <w:snapToGrid w:val="0"/>
+                    <w:jc w:val="center"/>
+                  </w:pPr>
+                  <w:r>
+                    <w:rPr>
+                      <w:rFonts w:ascii="宋体" w:hAnsi="宋体" w:eastAsia="宋体" w:cs="宋体"/>
+                      <w:b w:val="0"/>
+                      <w:color w:val="000000"/>
+                      <w:sz w:val="21"/>
+                    </w:rPr>
+                    <w:t>59.40%</w:t>
+                  </w:r>
+                </w:p>
+              </w:tc>
+              <w:tc>
+                <w:tcPr>
+                  <w:tcW w:type="dxa" w:w="1928"/>
+                  <w:vAlign w:val="center"/>
+                  <w:tcMar>
+                    <w:top w:w="55" w:type="dxa"/>
+                    <w:bottom w:w="55" w:type="dxa"/>
+                    <w:left w:w="65" w:type="dxa"/>
+                    <w:right w:w="65" w:type="dxa"/>
+                  </w:tcMar>
+                </w:tcPr>
+                <w:p>
+                  <w:pPr>
+                    <w:spacing w:line="276" w:lineRule="auto" w:after="0" w:before="0"/>
+                    <w:snapToGrid w:val="0"/>
+                    <w:jc w:val="center"/>
+                  </w:pPr>
+                  <w:r>
+                    <w:rPr>
+                      <w:rFonts w:ascii="宋体" w:hAnsi="宋体" w:eastAsia="宋体" w:cs="宋体"/>
+                      <w:b w:val="0"/>
+                      <w:color w:val="000000"/>
+                      <w:sz w:val="21"/>
+                    </w:rPr>
+                    <w:t>1.723</w:t>
+                  </w:r>
+                </w:p>
+              </w:tc>
+            </w:tr>
+            <w:tr>
+              <w:trPr>
+                <w:cantSplit/>
+              </w:trPr>
+              <w:tc>
+                <w:tcPr>
+                  <w:tcW w:type="dxa" w:w="4025"/>
+                  <w:vAlign w:val="center"/>
+                  <w:tcMar>
+                    <w:top w:w="55" w:type="dxa"/>
+                    <w:bottom w:w="55" w:type="dxa"/>
+                    <w:left w:w="65" w:type="dxa"/>
+                    <w:right w:w="65" w:type="dxa"/>
+                  </w:tcMar>
+                </w:tcPr>
+                <w:p>
+                  <w:pPr>
+                    <w:spacing w:line="276" w:lineRule="auto" w:after="0" w:before="0"/>
+                    <w:snapToGrid w:val="0"/>
+                  </w:pPr>
+                  <w:r>
+                    <w:rPr>
+                      <w:rFonts w:ascii="宋体" w:hAnsi="宋体" w:eastAsia="宋体" w:cs="宋体"/>
+                      <w:b w:val="0"/>
+                      <w:color w:val="000000"/>
+                      <w:sz w:val="21"/>
+                    </w:rPr>
+                    <w:t>均值目标</w:t>
+                  </w:r>
+                </w:p>
+              </w:tc>
+              <w:tc>
+                <w:tcPr>
+                  <w:tcW w:type="dxa" w:w="1928"/>
+                  <w:vAlign w:val="center"/>
+                  <w:tcMar>
+                    <w:top w:w="55" w:type="dxa"/>
+                    <w:bottom w:w="55" w:type="dxa"/>
+                    <w:left w:w="65" w:type="dxa"/>
+                    <w:right w:w="65" w:type="dxa"/>
+                  </w:tcMar>
+                </w:tcPr>
+                <w:p>
+                  <w:pPr>
+                    <w:spacing w:line="276" w:lineRule="auto" w:after="0" w:before="0"/>
+                    <w:snapToGrid w:val="0"/>
+                    <w:jc w:val="center"/>
+                  </w:pPr>
+                  <w:r>
+                    <w:rPr>
+                      <w:rFonts w:ascii="宋体" w:hAnsi="宋体" w:eastAsia="宋体" w:cs="宋体"/>
+                      <w:b w:val="0"/>
+                      <w:color w:val="000000"/>
+                      <w:sz w:val="21"/>
+                    </w:rPr>
+                    <w:t>52.20%</w:t>
+                  </w:r>
+                </w:p>
+              </w:tc>
+              <w:tc>
+                <w:tcPr>
+                  <w:tcW w:type="dxa" w:w="1928"/>
+                  <w:vAlign w:val="center"/>
+                  <w:tcMar>
+                    <w:top w:w="55" w:type="dxa"/>
+                    <w:bottom w:w="55" w:type="dxa"/>
+                    <w:left w:w="65" w:type="dxa"/>
+                    <w:right w:w="65" w:type="dxa"/>
+                  </w:tcMar>
+                </w:tcPr>
+                <w:p>
+                  <w:pPr>
+                    <w:spacing w:line="276" w:lineRule="auto" w:after="0" w:before="0"/>
+                    <w:snapToGrid w:val="0"/>
+                    <w:jc w:val="center"/>
+                  </w:pPr>
+                  <w:r>
+                    <w:rPr>
+                      <w:rFonts w:ascii="宋体" w:hAnsi="宋体" w:eastAsia="宋体" w:cs="宋体"/>
+                      <w:b w:val="0"/>
+                      <w:color w:val="000000"/>
+                      <w:sz w:val="21"/>
+                    </w:rPr>
+                    <w:t>1.877</w:t>
+                  </w:r>
+                </w:p>
+              </w:tc>
+            </w:tr>
+            <w:tr>
+              <w:trPr>
+                <w:cantSplit/>
+              </w:trPr>
+              <w:tc>
+                <w:tcPr>
+                  <w:tcW w:type="dxa" w:w="4025"/>
+                  <w:vAlign w:val="center"/>
+                  <w:tcMar>
+                    <w:top w:w="55" w:type="dxa"/>
+                    <w:bottom w:w="55" w:type="dxa"/>
+                    <w:left w:w="65" w:type="dxa"/>
+                    <w:right w:w="65" w:type="dxa"/>
+                  </w:tcMar>
+                </w:tcPr>
+                <w:p>
+                  <w:pPr>
+                    <w:spacing w:line="276" w:lineRule="auto" w:after="0" w:before="0"/>
+                    <w:snapToGrid w:val="0"/>
+                  </w:pPr>
+                  <w:r>
+                    <w:rPr>
+                      <w:rFonts w:ascii="宋体" w:hAnsi="宋体" w:eastAsia="宋体" w:cs="宋体"/>
+                      <w:b w:val="0"/>
+                      <w:color w:val="000000"/>
+                      <w:sz w:val="21"/>
+                    </w:rPr>
+                    <w:t>错误目标</w:t>
+                  </w:r>
+                </w:p>
+              </w:tc>
+              <w:tc>
+                <w:tcPr>
+                  <w:tcW w:type="dxa" w:w="1928"/>
+                  <w:vAlign w:val="center"/>
+                  <w:tcMar>
+                    <w:top w:w="55" w:type="dxa"/>
+                    <w:bottom w:w="55" w:type="dxa"/>
+                    <w:left w:w="65" w:type="dxa"/>
+                    <w:right w:w="65" w:type="dxa"/>
+                  </w:tcMar>
+                </w:tcPr>
+                <w:p>
+                  <w:pPr>
+                    <w:spacing w:line="276" w:lineRule="auto" w:after="0" w:before="0"/>
+                    <w:snapToGrid w:val="0"/>
+                    <w:jc w:val="center"/>
+                  </w:pPr>
+                  <w:r>
+                    <w:rPr>
+                      <w:rFonts w:ascii="宋体" w:hAnsi="宋体" w:eastAsia="宋体" w:cs="宋体"/>
+                      <w:b w:val="0"/>
+                      <w:color w:val="000000"/>
+                      <w:sz w:val="21"/>
+                    </w:rPr>
+                    <w:t>57.20%</w:t>
+                  </w:r>
+                </w:p>
+              </w:tc>
+              <w:tc>
+                <w:tcPr>
+                  <w:tcW w:type="dxa" w:w="1928"/>
+                  <w:vAlign w:val="center"/>
+                  <w:tcMar>
+                    <w:top w:w="55" w:type="dxa"/>
+                    <w:bottom w:w="55" w:type="dxa"/>
+                    <w:left w:w="65" w:type="dxa"/>
+                    <w:right w:w="65" w:type="dxa"/>
+                  </w:tcMar>
+                </w:tcPr>
+                <w:p>
+                  <w:pPr>
+                    <w:spacing w:line="276" w:lineRule="auto" w:after="0" w:before="0"/>
+                    <w:snapToGrid w:val="0"/>
+                    <w:jc w:val="center"/>
+                  </w:pPr>
+                  <w:r>
+                    <w:rPr>
+                      <w:rFonts w:ascii="宋体" w:hAnsi="宋体" w:eastAsia="宋体" w:cs="宋体"/>
+                      <w:b w:val="0"/>
+                      <w:color w:val="000000"/>
+                      <w:sz w:val="21"/>
+                    </w:rPr>
+                    <w:t>1.698</w:t>
                   </w:r>
                 </w:p>
               </w:tc>
@@ -4191,6 +3532,25 @@
           <w:p>
             <w:pPr>
               <w:keepNext w:val="0"/>
+              <w:pageBreakBefore w:val="0"/>
+              <w:widowControl/>
+              <w:snapToGrid w:val="0"/>
+              <w:spacing w:before="0" w:after="100" w:line="288" w:lineRule="auto"/>
+            </w:pPr>
+            <w:r>
+              <w:rPr>
+                <w:rFonts w:ascii="宋体" w:hAnsi="宋体" w:eastAsia="宋体" w:cs="宋体"/>
+                <w:b w:val="0"/>
+                <w:color w:val="000000"/>
+                <w:sz w:val="21"/>
+              </w:rPr>
+              <w:t>真实目标1500条按SHA复用并重新审计，三控制新增4500条。均值与错目标同时作用于全局、局部、边缘目标通道；环境仍按真实目标判分。真实目标对三控制均超过预定5点SR收益、至少两份权重为正且SG不差，目标证据通过。</w:t>
+            </w:r>
+          </w:p>
+          <w:p>
+            <w:pPr>
+              <w:keepNext w:val="0"/>
+              <w:pageBreakBefore w:val="0"/>
               <w:widowControl/>
               <w:snapToGrid w:val="0"/>
               <w:spacing w:before="0" w:after="60" w:line="360" w:lineRule="auto"/>
@@ -4203,43 +3563,7 @@
                 <w:color w:val="000000"/>
                 <w:sz w:val="24"/>
               </w:rPr>
-              <w:t>新监督没有通过候选验收：平均SR下降8个百分点，且真实目标未优于遮蔽和错误目标。成对决策诊断中“两目标动作均正确”率在train源图上由17.90%升至31.97%，在val源图上仅由14.97%升至17.32%，未转化为完整定位收益。因此保留原动作筛选方案，将新监督配置归档为负结果。</w:t>
-            </w:r>
-          </w:p>
-          <w:p>
-            <w:pPr>
-              <w:keepNext w:val="0"/>
-              <w:widowControl/>
-              <w:snapToGrid w:val="0"/>
-              <w:spacing w:before="0" w:after="60" w:line="360" w:lineRule="auto"/>
-              <w:ind w:firstLine="480"/>
-            </w:pPr>
-            <w:r>
-              <w:rPr>
-                <w:rFonts w:ascii="宋体" w:hAnsi="宋体" w:eastAsia="宋体" w:cs="宋体"/>
-                <w:b w:val="0"/>
-                <w:color w:val="000000"/>
-                <w:sz w:val="24"/>
-              </w:rPr>
-              <w:t>已交付环境、VLM接口、规则策略、训练与消融脚本及对应模型、快照和报告。好奇心配对、动作筛选、目标监督三批分别保存1800、2300、1800条评测轨迹，均通过批内重放审计。各批共享任务，这5900条轨迹并非5900个独立地理任务。</w:t>
-            </w:r>
-          </w:p>
-          <w:p>
-            <w:pPr>
-              <w:keepNext w:val="0"/>
-              <w:widowControl/>
-              <w:snapToGrid w:val="0"/>
-              <w:spacing w:before="0" w:after="60" w:line="360" w:lineRule="auto"/>
-              <w:ind w:firstLine="480"/>
-            </w:pPr>
-            <w:r>
-              <w:rPr>
-                <w:rFonts w:ascii="宋体" w:hAnsi="宋体" w:eastAsia="宋体" w:cs="宋体"/>
-                <w:b w:val="0"/>
-                <w:color w:val="000000"/>
-                <w:sz w:val="24"/>
-              </w:rPr>
-              <w:t>平台建设、原型实现和问题定位已完成；多VLM协作、完整S2、独立测试及大网格与跨数据集实验尚未完成。</w:t>
+              <w:t>随后固定此前预留SwissView40—59号20新源文件，分别执行5×5/B10与10×10/B20，原M0与Continue5共6000条主轨迹。任务和源名单在新导航前冻结，不因结果更换样本。该20源文件已消费，后续不能重复当作未见确认。</w:t>
             </w:r>
           </w:p>
         </w:tc>
@@ -4247,19 +3571,8 @@
     </w:tbl>
     <w:p>
       <w:pPr>
-        <w:spacing w:after="0" w:before="0" w:line="20" w:lineRule="exact"/>
-        <w:keepNext/>
         <w:pageBreakBefore/>
-        <w:snapToGrid w:val="0"/>
       </w:pPr>
-      <w:r>
-        <w:rPr>
-          <w:rFonts w:ascii="宋体" w:hAnsi="宋体" w:eastAsia="宋体" w:cs="宋体"/>
-          <w:b w:val="0"/>
-          <w:color w:val="000000"/>
-          <w:sz w:val="2"/>
-        </w:rPr>
-      </w:r>
     </w:p>
     <w:tbl>
       <w:tblPr>
@@ -4324,6 +3637,7 @@
           <w:p>
             <w:pPr>
               <w:keepNext/>
+              <w:pageBreakBefore w:val="0"/>
               <w:widowControl/>
               <w:snapToGrid w:val="0"/>
               <w:spacing w:before="120" w:after="100" w:line="360" w:lineRule="auto"/>
@@ -4336,12 +3650,394 @@
                 <w:color w:val="000000"/>
                 <w:sz w:val="24"/>
               </w:rPr>
-              <w:t>三、存在的主要问题</w:t>
+              <w:t>（四）继续训练候选与独立确认 续</w:t>
+            </w:r>
+          </w:p>
+          <w:p>
+            <w:pPr>
+              <w:keepNext/>
+              <w:pageBreakBefore w:val="0"/>
+              <w:widowControl/>
+              <w:snapToGrid w:val="0"/>
+              <w:spacing w:before="0" w:after="80" w:line="264" w:lineRule="auto"/>
+              <w:jc w:val="center"/>
+            </w:pPr>
+            <w:r>
+              <w:rPr>
+                <w:rFonts w:ascii="宋体" w:hAnsi="宋体" w:eastAsia="宋体" w:cs="宋体"/>
+                <w:b/>
+                <w:color w:val="000000"/>
+                <w:sz w:val="21"/>
+              </w:rPr>
+              <w:t>表3  同20新源文件的逐题配对结果</w:t>
+            </w:r>
+          </w:p>
+          <w:tbl>
+            <w:tblPr>
+              <w:tblW w:type="dxa" w:w="7881"/>
+              <w:jc w:val="center"/>
+              <w:tblLayout w:type="fixed"/>
+              <w:tblLook w:firstColumn="1" w:firstRow="1" w:lastColumn="0" w:lastRow="0" w:noHBand="0" w:noVBand="1" w:val="04A0"/>
+              <w:tblBorders>
+                <w:top w:val="single" w:sz="4" w:color="000000"/>
+                <w:left w:val="single" w:sz="4" w:color="000000"/>
+                <w:bottom w:val="single" w:sz="4" w:color="000000"/>
+                <w:right w:val="single" w:sz="4" w:color="000000"/>
+                <w:insideH w:val="single" w:sz="4" w:color="000000"/>
+                <w:insideV w:val="single" w:sz="4" w:color="000000"/>
+              </w:tblBorders>
+            </w:tblPr>
+            <w:tblGrid>
+              <w:gridCol w:w="2438"/>
+              <w:gridCol w:w="2721"/>
+              <w:gridCol w:w="2721"/>
+            </w:tblGrid>
+            <w:tr>
+              <w:trPr>
+                <w:cantSplit/>
+                <w:tblHeader/>
+              </w:trPr>
+              <w:tc>
+                <w:tcPr>
+                  <w:tcW w:type="dxa" w:w="2438"/>
+                  <w:vAlign w:val="center"/>
+                  <w:tcMar>
+                    <w:top w:w="55" w:type="dxa"/>
+                    <w:bottom w:w="55" w:type="dxa"/>
+                    <w:left w:w="65" w:type="dxa"/>
+                    <w:right w:w="65" w:type="dxa"/>
+                  </w:tcMar>
+                </w:tcPr>
+                <w:p>
+                  <w:pPr>
+                    <w:spacing w:line="276" w:lineRule="auto" w:after="0" w:before="0"/>
+                    <w:snapToGrid w:val="0"/>
+                    <w:jc w:val="center"/>
+                  </w:pPr>
+                  <w:r>
+                    <w:rPr>
+                      <w:rFonts w:ascii="宋体" w:hAnsi="宋体" w:eastAsia="宋体" w:cs="宋体"/>
+                      <w:b/>
+                      <w:color w:val="000000"/>
+                      <w:sz w:val="21"/>
+                    </w:rPr>
+                    <w:t>新源协议</w:t>
+                  </w:r>
+                </w:p>
+              </w:tc>
+              <w:tc>
+                <w:tcPr>
+                  <w:tcW w:type="dxa" w:w="2721"/>
+                  <w:vAlign w:val="center"/>
+                  <w:tcMar>
+                    <w:top w:w="55" w:type="dxa"/>
+                    <w:bottom w:w="55" w:type="dxa"/>
+                    <w:left w:w="65" w:type="dxa"/>
+                    <w:right w:w="65" w:type="dxa"/>
+                  </w:tcMar>
+                </w:tcPr>
+                <w:p>
+                  <w:pPr>
+                    <w:spacing w:line="276" w:lineRule="auto" w:after="0" w:before="0"/>
+                    <w:snapToGrid w:val="0"/>
+                    <w:jc w:val="center"/>
+                  </w:pPr>
+                  <w:r>
+                    <w:rPr>
+                      <w:rFonts w:ascii="宋体" w:hAnsi="宋体" w:eastAsia="宋体" w:cs="宋体"/>
+                      <w:b/>
+                      <w:color w:val="000000"/>
+                      <w:sz w:val="21"/>
+                    </w:rPr>
+                    <w:t>原M0 SR / SG</w:t>
+                  </w:r>
+                </w:p>
+              </w:tc>
+              <w:tc>
+                <w:tcPr>
+                  <w:tcW w:type="dxa" w:w="2721"/>
+                  <w:vAlign w:val="center"/>
+                  <w:tcMar>
+                    <w:top w:w="55" w:type="dxa"/>
+                    <w:bottom w:w="55" w:type="dxa"/>
+                    <w:left w:w="65" w:type="dxa"/>
+                    <w:right w:w="65" w:type="dxa"/>
+                  </w:tcMar>
+                </w:tcPr>
+                <w:p>
+                  <w:pPr>
+                    <w:spacing w:line="276" w:lineRule="auto" w:after="0" w:before="0"/>
+                    <w:snapToGrid w:val="0"/>
+                    <w:jc w:val="center"/>
+                  </w:pPr>
+                  <w:r>
+                    <w:rPr>
+                      <w:rFonts w:ascii="宋体" w:hAnsi="宋体" w:eastAsia="宋体" w:cs="宋体"/>
+                      <w:b/>
+                      <w:color w:val="000000"/>
+                      <w:sz w:val="21"/>
+                    </w:rPr>
+                    <w:t>Continue5 SR / SG</w:t>
+                  </w:r>
+                </w:p>
+              </w:tc>
+            </w:tr>
+            <w:tr>
+              <w:trPr>
+                <w:cantSplit/>
+              </w:trPr>
+              <w:tc>
+                <w:tcPr>
+                  <w:tcW w:type="dxa" w:w="2438"/>
+                  <w:vAlign w:val="center"/>
+                  <w:tcMar>
+                    <w:top w:w="55" w:type="dxa"/>
+                    <w:bottom w:w="55" w:type="dxa"/>
+                    <w:left w:w="65" w:type="dxa"/>
+                    <w:right w:w="65" w:type="dxa"/>
+                  </w:tcMar>
+                </w:tcPr>
+                <w:p>
+                  <w:pPr>
+                    <w:spacing w:line="276" w:lineRule="auto" w:after="0" w:before="0"/>
+                    <w:snapToGrid w:val="0"/>
+                  </w:pPr>
+                  <w:r>
+                    <w:rPr>
+                      <w:rFonts w:ascii="宋体" w:hAnsi="宋体" w:eastAsia="宋体" w:cs="宋体"/>
+                      <w:b w:val="0"/>
+                      <w:color w:val="000000"/>
+                      <w:sz w:val="21"/>
+                    </w:rPr>
+                    <w:t>5×5</w:t>
+                  </w:r>
+                </w:p>
+              </w:tc>
+              <w:tc>
+                <w:tcPr>
+                  <w:tcW w:type="dxa" w:w="2721"/>
+                  <w:vAlign w:val="center"/>
+                  <w:tcMar>
+                    <w:top w:w="55" w:type="dxa"/>
+                    <w:bottom w:w="55" w:type="dxa"/>
+                    <w:left w:w="65" w:type="dxa"/>
+                    <w:right w:w="65" w:type="dxa"/>
+                  </w:tcMar>
+                </w:tcPr>
+                <w:p>
+                  <w:pPr>
+                    <w:spacing w:line="276" w:lineRule="auto" w:after="0" w:before="0"/>
+                    <w:snapToGrid w:val="0"/>
+                    <w:jc w:val="center"/>
+                  </w:pPr>
+                  <w:r>
+                    <w:rPr>
+                      <w:rFonts w:ascii="宋体" w:hAnsi="宋体" w:eastAsia="宋体" w:cs="宋体"/>
+                      <w:b w:val="0"/>
+                      <w:color w:val="000000"/>
+                      <w:sz w:val="21"/>
+                    </w:rPr>
+                    <w:t>86.73% / 0.334</w:t>
+                  </w:r>
+                </w:p>
+              </w:tc>
+              <w:tc>
+                <w:tcPr>
+                  <w:tcW w:type="dxa" w:w="2721"/>
+                  <w:vAlign w:val="center"/>
+                  <w:tcMar>
+                    <w:top w:w="55" w:type="dxa"/>
+                    <w:bottom w:w="55" w:type="dxa"/>
+                    <w:left w:w="65" w:type="dxa"/>
+                    <w:right w:w="65" w:type="dxa"/>
+                  </w:tcMar>
+                </w:tcPr>
+                <w:p>
+                  <w:pPr>
+                    <w:spacing w:line="276" w:lineRule="auto" w:after="0" w:before="0"/>
+                    <w:snapToGrid w:val="0"/>
+                    <w:jc w:val="center"/>
+                  </w:pPr>
+                  <w:r>
+                    <w:rPr>
+                      <w:rFonts w:ascii="宋体" w:hAnsi="宋体" w:eastAsia="宋体" w:cs="宋体"/>
+                      <w:b w:val="0"/>
+                      <w:color w:val="000000"/>
+                      <w:sz w:val="21"/>
+                    </w:rPr>
+                    <w:t>87.40% / 0.310</w:t>
+                  </w:r>
+                </w:p>
+              </w:tc>
+            </w:tr>
+            <w:tr>
+              <w:trPr>
+                <w:cantSplit/>
+              </w:trPr>
+              <w:tc>
+                <w:tcPr>
+                  <w:tcW w:type="dxa" w:w="2438"/>
+                  <w:vAlign w:val="center"/>
+                  <w:tcMar>
+                    <w:top w:w="55" w:type="dxa"/>
+                    <w:bottom w:w="55" w:type="dxa"/>
+                    <w:left w:w="65" w:type="dxa"/>
+                    <w:right w:w="65" w:type="dxa"/>
+                  </w:tcMar>
+                </w:tcPr>
+                <w:p>
+                  <w:pPr>
+                    <w:spacing w:line="276" w:lineRule="auto" w:after="0" w:before="0"/>
+                    <w:snapToGrid w:val="0"/>
+                  </w:pPr>
+                  <w:r>
+                    <w:rPr>
+                      <w:rFonts w:ascii="宋体" w:hAnsi="宋体" w:eastAsia="宋体" w:cs="宋体"/>
+                      <w:b w:val="0"/>
+                      <w:color w:val="000000"/>
+                      <w:sz w:val="21"/>
+                    </w:rPr>
+                    <w:t>10×10</w:t>
+                  </w:r>
+                </w:p>
+              </w:tc>
+              <w:tc>
+                <w:tcPr>
+                  <w:tcW w:type="dxa" w:w="2721"/>
+                  <w:vAlign w:val="center"/>
+                  <w:tcMar>
+                    <w:top w:w="55" w:type="dxa"/>
+                    <w:bottom w:w="55" w:type="dxa"/>
+                    <w:left w:w="65" w:type="dxa"/>
+                    <w:right w:w="65" w:type="dxa"/>
+                  </w:tcMar>
+                </w:tcPr>
+                <w:p>
+                  <w:pPr>
+                    <w:spacing w:line="276" w:lineRule="auto" w:after="0" w:before="0"/>
+                    <w:snapToGrid w:val="0"/>
+                    <w:jc w:val="center"/>
+                  </w:pPr>
+                  <w:r>
+                    <w:rPr>
+                      <w:rFonts w:ascii="宋体" w:hAnsi="宋体" w:eastAsia="宋体" w:cs="宋体"/>
+                      <w:b w:val="0"/>
+                      <w:color w:val="000000"/>
+                      <w:sz w:val="21"/>
+                    </w:rPr>
+                    <w:t>72.07% / 1.230</w:t>
+                  </w:r>
+                </w:p>
+              </w:tc>
+              <w:tc>
+                <w:tcPr>
+                  <w:tcW w:type="dxa" w:w="2721"/>
+                  <w:vAlign w:val="center"/>
+                  <w:tcMar>
+                    <w:top w:w="55" w:type="dxa"/>
+                    <w:bottom w:w="55" w:type="dxa"/>
+                    <w:left w:w="65" w:type="dxa"/>
+                    <w:right w:w="65" w:type="dxa"/>
+                  </w:tcMar>
+                </w:tcPr>
+                <w:p>
+                  <w:pPr>
+                    <w:spacing w:line="276" w:lineRule="auto" w:after="0" w:before="0"/>
+                    <w:snapToGrid w:val="0"/>
+                    <w:jc w:val="center"/>
+                  </w:pPr>
+                  <w:r>
+                    <w:rPr>
+                      <w:rFonts w:ascii="宋体" w:hAnsi="宋体" w:eastAsia="宋体" w:cs="宋体"/>
+                      <w:b w:val="0"/>
+                      <w:color w:val="000000"/>
+                      <w:sz w:val="21"/>
+                    </w:rPr>
+                    <w:t>72.67% / 0.868</w:t>
+                  </w:r>
+                </w:p>
+              </w:tc>
+            </w:tr>
+          </w:tbl>
+          <w:p>
+            <w:pPr>
+              <w:spacing w:after="0" w:line="40" w:lineRule="exact"/>
+              <w:snapToGrid w:val="0"/>
+            </w:pPr>
+            <w:r>
+              <w:rPr>
+                <w:rFonts w:ascii="宋体" w:hAnsi="宋体" w:eastAsia="宋体" w:cs="宋体"/>
+                <w:b w:val="0"/>
+                <w:color w:val="000000"/>
+                <w:sz w:val="4"/>
+              </w:rPr>
+            </w:r>
+          </w:p>
+          <w:p>
+            <w:pPr>
+              <w:keepNext/>
+              <w:snapToGrid w:val="0"/>
+              <w:spacing w:before="40" w:after="60"/>
+              <w:jc w:val="center"/>
+            </w:pPr>
+            <w:r>
+              <w:drawing>
+                <wp:inline xmlns:a="http://schemas.openxmlformats.org/drawingml/2006/main" xmlns:pic="http://schemas.openxmlformats.org/drawingml/2006/picture">
+                  <wp:extent cx="4860000" cy="2385000"/>
+                  <wp:docPr id="3" name="Picture 3"/>
+                  <wp:cNvGraphicFramePr>
+                    <a:graphicFrameLocks noChangeAspect="1"/>
+                  </wp:cNvGraphicFramePr>
+                  <a:graphic>
+                    <a:graphicData uri="http://schemas.openxmlformats.org/drawingml/2006/picture">
+                      <pic:pic>
+                        <pic:nvPicPr>
+                          <pic:cNvPr id="0" name="报告_新源文件确认.png"/>
+                          <pic:cNvPicPr/>
+                        </pic:nvPicPr>
+                        <pic:blipFill>
+                          <a:blip r:embed="rId14"/>
+                          <a:stretch>
+                            <a:fillRect/>
+                          </a:stretch>
+                        </pic:blipFill>
+                        <pic:spPr>
+                          <a:xfrm>
+                            <a:off x="0" y="0"/>
+                            <a:ext cx="4860000" cy="2385000"/>
+                          </a:xfrm>
+                          <a:prstGeom prst="rect"/>
+                        </pic:spPr>
+                      </pic:pic>
+                    </a:graphicData>
+                  </a:graphic>
+                </wp:inline>
+              </w:drawing>
+            </w:r>
+          </w:p>
+          <w:p>
+            <w:pPr>
+              <w:keepNext/>
+              <w:pageBreakBefore w:val="0"/>
+              <w:widowControl/>
+              <w:snapToGrid w:val="0"/>
+              <w:spacing w:before="0" w:after="80" w:line="264" w:lineRule="auto"/>
+              <w:jc w:val="center"/>
+            </w:pPr>
+            <w:r>
+              <w:rPr>
+                <w:rFonts w:ascii="宋体" w:hAnsi="宋体" w:eastAsia="宋体" w:cs="宋体"/>
+                <w:b/>
+                <w:color w:val="000000"/>
+                <w:sz w:val="21"/>
+              </w:rPr>
+              <w:t>图3  独立新源文件的成功率与全终局距离</w:t>
             </w:r>
           </w:p>
           <w:p>
             <w:pPr>
               <w:keepNext w:val="0"/>
+              <w:pageBreakBefore w:val="0"/>
               <w:widowControl/>
               <w:snapToGrid w:val="0"/>
               <w:spacing w:before="0" w:after="60" w:line="360" w:lineRule="auto"/>
@@ -4354,12 +4050,13 @@
                 <w:color w:val="000000"/>
                 <w:sz w:val="24"/>
               </w:rPr>
-              <w:t>1. 目标视觉信息尚未形成稳定正贡献。动作筛选方案在真实和遮蔽目标下的SR接近，增加方向监督也未改善定位。这说明目前还不能把66%的结果归因于有效的目标识别与视觉引导。输入干预可能带来分布变化，因此也不能直接断言模型完全没有使用视觉。后续应先检验特征匹配的跨源图泛化，再接回导航。</w:t>
+              <w:t>5×5达到预定性能保护要求。新10×10的SR仅增加0.60个百分点，三权重为持平、下降1.60点、提升3.40点，只有1/3正收益；按20源文件成组重采样的95% SR差区间为[−0.87，+2.27]点。SG下降0.362格，但不能替代成功率和一致性要求。因此新候选未通过升级，原默认及已验收主线保持。</w:t>
             </w:r>
           </w:p>
           <w:p>
             <w:pPr>
               <w:keepNext w:val="0"/>
+              <w:pageBreakBefore w:val="0"/>
               <w:widowControl/>
               <w:snapToGrid w:val="0"/>
               <w:spacing w:before="0" w:after="60" w:line="360" w:lineRule="auto"/>
@@ -4372,61 +4069,25 @@
                 <w:color w:val="000000"/>
                 <w:sz w:val="24"/>
               </w:rPr>
-              <w:t>2. 结果仍不满足完整阶段验收。S2要求平均SR≥60%、SG≤1.8，并同时约束相对规则收益、分距离表现、每轮重访率、三轮波动和组件消融。动作筛选方案虽然达到SR、SG要求，但三轮极差为12个百分点，超过10点；一轮重访率为11.38%，超过10%；目标贡献未达预定的5点增益，故尚不能进入扩展阶段。</w:t>
+              <w:t>新10×10配对恢复185条、损伤176条，净增加9/1500条；5×5恢复68、损伤58。保留双方的恢复与损伤，避免只展示新增成功。主门槛失败后未追加4500条新图目标对照，也未调参数或继续训练追求通过。</w:t>
             </w:r>
           </w:p>
           <w:p>
             <w:pPr>
               <w:keepNext w:val="0"/>
+              <w:pageBreakBefore w:val="0"/>
               <w:widowControl/>
               <w:snapToGrid w:val="0"/>
-              <w:spacing w:before="0" w:after="60" w:line="360" w:lineRule="auto"/>
-              <w:ind w:firstLine="480"/>
+              <w:spacing w:before="0" w:after="100" w:line="288" w:lineRule="auto"/>
             </w:pPr>
             <w:r>
               <w:rPr>
                 <w:rFonts w:ascii="宋体" w:hAnsi="宋体" w:eastAsia="宋体" w:cs="宋体"/>
                 <w:b w:val="0"/>
                 <w:color w:val="000000"/>
-                <w:sz w:val="24"/>
-              </w:rPr>
-              <w:t>3. 数据规模与统计独立性有限。val仅4张源图，100题包含重复路线。继续在同一验证集上调整容易高估泛化能力。与论文相比，本地划分、训练池、预算和边界处理也不完全相同；论文中的成功率只能参考量级，不能直接相减后宣称优于论文。</w:t>
-            </w:r>
-          </w:p>
-          <w:p>
-            <w:pPr>
-              <w:keepNext w:val="0"/>
-              <w:widowControl/>
-              <w:snapToGrid w:val="0"/>
-              <w:spacing w:before="0" w:after="60" w:line="360" w:lineRule="auto"/>
-              <w:ind w:firstLine="480"/>
-            </w:pPr>
-            <w:r>
-              <w:rPr>
-                <w:rFonts w:ascii="宋体" w:hAnsi="宋体" w:eastAsia="宋体" w:cs="宋体"/>
-                <w:b w:val="0"/>
-                <w:color w:val="000000"/>
-                <w:sz w:val="24"/>
-              </w:rPr>
-              <w:t>4. 原选题目标与已实现内容仍有差距。当前系统主要是单VLM或小模型与规则模块配合，尚不具备经过验证的规划、执行和检查多角色协作。新增本地训练分支有助于受控诊断，但不能称为零训练方案。后续需围绕原课题明确协作模块的必要性、信息边界及调用成本。</w:t>
-            </w:r>
-          </w:p>
-          <w:p>
-            <w:pPr>
-              <w:keepNext w:val="0"/>
-              <w:widowControl/>
-              <w:snapToGrid w:val="0"/>
-              <w:spacing w:before="0" w:after="60" w:line="360" w:lineRule="auto"/>
-              <w:ind w:firstLine="480"/>
-            </w:pPr>
-            <w:r>
-              <w:rPr>
-                <w:rFonts w:ascii="宋体" w:hAnsi="宋体" w:eastAsia="宋体" w:cs="宋体"/>
-                <w:b w:val="0"/>
-                <w:color w:val="000000"/>
-                <w:sz w:val="24"/>
-              </w:rPr>
-              <w:t>5. 云端验证和旧实现影响了实验进度。完整云端S2遇到超时、连接异常和限流；早期训练错误使部分结果只能作为历史记录。虽然已修正实现并补齐审计，后续仍需坚持预登记、统一预算和等条件对照，避免同时增加多个因素、重复试到过线或选最好种子报告。</w:t>
+                <w:sz w:val="21"/>
+              </w:rPr>
+              <w:t>6000新源轨迹、74987动作重放一致；2500派生图块从原图重建，编码器与边缘特征重新计算一致。全部3000条5×5记录与原推理包装器逐步相同，排除包装器改动造成的原协议行为差异。</w:t>
             </w:r>
           </w:p>
         </w:tc>
@@ -4434,19 +4095,8 @@
     </w:tbl>
     <w:p>
       <w:pPr>
-        <w:spacing w:after="0" w:before="0" w:line="20" w:lineRule="exact"/>
-        <w:keepNext/>
         <w:pageBreakBefore/>
-        <w:snapToGrid w:val="0"/>
       </w:pPr>
-      <w:r>
-        <w:rPr>
-          <w:rFonts w:ascii="宋体" w:hAnsi="宋体" w:eastAsia="宋体" w:cs="宋体"/>
-          <w:b w:val="0"/>
-          <w:color w:val="000000"/>
-          <w:sz w:val="2"/>
-        </w:rPr>
-      </w:r>
     </w:p>
     <w:tbl>
       <w:tblPr>
@@ -4511,6 +4161,7 @@
           <w:p>
             <w:pPr>
               <w:keepNext/>
+              <w:pageBreakBefore w:val="0"/>
               <w:widowControl/>
               <w:snapToGrid w:val="0"/>
               <w:spacing w:before="120" w:after="100" w:line="360" w:lineRule="auto"/>
@@ -4523,43 +4174,7 @@
                 <w:color w:val="000000"/>
                 <w:sz w:val="24"/>
               </w:rPr>
-              <w:t>四、下一步需要完成的工作</w:t>
-            </w:r>
-          </w:p>
-          <w:p>
-            <w:pPr>
-              <w:keepNext w:val="0"/>
-              <w:widowControl/>
-              <w:snapToGrid w:val="0"/>
-              <w:spacing w:before="0" w:after="60" w:line="360" w:lineRule="auto"/>
-              <w:ind w:firstLine="480"/>
-            </w:pPr>
-            <w:r>
-              <w:rPr>
-                <w:rFonts w:ascii="宋体" w:hAnsi="宋体" w:eastAsia="宋体" w:cs="宋体"/>
-                <w:b w:val="0"/>
-                <w:color w:val="000000"/>
-                <w:sz w:val="24"/>
-              </w:rPr>
-              <w:t>后续按“先验证目标信息，再处理搜索行为，最后扩展”的顺序推进。当前保留PBRS＋合法动作筛选作为主基线，冻结本轮未通过的目标方向监督配置，不将其继续叠加到新方案中。</w:t>
-            </w:r>
-          </w:p>
-          <w:p>
-            <w:pPr>
-              <w:keepNext/>
-              <w:widowControl/>
-              <w:snapToGrid w:val="0"/>
-              <w:spacing w:before="0" w:after="80" w:line="264" w:lineRule="auto"/>
-              <w:jc w:val="center"/>
-            </w:pPr>
-            <w:r>
-              <w:rPr>
-                <w:rFonts w:ascii="宋体" w:hAnsi="宋体" w:eastAsia="宋体" w:cs="宋体"/>
-                <w:b/>
-                <w:color w:val="000000"/>
-                <w:sz w:val="21"/>
-              </w:rPr>
-              <w:t>表4  后续工作与检查点</w:t>
+              <w:t>（五）其他受控探索与阶段产出</w:t>
             </w:r>
           </w:p>
           <w:tbl>
@@ -4578,9 +4193,9 @@
               </w:tblBorders>
             </w:tblPr>
             <w:tblGrid>
-              <w:gridCol w:w="1020"/>
-              <w:gridCol w:w="3402"/>
-              <w:gridCol w:w="3458"/>
+              <w:gridCol w:w="1757"/>
+              <w:gridCol w:w="3118"/>
+              <w:gridCol w:w="3005"/>
             </w:tblGrid>
             <w:tr>
               <w:trPr>
@@ -4589,7 +4204,7 @@
               </w:trPr>
               <w:tc>
                 <w:tcPr>
-                  <w:tcW w:type="dxa" w:w="1020"/>
+                  <w:tcW w:type="dxa" w:w="1757"/>
                   <w:vAlign w:val="center"/>
                   <w:tcMar>
                     <w:top w:w="55" w:type="dxa"/>
@@ -4611,13 +4226,13 @@
                       <w:color w:val="000000"/>
                       <w:sz w:val="21"/>
                     </w:rPr>
-                    <w:t>顺序</w:t>
-                  </w:r>
-                </w:p>
-              </w:tc>
-              <w:tc>
-                <w:tcPr>
-                  <w:tcW w:type="dxa" w:w="3402"/>
+                    <w:t>因素</w:t>
+                  </w:r>
+                </w:p>
+              </w:tc>
+              <w:tc>
+                <w:tcPr>
+                  <w:tcW w:type="dxa" w:w="3118"/>
                   <w:vAlign w:val="center"/>
                   <w:tcMar>
                     <w:top w:w="55" w:type="dxa"/>
@@ -4639,13 +4254,13 @@
                       <w:color w:val="000000"/>
                       <w:sz w:val="21"/>
                     </w:rPr>
-                    <w:t>拟完成工作</w:t>
-                  </w:r>
-                </w:p>
-              </w:tc>
-              <w:tc>
-                <w:tcPr>
-                  <w:tcW w:type="dxa" w:w="3458"/>
+                    <w:t>已完成验证</w:t>
+                  </w:r>
+                </w:p>
+              </w:tc>
+              <w:tc>
+                <w:tcPr>
+                  <w:tcW w:type="dxa" w:w="3005"/>
                   <w:vAlign w:val="center"/>
                   <w:tcMar>
                     <w:top w:w="55" w:type="dxa"/>
@@ -4667,7 +4282,7 @@
                       <w:color w:val="000000"/>
                       <w:sz w:val="21"/>
                     </w:rPr>
-                    <w:t>检查点与产出</w:t>
+                    <w:t>处理结果</w:t>
                   </w:r>
                 </w:p>
               </w:tc>
@@ -4678,84 +4293,84 @@
               </w:trPr>
               <w:tc>
                 <w:tcPr>
-                  <w:tcW w:type="dxa" w:w="1020"/>
-                  <w:vAlign w:val="center"/>
-                  <w:tcMar>
-                    <w:top w:w="55" w:type="dxa"/>
-                    <w:bottom w:w="55" w:type="dxa"/>
-                    <w:left w:w="65" w:type="dxa"/>
-                    <w:right w:w="65" w:type="dxa"/>
-                  </w:tcMar>
-                </w:tcPr>
-                <w:p>
-                  <w:pPr>
-                    <w:spacing w:line="276" w:lineRule="auto" w:after="0" w:before="0"/>
-                    <w:snapToGrid w:val="0"/>
-                  </w:pPr>
-                  <w:r>
-                    <w:rPr>
-                      <w:rFonts w:ascii="宋体" w:hAnsi="宋体" w:eastAsia="宋体" w:cs="宋体"/>
-                      <w:b w:val="0"/>
-                      <w:color w:val="000000"/>
-                      <w:sz w:val="21"/>
-                    </w:rPr>
-                    <w:t>第一阶段</w:t>
-                  </w:r>
-                </w:p>
-              </w:tc>
-              <w:tc>
-                <w:tcPr>
-                  <w:tcW w:type="dxa" w:w="3402"/>
-                  <w:vAlign w:val="center"/>
-                  <w:tcMar>
-                    <w:top w:w="55" w:type="dxa"/>
-                    <w:bottom w:w="55" w:type="dxa"/>
-                    <w:left w:w="65" w:type="dxa"/>
-                    <w:right w:w="65" w:type="dxa"/>
-                  </w:tcMar>
-                </w:tcPr>
-                <w:p>
-                  <w:pPr>
-                    <w:spacing w:line="276" w:lineRule="auto" w:after="0" w:before="0"/>
-                    <w:snapToGrid w:val="0"/>
-                    <w:jc w:val="center"/>
-                  </w:pPr>
-                  <w:r>
-                    <w:rPr>
-                      <w:rFonts w:ascii="宋体" w:hAnsi="宋体" w:eastAsia="宋体" w:cs="宋体"/>
-                      <w:b w:val="0"/>
-                      <w:color w:val="000000"/>
-                      <w:sz w:val="21"/>
-                    </w:rPr>
-                    <w:t>train内部按源图留出，检验目标与观察的匹配泛化；比较真实、遮蔽及替换目标。</w:t>
-                  </w:r>
-                </w:p>
-              </w:tc>
-              <w:tc>
-                <w:tcPr>
-                  <w:tcW w:type="dxa" w:w="3458"/>
-                  <w:vAlign w:val="center"/>
-                  <w:tcMar>
-                    <w:top w:w="55" w:type="dxa"/>
-                    <w:bottom w:w="55" w:type="dxa"/>
-                    <w:left w:w="65" w:type="dxa"/>
-                    <w:right w:w="65" w:type="dxa"/>
-                  </w:tcMar>
-                </w:tcPr>
-                <w:p>
-                  <w:pPr>
-                    <w:spacing w:line="276" w:lineRule="auto" w:after="0" w:before="0"/>
-                    <w:snapToGrid w:val="0"/>
-                    <w:jc w:val="center"/>
-                  </w:pPr>
-                  <w:r>
-                    <w:rPr>
-                      <w:rFonts w:ascii="宋体" w:hAnsi="宋体" w:eastAsia="宋体" w:cs="宋体"/>
-                      <w:b w:val="0"/>
-                      <w:color w:val="000000"/>
-                      <w:sz w:val="21"/>
-                    </w:rPr>
-                    <w:t>固定划分与预算，先完成匹配诊断，再决定是否接回导航。</w:t>
+                  <w:tcW w:type="dxa" w:w="1757"/>
+                  <w:vAlign w:val="center"/>
+                  <w:tcMar>
+                    <w:top w:w="55" w:type="dxa"/>
+                    <w:bottom w:w="55" w:type="dxa"/>
+                    <w:left w:w="65" w:type="dxa"/>
+                    <w:right w:w="65" w:type="dxa"/>
+                  </w:tcMar>
+                </w:tcPr>
+                <w:p>
+                  <w:pPr>
+                    <w:spacing w:line="276" w:lineRule="auto" w:after="0" w:before="0"/>
+                    <w:snapToGrid w:val="0"/>
+                  </w:pPr>
+                  <w:r>
+                    <w:rPr>
+                      <w:rFonts w:ascii="宋体" w:hAnsi="宋体" w:eastAsia="宋体" w:cs="宋体"/>
+                      <w:b w:val="0"/>
+                      <w:color w:val="000000"/>
+                      <w:sz w:val="21"/>
+                    </w:rPr>
+                    <w:t>目标视觉匹配</w:t>
+                  </w:r>
+                </w:p>
+              </w:tc>
+              <w:tc>
+                <w:tcPr>
+                  <w:tcW w:type="dxa" w:w="3118"/>
+                  <w:vAlign w:val="center"/>
+                  <w:tcMar>
+                    <w:top w:w="55" w:type="dxa"/>
+                    <w:bottom w:w="55" w:type="dxa"/>
+                    <w:left w:w="65" w:type="dxa"/>
+                    <w:right w:w="65" w:type="dxa"/>
+                  </w:tcMar>
+                </w:tcPr>
+                <w:p>
+                  <w:pPr>
+                    <w:spacing w:line="276" w:lineRule="auto" w:after="0" w:before="0"/>
+                    <w:snapToGrid w:val="0"/>
+                    <w:jc w:val="center"/>
+                  </w:pPr>
+                  <w:r>
+                    <w:rPr>
+                      <w:rFonts w:ascii="宋体" w:hAnsi="宋体" w:eastAsia="宋体" w:cs="宋体"/>
+                      <w:b w:val="0"/>
+                      <w:color w:val="000000"/>
+                      <w:sz w:val="21"/>
+                    </w:rPr>
+                    <w:t>语义、局部关系、邻接判定、细边缘线索</w:t>
+                  </w:r>
+                </w:p>
+              </w:tc>
+              <w:tc>
+                <w:tcPr>
+                  <w:tcW w:type="dxa" w:w="3005"/>
+                  <w:vAlign w:val="center"/>
+                  <w:tcMar>
+                    <w:top w:w="55" w:type="dxa"/>
+                    <w:bottom w:w="55" w:type="dxa"/>
+                    <w:left w:w="65" w:type="dxa"/>
+                    <w:right w:w="65" w:type="dxa"/>
+                  </w:tcMar>
+                </w:tcPr>
+                <w:p>
+                  <w:pPr>
+                    <w:spacing w:line="276" w:lineRule="auto" w:after="0" w:before="0"/>
+                    <w:snapToGrid w:val="0"/>
+                    <w:jc w:val="center"/>
+                  </w:pPr>
+                  <w:r>
+                    <w:rPr>
+                      <w:rFonts w:ascii="宋体" w:hAnsi="宋体" w:eastAsia="宋体" w:cs="宋体"/>
+                      <w:b w:val="0"/>
+                      <w:color w:val="000000"/>
+                      <w:sz w:val="21"/>
+                    </w:rPr>
+                    <w:t>边缘线索形成已验收主方案</w:t>
                   </w:r>
                 </w:p>
               </w:tc>
@@ -4766,84 +4381,84 @@
               </w:trPr>
               <w:tc>
                 <w:tcPr>
-                  <w:tcW w:type="dxa" w:w="1020"/>
-                  <w:vAlign w:val="center"/>
-                  <w:tcMar>
-                    <w:top w:w="55" w:type="dxa"/>
-                    <w:bottom w:w="55" w:type="dxa"/>
-                    <w:left w:w="65" w:type="dxa"/>
-                    <w:right w:w="65" w:type="dxa"/>
-                  </w:tcMar>
-                </w:tcPr>
-                <w:p>
-                  <w:pPr>
-                    <w:spacing w:line="276" w:lineRule="auto" w:after="0" w:before="0"/>
-                    <w:snapToGrid w:val="0"/>
-                  </w:pPr>
-                  <w:r>
-                    <w:rPr>
-                      <w:rFonts w:ascii="宋体" w:hAnsi="宋体" w:eastAsia="宋体" w:cs="宋体"/>
-                      <w:b w:val="0"/>
-                      <w:color w:val="000000"/>
-                      <w:sz w:val="21"/>
-                    </w:rPr>
-                    <w:t>第二阶段</w:t>
-                  </w:r>
-                </w:p>
-              </w:tc>
-              <w:tc>
-                <w:tcPr>
-                  <w:tcW w:type="dxa" w:w="3402"/>
-                  <w:vAlign w:val="center"/>
-                  <w:tcMar>
-                    <w:top w:w="55" w:type="dxa"/>
-                    <w:bottom w:w="55" w:type="dxa"/>
-                    <w:left w:w="65" w:type="dxa"/>
-                    <w:right w:w="65" w:type="dxa"/>
-                  </w:tcMar>
-                </w:tcPr>
-                <w:p>
-                  <w:pPr>
-                    <w:spacing w:line="276" w:lineRule="auto" w:after="0" w:before="0"/>
-                    <w:snapToGrid w:val="0"/>
-                    <w:jc w:val="center"/>
-                  </w:pPr>
-                  <w:r>
-                    <w:rPr>
-                      <w:rFonts w:ascii="宋体" w:hAnsi="宋体" w:eastAsia="宋体" w:cs="宋体"/>
-                      <w:b w:val="0"/>
-                      <w:color w:val="000000"/>
-                      <w:sz w:val="21"/>
-                    </w:rPr>
-                    <w:t>目标信息有证据后，分别处理重复访问和训练波动。</w:t>
-                  </w:r>
-                </w:p>
-              </w:tc>
-              <w:tc>
-                <w:tcPr>
-                  <w:tcW w:type="dxa" w:w="3458"/>
-                  <w:vAlign w:val="center"/>
-                  <w:tcMar>
-                    <w:top w:w="55" w:type="dxa"/>
-                    <w:bottom w:w="55" w:type="dxa"/>
-                    <w:left w:w="65" w:type="dxa"/>
-                    <w:right w:w="65" w:type="dxa"/>
-                  </w:tcMar>
-                </w:tcPr>
-                <w:p>
-                  <w:pPr>
-                    <w:spacing w:line="276" w:lineRule="auto" w:after="0" w:before="0"/>
-                    <w:snapToGrid w:val="0"/>
-                    <w:jc w:val="center"/>
-                  </w:pPr>
-                  <w:r>
-                    <w:rPr>
-                      <w:rFonts w:ascii="宋体" w:hAnsi="宋体" w:eastAsia="宋体" w:cs="宋体"/>
-                      <w:b w:val="0"/>
-                      <w:color w:val="000000"/>
-                      <w:sz w:val="21"/>
-                    </w:rPr>
-                    <w:t>同题、同预算、三种子配对；分别报告效果与行为指标。</w:t>
+                  <w:tcW w:type="dxa" w:w="1757"/>
+                  <w:vAlign w:val="center"/>
+                  <w:tcMar>
+                    <w:top w:w="55" w:type="dxa"/>
+                    <w:bottom w:w="55" w:type="dxa"/>
+                    <w:left w:w="65" w:type="dxa"/>
+                    <w:right w:w="65" w:type="dxa"/>
+                  </w:tcMar>
+                </w:tcPr>
+                <w:p>
+                  <w:pPr>
+                    <w:spacing w:line="276" w:lineRule="auto" w:after="0" w:before="0"/>
+                    <w:snapToGrid w:val="0"/>
+                  </w:pPr>
+                  <w:r>
+                    <w:rPr>
+                      <w:rFonts w:ascii="宋体" w:hAnsi="宋体" w:eastAsia="宋体" w:cs="宋体"/>
+                      <w:b w:val="0"/>
+                      <w:color w:val="000000"/>
+                      <w:sz w:val="21"/>
+                    </w:rPr>
+                    <w:t>旋转与接受可靠性</w:t>
+                  </w:r>
+                </w:p>
+              </w:tc>
+              <w:tc>
+                <w:tcPr>
+                  <w:tcW w:type="dxa" w:w="3118"/>
+                  <w:vAlign w:val="center"/>
+                  <w:tcMar>
+                    <w:top w:w="55" w:type="dxa"/>
+                    <w:bottom w:w="55" w:type="dxa"/>
+                    <w:left w:w="65" w:type="dxa"/>
+                    <w:right w:w="65" w:type="dxa"/>
+                  </w:tcMar>
+                </w:tcPr>
+                <w:p>
+                  <w:pPr>
+                    <w:spacing w:line="276" w:lineRule="auto" w:after="0" w:before="0"/>
+                    <w:snapToGrid w:val="0"/>
+                    <w:jc w:val="center"/>
+                  </w:pPr>
+                  <w:r>
+                    <w:rPr>
+                      <w:rFonts w:ascii="宋体" w:hAnsi="宋体" w:eastAsia="宋体" w:cs="宋体"/>
+                      <w:b w:val="0"/>
+                      <w:color w:val="000000"/>
+                      <w:sz w:val="21"/>
+                    </w:rPr>
+                    <w:t>四朝向搜索、阈值校准、旋转负样本与高分负例</w:t>
+                  </w:r>
+                </w:p>
+              </w:tc>
+              <w:tc>
+                <w:tcPr>
+                  <w:tcW w:type="dxa" w:w="3005"/>
+                  <w:vAlign w:val="center"/>
+                  <w:tcMar>
+                    <w:top w:w="55" w:type="dxa"/>
+                    <w:bottom w:w="55" w:type="dxa"/>
+                    <w:left w:w="65" w:type="dxa"/>
+                    <w:right w:w="65" w:type="dxa"/>
+                  </w:tcMar>
+                </w:tcPr>
+                <w:p>
+                  <w:pPr>
+                    <w:spacing w:line="276" w:lineRule="auto" w:after="0" w:before="0"/>
+                    <w:snapToGrid w:val="0"/>
+                    <w:jc w:val="center"/>
+                  </w:pPr>
+                  <w:r>
+                    <w:rPr>
+                      <w:rFonts w:ascii="宋体" w:hAnsi="宋体" w:eastAsia="宋体" w:cs="宋体"/>
+                      <w:b w:val="0"/>
+                      <w:color w:val="000000"/>
+                      <w:sz w:val="21"/>
+                    </w:rPr>
+                    <w:t>存在精度/召回权衡，候选未稳定升级</w:t>
                   </w:r>
                 </w:p>
               </w:tc>
@@ -4854,84 +4469,84 @@
               </w:trPr>
               <w:tc>
                 <w:tcPr>
-                  <w:tcW w:type="dxa" w:w="1020"/>
-                  <w:vAlign w:val="center"/>
-                  <w:tcMar>
-                    <w:top w:w="55" w:type="dxa"/>
-                    <w:bottom w:w="55" w:type="dxa"/>
-                    <w:left w:w="65" w:type="dxa"/>
-                    <w:right w:w="65" w:type="dxa"/>
-                  </w:tcMar>
-                </w:tcPr>
-                <w:p>
-                  <w:pPr>
-                    <w:spacing w:line="276" w:lineRule="auto" w:after="0" w:before="0"/>
-                    <w:snapToGrid w:val="0"/>
-                  </w:pPr>
-                  <w:r>
-                    <w:rPr>
-                      <w:rFonts w:ascii="宋体" w:hAnsi="宋体" w:eastAsia="宋体" w:cs="宋体"/>
-                      <w:b w:val="0"/>
-                      <w:color w:val="000000"/>
-                      <w:sz w:val="21"/>
-                    </w:rPr>
-                    <w:t>第三阶段</w:t>
-                  </w:r>
-                </w:p>
-              </w:tc>
-              <w:tc>
-                <w:tcPr>
-                  <w:tcW w:type="dxa" w:w="3402"/>
-                  <w:vAlign w:val="center"/>
-                  <w:tcMar>
-                    <w:top w:w="55" w:type="dxa"/>
-                    <w:bottom w:w="55" w:type="dxa"/>
-                    <w:left w:w="65" w:type="dxa"/>
-                    <w:right w:w="65" w:type="dxa"/>
-                  </w:tcMar>
-                </w:tcPr>
-                <w:p>
-                  <w:pPr>
-                    <w:spacing w:line="276" w:lineRule="auto" w:after="0" w:before="0"/>
-                    <w:snapToGrid w:val="0"/>
-                    <w:jc w:val="center"/>
-                  </w:pPr>
-                  <w:r>
-                    <w:rPr>
-                      <w:rFonts w:ascii="宋体" w:hAnsi="宋体" w:eastAsia="宋体" w:cs="宋体"/>
-                      <w:b w:val="0"/>
-                      <w:color w:val="000000"/>
-                      <w:sz w:val="21"/>
-                    </w:rPr>
-                    <w:t>实现最小规划/执行或检查角色协作，并做在线消融。</w:t>
-                  </w:r>
-                </w:p>
-              </w:tc>
-              <w:tc>
-                <w:tcPr>
-                  <w:tcW w:type="dxa" w:w="3458"/>
-                  <w:vAlign w:val="center"/>
-                  <w:tcMar>
-                    <w:top w:w="55" w:type="dxa"/>
-                    <w:bottom w:w="55" w:type="dxa"/>
-                    <w:left w:w="65" w:type="dxa"/>
-                    <w:right w:w="65" w:type="dxa"/>
-                  </w:tcMar>
-                </w:tcPr>
-                <w:p>
-                  <w:pPr>
-                    <w:spacing w:line="276" w:lineRule="auto" w:after="0" w:before="0"/>
-                    <w:snapToGrid w:val="0"/>
-                    <w:jc w:val="center"/>
-                  </w:pPr>
-                  <w:r>
-                    <w:rPr>
-                      <w:rFonts w:ascii="宋体" w:hAnsi="宋体" w:eastAsia="宋体" w:cs="宋体"/>
-                      <w:b w:val="0"/>
-                      <w:color w:val="000000"/>
-                      <w:sz w:val="21"/>
-                    </w:rPr>
-                    <w:t>只共享公开观测；增加等调用成本单Agent对照，统计请求与时延。</w:t>
+                  <w:tcW w:type="dxa" w:w="1757"/>
+                  <w:vAlign w:val="center"/>
+                  <w:tcMar>
+                    <w:top w:w="55" w:type="dxa"/>
+                    <w:bottom w:w="55" w:type="dxa"/>
+                    <w:left w:w="65" w:type="dxa"/>
+                    <w:right w:w="65" w:type="dxa"/>
+                  </w:tcMar>
+                </w:tcPr>
+                <w:p>
+                  <w:pPr>
+                    <w:spacing w:line="276" w:lineRule="auto" w:after="0" w:before="0"/>
+                    <w:snapToGrid w:val="0"/>
+                  </w:pPr>
+                  <w:r>
+                    <w:rPr>
+                      <w:rFonts w:ascii="宋体" w:hAnsi="宋体" w:eastAsia="宋体" w:cs="宋体"/>
+                      <w:b w:val="0"/>
+                      <w:color w:val="000000"/>
+                      <w:sz w:val="21"/>
+                    </w:rPr>
+                    <w:t>多角色协作</w:t>
+                  </w:r>
+                </w:p>
+              </w:tc>
+              <w:tc>
+                <w:tcPr>
+                  <w:tcW w:type="dxa" w:w="3118"/>
+                  <w:vAlign w:val="center"/>
+                  <w:tcMar>
+                    <w:top w:w="55" w:type="dxa"/>
+                    <w:bottom w:w="55" w:type="dxa"/>
+                    <w:left w:w="65" w:type="dxa"/>
+                    <w:right w:w="65" w:type="dxa"/>
+                  </w:tcMar>
+                </w:tcPr>
+                <w:p>
+                  <w:pPr>
+                    <w:spacing w:line="276" w:lineRule="auto" w:after="0" w:before="0"/>
+                    <w:snapToGrid w:val="0"/>
+                    <w:jc w:val="center"/>
+                  </w:pPr>
+                  <w:r>
+                    <w:rPr>
+                      <w:rFonts w:ascii="宋体" w:hAnsi="宋体" w:eastAsia="宋体" w:cs="宋体"/>
+                      <w:b w:val="0"/>
+                      <w:color w:val="000000"/>
+                      <w:sz w:val="21"/>
+                    </w:rPr>
+                    <w:t>同模型、同信息和调用预算的反思/双角色对照</w:t>
+                  </w:r>
+                </w:p>
+              </w:tc>
+              <w:tc>
+                <w:tcPr>
+                  <w:tcW w:type="dxa" w:w="3005"/>
+                  <w:vAlign w:val="center"/>
+                  <w:tcMar>
+                    <w:top w:w="55" w:type="dxa"/>
+                    <w:bottom w:w="55" w:type="dxa"/>
+                    <w:left w:w="65" w:type="dxa"/>
+                    <w:right w:w="65" w:type="dxa"/>
+                  </w:tcMar>
+                </w:tcPr>
+                <w:p>
+                  <w:pPr>
+                    <w:spacing w:line="276" w:lineRule="auto" w:after="0" w:before="0"/>
+                    <w:snapToGrid w:val="0"/>
+                    <w:jc w:val="center"/>
+                  </w:pPr>
+                  <w:r>
+                    <w:rPr>
+                      <w:rFonts w:ascii="宋体" w:hAnsi="宋体" w:eastAsia="宋体" w:cs="宋体"/>
+                      <w:b w:val="0"/>
+                      <w:color w:val="000000"/>
+                      <w:sz w:val="21"/>
+                    </w:rPr>
+                    <w:t>接口修复后仍无足够SR收益，支线收束</w:t>
                   </w:r>
                 </w:p>
               </w:tc>
@@ -4942,84 +4557,84 @@
               </w:trPr>
               <w:tc>
                 <w:tcPr>
-                  <w:tcW w:type="dxa" w:w="1020"/>
-                  <w:vAlign w:val="center"/>
-                  <w:tcMar>
-                    <w:top w:w="55" w:type="dxa"/>
-                    <w:bottom w:w="55" w:type="dxa"/>
-                    <w:left w:w="65" w:type="dxa"/>
-                    <w:right w:w="65" w:type="dxa"/>
-                  </w:tcMar>
-                </w:tcPr>
-                <w:p>
-                  <w:pPr>
-                    <w:spacing w:line="276" w:lineRule="auto" w:after="0" w:before="0"/>
-                    <w:snapToGrid w:val="0"/>
-                  </w:pPr>
-                  <w:r>
-                    <w:rPr>
-                      <w:rFonts w:ascii="宋体" w:hAnsi="宋体" w:eastAsia="宋体" w:cs="宋体"/>
-                      <w:b w:val="0"/>
-                      <w:color w:val="000000"/>
-                      <w:sz w:val="21"/>
-                    </w:rPr>
-                    <w:t>第四阶段</w:t>
-                  </w:r>
-                </w:p>
-              </w:tc>
-              <w:tc>
-                <w:tcPr>
-                  <w:tcW w:type="dxa" w:w="3402"/>
-                  <w:vAlign w:val="center"/>
-                  <w:tcMar>
-                    <w:top w:w="55" w:type="dxa"/>
-                    <w:bottom w:w="55" w:type="dxa"/>
-                    <w:left w:w="65" w:type="dxa"/>
-                    <w:right w:w="65" w:type="dxa"/>
-                  </w:tcMar>
-                </w:tcPr>
-                <w:p>
-                  <w:pPr>
-                    <w:spacing w:line="276" w:lineRule="auto" w:after="0" w:before="0"/>
-                    <w:snapToGrid w:val="0"/>
-                    <w:jc w:val="center"/>
-                  </w:pPr>
-                  <w:r>
-                    <w:rPr>
-                      <w:rFonts w:ascii="宋体" w:hAnsi="宋体" w:eastAsia="宋体" w:cs="宋体"/>
-                      <w:b w:val="0"/>
-                      <w:color w:val="000000"/>
-                      <w:sz w:val="21"/>
-                    </w:rPr>
-                    <w:t>冻结方法与正式S2协议，通过后做S3独立源图复核。</w:t>
-                  </w:r>
-                </w:p>
-              </w:tc>
-              <w:tc>
-                <w:tcPr>
-                  <w:tcW w:type="dxa" w:w="3458"/>
-                  <w:vAlign w:val="center"/>
-                  <w:tcMar>
-                    <w:top w:w="55" w:type="dxa"/>
-                    <w:bottom w:w="55" w:type="dxa"/>
-                    <w:left w:w="65" w:type="dxa"/>
-                    <w:right w:w="65" w:type="dxa"/>
-                  </w:tcMar>
-                </w:tcPr>
-                <w:p>
-                  <w:pPr>
-                    <w:spacing w:line="276" w:lineRule="auto" w:after="0" w:before="0"/>
-                    <w:snapToGrid w:val="0"/>
-                    <w:jc w:val="center"/>
-                  </w:pPr>
-                  <w:r>
-                    <w:rPr>
-                      <w:rFonts w:ascii="宋体" w:hAnsi="宋体" w:eastAsia="宋体" w:cs="宋体"/>
-                      <w:b w:val="0"/>
-                      <w:color w:val="000000"/>
-                      <w:sz w:val="21"/>
-                    </w:rPr>
-                    <w:t>完成val100×3及必要消融，达标后使用test250；不据test反复调参。</w:t>
+                  <w:tcW w:type="dxa" w:w="1757"/>
+                  <w:vAlign w:val="center"/>
+                  <w:tcMar>
+                    <w:top w:w="55" w:type="dxa"/>
+                    <w:bottom w:w="55" w:type="dxa"/>
+                    <w:left w:w="65" w:type="dxa"/>
+                    <w:right w:w="65" w:type="dxa"/>
+                  </w:tcMar>
+                </w:tcPr>
+                <w:p>
+                  <w:pPr>
+                    <w:spacing w:line="276" w:lineRule="auto" w:after="0" w:before="0"/>
+                    <w:snapToGrid w:val="0"/>
+                  </w:pPr>
+                  <w:r>
+                    <w:rPr>
+                      <w:rFonts w:ascii="宋体" w:hAnsi="宋体" w:eastAsia="宋体" w:cs="宋体"/>
+                      <w:b w:val="0"/>
+                      <w:color w:val="000000"/>
+                      <w:sz w:val="21"/>
+                    </w:rPr>
+                    <w:t>零调用账本规划</w:t>
+                  </w:r>
+                </w:p>
+              </w:tc>
+              <w:tc>
+                <w:tcPr>
+                  <w:tcW w:type="dxa" w:w="3118"/>
+                  <w:vAlign w:val="center"/>
+                  <w:tcMar>
+                    <w:top w:w="55" w:type="dxa"/>
+                    <w:bottom w:w="55" w:type="dxa"/>
+                    <w:left w:w="65" w:type="dxa"/>
+                    <w:right w:w="65" w:type="dxa"/>
+                  </w:tcMar>
+                </w:tcPr>
+                <w:p>
+                  <w:pPr>
+                    <w:spacing w:line="276" w:lineRule="auto" w:after="0" w:before="0"/>
+                    <w:snapToGrid w:val="0"/>
+                    <w:jc w:val="center"/>
+                  </w:pPr>
+                  <w:r>
+                    <w:rPr>
+                      <w:rFonts w:ascii="宋体" w:hAnsi="宋体" w:eastAsia="宋体" w:cs="宋体"/>
+                      <w:b w:val="0"/>
+                      <w:color w:val="000000"/>
+                      <w:sz w:val="21"/>
+                    </w:rPr>
+                    <w:t>完整500题×3及保护/邻域覆盖单因素</w:t>
+                  </w:r>
+                </w:p>
+              </w:tc>
+              <w:tc>
+                <w:tcPr>
+                  <w:tcW w:type="dxa" w:w="3005"/>
+                  <w:vAlign w:val="center"/>
+                  <w:tcMar>
+                    <w:top w:w="55" w:type="dxa"/>
+                    <w:bottom w:w="55" w:type="dxa"/>
+                    <w:left w:w="65" w:type="dxa"/>
+                    <w:right w:w="65" w:type="dxa"/>
+                  </w:tcMar>
+                </w:tcPr>
+                <w:p>
+                  <w:pPr>
+                    <w:spacing w:line="276" w:lineRule="auto" w:after="0" w:before="0"/>
+                    <w:snapToGrid w:val="0"/>
+                    <w:jc w:val="center"/>
+                  </w:pPr>
+                  <w:r>
+                    <w:rPr>
+                      <w:rFonts w:ascii="宋体" w:hAnsi="宋体" w:eastAsia="宋体" w:cs="宋体"/>
+                      <w:b w:val="0"/>
+                      <w:color w:val="000000"/>
+                      <w:sz w:val="21"/>
+                    </w:rPr>
+                    <w:t>账本SR+1.27点，低成本备选；保护因素未过</w:t>
                   </w:r>
                 </w:p>
               </w:tc>
@@ -5030,84 +4645,84 @@
               </w:trPr>
               <w:tc>
                 <w:tcPr>
-                  <w:tcW w:type="dxa" w:w="1020"/>
-                  <w:vAlign w:val="center"/>
-                  <w:tcMar>
-                    <w:top w:w="55" w:type="dxa"/>
-                    <w:bottom w:w="55" w:type="dxa"/>
-                    <w:left w:w="65" w:type="dxa"/>
-                    <w:right w:w="65" w:type="dxa"/>
-                  </w:tcMar>
-                </w:tcPr>
-                <w:p>
-                  <w:pPr>
-                    <w:spacing w:line="276" w:lineRule="auto" w:after="0" w:before="0"/>
-                    <w:snapToGrid w:val="0"/>
-                  </w:pPr>
-                  <w:r>
-                    <w:rPr>
-                      <w:rFonts w:ascii="宋体" w:hAnsi="宋体" w:eastAsia="宋体" w:cs="宋体"/>
-                      <w:b w:val="0"/>
-                      <w:color w:val="000000"/>
-                      <w:sz w:val="21"/>
-                    </w:rPr>
-                    <w:t>第五阶段</w:t>
-                  </w:r>
-                </w:p>
-              </w:tc>
-              <w:tc>
-                <w:tcPr>
-                  <w:tcW w:type="dxa" w:w="3402"/>
-                  <w:vAlign w:val="center"/>
-                  <w:tcMar>
-                    <w:top w:w="55" w:type="dxa"/>
-                    <w:bottom w:w="55" w:type="dxa"/>
-                    <w:left w:w="65" w:type="dxa"/>
-                    <w:right w:w="65" w:type="dxa"/>
-                  </w:tcMar>
-                </w:tcPr>
-                <w:p>
-                  <w:pPr>
-                    <w:spacing w:line="276" w:lineRule="auto" w:after="0" w:before="0"/>
-                    <w:snapToGrid w:val="0"/>
-                    <w:jc w:val="center"/>
-                  </w:pPr>
-                  <w:r>
-                    <w:rPr>
-                      <w:rFonts w:ascii="宋体" w:hAnsi="宋体" w:eastAsia="宋体" w:cs="宋体"/>
-                      <w:b w:val="0"/>
-                      <w:color w:val="000000"/>
-                      <w:sz w:val="21"/>
-                    </w:rPr>
-                    <w:t>S3通过后，逐项扩展10×10及跨数据集实验，完成总结。</w:t>
-                  </w:r>
-                </w:p>
-              </w:tc>
-              <w:tc>
-                <w:tcPr>
-                  <w:tcW w:type="dxa" w:w="3458"/>
-                  <w:vAlign w:val="center"/>
-                  <w:tcMar>
-                    <w:top w:w="55" w:type="dxa"/>
-                    <w:bottom w:w="55" w:type="dxa"/>
-                    <w:left w:w="65" w:type="dxa"/>
-                    <w:right w:w="65" w:type="dxa"/>
-                  </w:tcMar>
-                </w:tcPr>
-                <w:p>
-                  <w:pPr>
-                    <w:spacing w:line="276" w:lineRule="auto" w:after="0" w:before="0"/>
-                    <w:snapToGrid w:val="0"/>
-                    <w:jc w:val="center"/>
-                  </w:pPr>
-                  <w:r>
-                    <w:rPr>
-                      <w:rFonts w:ascii="宋体" w:hAnsi="宋体" w:eastAsia="宋体" w:cs="宋体"/>
-                      <w:b w:val="0"/>
-                      <w:color w:val="000000"/>
-                      <w:sz w:val="21"/>
-                    </w:rPr>
-                    <w:t>分别登记预算、清单和基线，保留负结果并交付代码与报告。</w:t>
+                  <w:tcW w:type="dxa" w:w="1757"/>
+                  <w:vAlign w:val="center"/>
+                  <w:tcMar>
+                    <w:top w:w="55" w:type="dxa"/>
+                    <w:bottom w:w="55" w:type="dxa"/>
+                    <w:left w:w="65" w:type="dxa"/>
+                    <w:right w:w="65" w:type="dxa"/>
+                  </w:tcMar>
+                </w:tcPr>
+                <w:p>
+                  <w:pPr>
+                    <w:spacing w:line="276" w:lineRule="auto" w:after="0" w:before="0"/>
+                    <w:snapToGrid w:val="0"/>
+                  </w:pPr>
+                  <w:r>
+                    <w:rPr>
+                      <w:rFonts w:ascii="宋体" w:hAnsi="宋体" w:eastAsia="宋体" w:cs="宋体"/>
+                      <w:b w:val="0"/>
+                      <w:color w:val="000000"/>
+                      <w:sz w:val="21"/>
+                    </w:rPr>
+                    <w:t>训练协议适配</w:t>
+                  </w:r>
+                </w:p>
+              </w:tc>
+              <w:tc>
+                <w:tcPr>
+                  <w:tcW w:type="dxa" w:w="3118"/>
+                  <w:vAlign w:val="center"/>
+                  <w:tcMar>
+                    <w:top w:w="55" w:type="dxa"/>
+                    <w:bottom w:w="55" w:type="dxa"/>
+                    <w:left w:w="65" w:type="dxa"/>
+                    <w:right w:w="65" w:type="dxa"/>
+                  </w:tcMar>
+                </w:tcPr>
+                <w:p>
+                  <w:pPr>
+                    <w:spacing w:line="276" w:lineRule="auto" w:after="0" w:before="0"/>
+                    <w:snapToGrid w:val="0"/>
+                    <w:jc w:val="center"/>
+                  </w:pPr>
+                  <w:r>
+                    <w:rPr>
+                      <w:rFonts w:ascii="宋体" w:hAnsi="宋体" w:eastAsia="宋体" w:cs="宋体"/>
+                      <w:b w:val="0"/>
+                      <w:color w:val="000000"/>
+                      <w:sz w:val="21"/>
+                    </w:rPr>
+                    <w:t>Small256同预算5×5继续训练与10×10适配</w:t>
+                  </w:r>
+                </w:p>
+              </w:tc>
+              <w:tc>
+                <w:tcPr>
+                  <w:tcW w:type="dxa" w:w="3005"/>
+                  <w:vAlign w:val="center"/>
+                  <w:tcMar>
+                    <w:top w:w="55" w:type="dxa"/>
+                    <w:bottom w:w="55" w:type="dxa"/>
+                    <w:left w:w="65" w:type="dxa"/>
+                    <w:right w:w="65" w:type="dxa"/>
+                  </w:tcMar>
+                </w:tcPr>
+                <w:p>
+                  <w:pPr>
+                    <w:spacing w:line="276" w:lineRule="auto" w:after="0" w:before="0"/>
+                    <w:snapToGrid w:val="0"/>
+                    <w:jc w:val="center"/>
+                  </w:pPr>
+                  <w:r>
+                    <w:rPr>
+                      <w:rFonts w:ascii="宋体" w:hAnsi="宋体" w:eastAsia="宋体" w:cs="宋体"/>
+                      <w:b w:val="0"/>
+                      <w:color w:val="000000"/>
+                      <w:sz w:val="21"/>
+                    </w:rPr>
+                    <w:t>适配未过；继续训练目标证据过、独立升级未过</w:t>
                   </w:r>
                 </w:p>
               </w:tc>
@@ -5130,6 +4745,7 @@
           <w:p>
             <w:pPr>
               <w:keepNext w:val="0"/>
+              <w:pageBreakBefore w:val="0"/>
               <w:widowControl/>
               <w:snapToGrid w:val="0"/>
               <w:spacing w:before="0" w:after="60" w:line="360" w:lineRule="auto"/>
@@ -5142,12 +4758,13 @@
                 <w:color w:val="000000"/>
                 <w:sz w:val="24"/>
               </w:rPr>
-              <w:t>候选因素保留要求平均SR相对同轮对照至少提高5个百分点、SG不变差，并在至少2/3种子中为正增益。涉及目标信息的方案还应在真实目标相对遮蔽及错误目标的在线评测中体现稳定收益，不能只依赖动作敏感性或训练集准确率。</w:t>
+              <w:t>云端Gemma与DeepSeek已接入并完成同策略小队列比较；接口成功与策略有效分开记录。云端完整S2曾受超时、限流影响，不能把本地正式验收移用于云端。后续协作先完成静态触发、消息诊断和同预算闭环，已测配置未支持扩大Agent数量。</w:t>
             </w:r>
           </w:p>
           <w:p>
             <w:pPr>
               <w:keepNext w:val="0"/>
+              <w:pageBreakBefore w:val="0"/>
               <w:widowControl/>
               <w:snapToGrid w:val="0"/>
               <w:spacing w:before="0" w:after="60" w:line="360" w:lineRule="auto"/>
@@ -5160,24 +4777,26 @@
                 <w:color w:val="000000"/>
                 <w:sz w:val="24"/>
               </w:rPr>
-              <w:t>未达检查点时继续分析和修复，不把实验完成写成方法通过；最终报告呈现问题、改动、对照证据与适用边界。</w:t>
+              <w:t>当前材料包括完整实验索引、冻结配置、训练/评测代码、逐步日志、哈希与复核回执；科研目录已有35张结果图、2张架构/边界图，包含PNG、PDF和SVG来源清单。报告、阶段总结及中期汇报采用同一指标口径，失败候选按原批次保留。</w:t>
             </w:r>
           </w:p>
           <w:p>
             <w:pPr>
               <w:keepNext w:val="0"/>
+              <w:pageBreakBefore w:val="0"/>
               <w:widowControl/>
               <w:snapToGrid w:val="0"/>
-              <w:spacing w:before="0" w:after="100" w:line="288" w:lineRule="auto"/>
+              <w:spacing w:before="0" w:after="60" w:line="360" w:lineRule="auto"/>
+              <w:ind w:firstLine="480"/>
             </w:pPr>
             <w:r>
               <w:rPr>
                 <w:rFonts w:ascii="宋体" w:hAnsi="宋体" w:eastAsia="宋体" w:cs="宋体"/>
                 <w:b w:val="0"/>
                 <w:color w:val="000000"/>
-                <w:sz w:val="21"/>
-              </w:rPr>
-              <w:t>本报告依据截至2026年9月30日的项目日志、配对汇总及审计记录编制。</w:t>
+                <w:sz w:val="24"/>
+              </w:rPr>
+              <w:t>本次材料优化不新增训练或导航评测。原始数据、模型、代码和实验路径保持；历史说明按当时状态归档，新结果通过当前入口索引。重复快照承载原批证据，不因字节相同而删除。</w:t>
             </w:r>
           </w:p>
         </w:tc>
@@ -5185,18 +4804,1258 @@
     </w:tbl>
     <w:p>
       <w:pPr>
-        <w:spacing w:line="20" w:lineRule="exact" w:before="0" w:after="0"/>
-        <w:jc w:val="left"/>
-        <w:snapToGrid w:val="0"/>
+        <w:pageBreakBefore/>
       </w:pPr>
-      <w:r>
-        <w:rPr>
-          <w:rFonts w:ascii="宋体" w:hAnsi="宋体" w:eastAsia="宋体" w:cs="宋体"/>
-          <w:b w:val="0"/>
-          <w:color w:val="000000"/>
-          <w:sz w:val="2"/>
-        </w:rPr>
-      </w:r>
+    </w:p>
+    <w:tbl>
+      <w:tblPr>
+        <w:tblStyle w:val="4"/>
+        <w:tblW w:w="8528" w:type="dxa"/>
+        <w:tblInd w:w="0" w:type="dxa"/>
+        <w:tblBorders>
+          <w:top w:val="single" w:color="auto" w:sz="4" w:space="0"/>
+          <w:left w:val="single" w:color="auto" w:sz="4" w:space="0"/>
+          <w:bottom w:val="single" w:color="auto" w:sz="4" w:space="0"/>
+          <w:right w:val="single" w:color="auto" w:sz="4" w:space="0"/>
+          <w:insideH w:val="single" w:color="auto" w:sz="4" w:space="0"/>
+          <w:insideV w:val="single" w:color="auto" w:sz="4" w:space="0"/>
+        </w:tblBorders>
+        <w:tblLayout w:type="fixed"/>
+        <w:tblCellMar>
+          <w:top w:w="0" w:type="dxa"/>
+          <w:left w:w="108" w:type="dxa"/>
+          <w:bottom w:w="0" w:type="dxa"/>
+          <w:right w:w="108" w:type="dxa"/>
+        </w:tblCellMar>
+      </w:tblPr>
+      <w:tblGrid>
+        <w:gridCol w:w="1101"/>
+        <w:gridCol w:w="1417"/>
+        <w:gridCol w:w="1559"/>
+        <w:gridCol w:w="1134"/>
+        <w:gridCol w:w="3310"/>
+        <w:gridCol w:w="7"/>
+      </w:tblGrid>
+      <w:tr>
+        <w:tblPrEx>
+          <w:tblBorders>
+            <w:top w:val="single" w:color="auto" w:sz="4" w:space="0"/>
+            <w:left w:val="single" w:color="auto" w:sz="4" w:space="0"/>
+            <w:bottom w:val="single" w:color="auto" w:sz="4" w:space="0"/>
+            <w:right w:val="single" w:color="auto" w:sz="4" w:space="0"/>
+            <w:insideH w:val="single" w:color="auto" w:sz="4" w:space="0"/>
+            <w:insideV w:val="single" w:color="auto" w:sz="4" w:space="0"/>
+          </w:tblBorders>
+          <w:tblCellMar>
+            <w:top w:w="0" w:type="dxa"/>
+            <w:left w:w="108" w:type="dxa"/>
+            <w:bottom w:w="0" w:type="dxa"/>
+            <w:right w:w="108" w:type="dxa"/>
+          </w:tblCellMar>
+        </w:tblPrEx>
+        <w:trPr>
+          <w:gridAfter w:val="1"/>
+          <w:wBefore w:w="0" w:type="dxa"/>
+          <w:wAfter w:w="7" w:type="dxa"/>
+          <w:trHeight w:hRule="auto"/>
+        </w:trPr>
+        <w:tc>
+          <w:tcPr>
+            <w:tcW w:w="8521" w:type="dxa"/>
+            <w:gridSpan w:val="5"/>
+            <w:shd w:val="clear" w:color="auto" w:fill="auto"/>
+            <w:noWrap w:val="0"/>
+            <w:vAlign w:val="top"/>
+          </w:tcPr>
+          <w:p>
+            <w:pPr>
+              <w:keepNext/>
+              <w:pageBreakBefore w:val="0"/>
+              <w:widowControl/>
+              <w:snapToGrid w:val="0"/>
+              <w:spacing w:before="120" w:after="100" w:line="360" w:lineRule="auto"/>
+              <w:ind w:firstLine="0"/>
+            </w:pPr>
+            <w:r>
+              <w:rPr>
+                <w:rFonts w:ascii="宋体" w:hAnsi="宋体" w:eastAsia="宋体" w:cs="宋体"/>
+                <w:b/>
+                <w:color w:val="000000"/>
+                <w:sz w:val="24"/>
+              </w:rPr>
+              <w:t>三、存在的主要问题</w:t>
+            </w:r>
+          </w:p>
+          <w:p>
+            <w:pPr>
+              <w:keepNext w:val="0"/>
+              <w:pageBreakBefore w:val="0"/>
+              <w:widowControl/>
+              <w:snapToGrid w:val="0"/>
+              <w:spacing w:before="0" w:after="60" w:line="360" w:lineRule="auto"/>
+              <w:ind w:firstLine="480"/>
+            </w:pPr>
+            <w:r>
+              <w:rPr>
+                <w:rFonts w:ascii="宋体" w:hAnsi="宋体" w:eastAsia="宋体" w:cs="宋体"/>
+                <w:b w:val="0"/>
+                <w:color w:val="000000"/>
+                <w:sz w:val="24"/>
+              </w:rPr>
+              <w:t>1. 适用条件仍有限。当前主方案在同源、连续、方向一致的航拍切图中利用边缘连续性。真实异时、季节、任意角度、跨视角或不同目标模态尚未验证；该线索可能随成像变化失效。已完成的目标扰动实验用于界定这一范围，不据干净数据高SR推断真实无人机鲁棒性。</w:t>
+            </w:r>
+          </w:p>
+          <w:p>
+            <w:pPr>
+              <w:keepNext w:val="0"/>
+              <w:pageBreakBefore w:val="0"/>
+              <w:widowControl/>
+              <w:snapToGrid w:val="0"/>
+              <w:spacing w:before="0" w:after="60" w:line="360" w:lineRule="auto"/>
+              <w:ind w:firstLine="480"/>
+            </w:pPr>
+            <w:r>
+              <w:rPr>
+                <w:rFonts w:ascii="宋体" w:hAnsi="宋体" w:eastAsia="宋体" w:cs="宋体"/>
+                <w:b w:val="0"/>
+                <w:color w:val="000000"/>
+                <w:sz w:val="24"/>
+              </w:rPr>
+              <w:t>2. 更大实际区域仍待验证。10×10是同一原图内更密集的切分，并非扩大真实覆盖面积。当前定位输出为目标网格，尚未输出经纬度或接入飞控、里程计和真实航行安全约束。大范围未知区域的课程问题已在仿真中建立，实际部署仍有工作。</w:t>
+            </w:r>
+          </w:p>
+          <w:p>
+            <w:pPr>
+              <w:keepNext w:val="0"/>
+              <w:pageBreakBefore w:val="0"/>
+              <w:widowControl/>
+              <w:snapToGrid w:val="0"/>
+              <w:spacing w:before="0" w:after="60" w:line="360" w:lineRule="auto"/>
+              <w:ind w:firstLine="480"/>
+            </w:pPr>
+            <w:r>
+              <w:rPr>
+                <w:rFonts w:ascii="宋体" w:hAnsi="宋体" w:eastAsia="宋体" w:cs="宋体"/>
+                <w:b w:val="0"/>
+                <w:color w:val="000000"/>
+                <w:sz w:val="24"/>
+              </w:rPr>
+              <w:t>3. 独立样本与统计证据有限。S2仅4源文件，任务可能重复；SwissView累计48文件用于导航，52尚未使用。最新双网格共用20文件，不能称40独立地图。按源文件成组计算区间仍不证明地理无重叠或预训练编码器无覆盖。</w:t>
+            </w:r>
+          </w:p>
+          <w:p>
+            <w:pPr>
+              <w:keepNext w:val="0"/>
+              <w:pageBreakBefore w:val="0"/>
+              <w:widowControl/>
+              <w:snapToGrid w:val="0"/>
+              <w:spacing w:before="0" w:after="60" w:line="360" w:lineRule="auto"/>
+              <w:ind w:firstLine="480"/>
+            </w:pPr>
+            <w:r>
+              <w:rPr>
+                <w:rFonts w:ascii="宋体" w:hAnsi="宋体" w:eastAsia="宋体" w:cs="宋体"/>
+                <w:b w:val="0"/>
+                <w:color w:val="000000"/>
+                <w:sz w:val="24"/>
+              </w:rPr>
+              <w:t>4. 新因素收益不稳定。Continue5在已见开发队列上SR增加2.60点，在新10×10队列只增加0.60点。相同题上恢复185条也损伤176条，说明策略替换存在权衡；SG降低具有意义，但稳定增加预算内成功仍是首要问题。</w:t>
+            </w:r>
+          </w:p>
+          <w:p>
+            <w:pPr>
+              <w:keepNext w:val="0"/>
+              <w:pageBreakBefore w:val="0"/>
+              <w:widowControl/>
+              <w:snapToGrid w:val="0"/>
+              <w:spacing w:before="0" w:after="60" w:line="360" w:lineRule="auto"/>
+              <w:ind w:firstLine="480"/>
+            </w:pPr>
+            <w:r>
+              <w:rPr>
+                <w:rFonts w:ascii="宋体" w:hAnsi="宋体" w:eastAsia="宋体" w:cs="宋体"/>
+                <w:b w:val="0"/>
+                <w:color w:val="000000"/>
+                <w:sz w:val="24"/>
+              </w:rPr>
+              <w:t>5. 多Agent与云端能力属于未证实拓展。当前主系统仍是单智能体模块组合，已有多角色小实验没有稳定收益。云端输出和视觉转发问题需按服务配置分别验证；本地验收不代表任意云端模型有效。正式任务允许训练，整体系统不能称零训练。</w:t>
+            </w:r>
+          </w:p>
+          <w:p>
+            <w:pPr>
+              <w:keepNext w:val="0"/>
+              <w:pageBreakBefore w:val="0"/>
+              <w:widowControl/>
+              <w:snapToGrid w:val="0"/>
+              <w:spacing w:before="0" w:after="60" w:line="360" w:lineRule="auto"/>
+              <w:ind w:firstLine="480"/>
+            </w:pPr>
+            <w:r>
+              <w:rPr>
+                <w:rFonts w:ascii="宋体" w:hAnsi="宋体" w:eastAsia="宋体" w:cs="宋体"/>
+                <w:b w:val="0"/>
+                <w:color w:val="000000"/>
+                <w:sz w:val="24"/>
+              </w:rPr>
+              <w:t>6. 文档与工程维护需要持续同步。早期报告停留在66%与S2未通过，已与当前主线不一致。本次修订将阶段判定、样本数量和失效范围统一；历史版本保留原状态，后续新实验须另建批次，不覆盖旧验收。</w:t>
+            </w:r>
+          </w:p>
+        </w:tc>
+      </w:tr>
+    </w:tbl>
+    <w:p>
+      <w:pPr>
+        <w:pageBreakBefore/>
+      </w:pPr>
+    </w:p>
+    <w:tbl>
+      <w:tblPr>
+        <w:tblStyle w:val="4"/>
+        <w:tblW w:w="8528" w:type="dxa"/>
+        <w:tblInd w:w="0" w:type="dxa"/>
+        <w:tblBorders>
+          <w:top w:val="single" w:color="auto" w:sz="4" w:space="0"/>
+          <w:left w:val="single" w:color="auto" w:sz="4" w:space="0"/>
+          <w:bottom w:val="single" w:color="auto" w:sz="4" w:space="0"/>
+          <w:right w:val="single" w:color="auto" w:sz="4" w:space="0"/>
+          <w:insideH w:val="single" w:color="auto" w:sz="4" w:space="0"/>
+          <w:insideV w:val="single" w:color="auto" w:sz="4" w:space="0"/>
+        </w:tblBorders>
+        <w:tblLayout w:type="fixed"/>
+        <w:tblCellMar>
+          <w:top w:w="0" w:type="dxa"/>
+          <w:left w:w="108" w:type="dxa"/>
+          <w:bottom w:w="0" w:type="dxa"/>
+          <w:right w:w="108" w:type="dxa"/>
+        </w:tblCellMar>
+      </w:tblPr>
+      <w:tblGrid>
+        <w:gridCol w:w="1101"/>
+        <w:gridCol w:w="1417"/>
+        <w:gridCol w:w="1559"/>
+        <w:gridCol w:w="1134"/>
+        <w:gridCol w:w="3310"/>
+        <w:gridCol w:w="7"/>
+      </w:tblGrid>
+      <w:tr>
+        <w:tblPrEx>
+          <w:tblBorders>
+            <w:top w:val="single" w:color="auto" w:sz="4" w:space="0"/>
+            <w:left w:val="single" w:color="auto" w:sz="4" w:space="0"/>
+            <w:bottom w:val="single" w:color="auto" w:sz="4" w:space="0"/>
+            <w:right w:val="single" w:color="auto" w:sz="4" w:space="0"/>
+            <w:insideH w:val="single" w:color="auto" w:sz="4" w:space="0"/>
+            <w:insideV w:val="single" w:color="auto" w:sz="4" w:space="0"/>
+          </w:tblBorders>
+          <w:tblCellMar>
+            <w:top w:w="0" w:type="dxa"/>
+            <w:left w:w="108" w:type="dxa"/>
+            <w:bottom w:w="0" w:type="dxa"/>
+            <w:right w:w="108" w:type="dxa"/>
+          </w:tblCellMar>
+        </w:tblPrEx>
+        <w:trPr>
+          <w:gridAfter w:val="1"/>
+          <w:wBefore w:w="0" w:type="dxa"/>
+          <w:wAfter w:w="7" w:type="dxa"/>
+          <w:trHeight w:hRule="auto"/>
+        </w:trPr>
+        <w:tc>
+          <w:tcPr>
+            <w:tcW w:w="8521" w:type="dxa"/>
+            <w:gridSpan w:val="5"/>
+            <w:shd w:val="clear" w:color="auto" w:fill="auto"/>
+            <w:noWrap w:val="0"/>
+            <w:vAlign w:val="top"/>
+          </w:tcPr>
+          <w:p>
+            <w:pPr>
+              <w:keepNext/>
+              <w:pageBreakBefore w:val="0"/>
+              <w:widowControl/>
+              <w:snapToGrid w:val="0"/>
+              <w:spacing w:before="120" w:after="100" w:line="360" w:lineRule="auto"/>
+              <w:ind w:firstLine="0"/>
+            </w:pPr>
+            <w:r>
+              <w:rPr>
+                <w:rFonts w:ascii="宋体" w:hAnsi="宋体" w:eastAsia="宋体" w:cs="宋体"/>
+                <w:b/>
+                <w:color w:val="000000"/>
+                <w:sz w:val="24"/>
+              </w:rPr>
+              <w:t>四、下一步需要完成的工作</w:t>
+            </w:r>
+          </w:p>
+          <w:p>
+            <w:pPr>
+              <w:keepNext w:val="0"/>
+              <w:pageBreakBefore w:val="0"/>
+              <w:widowControl/>
+              <w:snapToGrid w:val="0"/>
+              <w:spacing w:before="0" w:after="60" w:line="360" w:lineRule="auto"/>
+              <w:ind w:firstLine="480"/>
+            </w:pPr>
+            <w:r>
+              <w:rPr>
+                <w:rFonts w:ascii="宋体" w:hAnsi="宋体" w:eastAsia="宋体" w:cs="宋体"/>
+                <w:b w:val="0"/>
+                <w:color w:val="000000"/>
+                <w:sz w:val="24"/>
+              </w:rPr>
+              <w:t>先收束已完成探索，保留当前已验收默认及Continue5的低SG结果，完善课程中期检查和答辩材料。新增实验应由明确失败证据驱动，采用单因素、固定预算和独立确认；不持续扩大网络、角色数量或重复使用同一开发集调到过线。</w:t>
+            </w:r>
+          </w:p>
+          <w:tbl>
+            <w:tblPr>
+              <w:tblW w:type="dxa" w:w="7881"/>
+              <w:jc w:val="center"/>
+              <w:tblLayout w:type="fixed"/>
+              <w:tblLook w:firstColumn="1" w:firstRow="1" w:lastColumn="0" w:lastRow="0" w:noHBand="0" w:noVBand="1" w:val="04A0"/>
+              <w:tblBorders>
+                <w:top w:val="single" w:sz="4" w:color="000000"/>
+                <w:left w:val="single" w:sz="4" w:color="000000"/>
+                <w:bottom w:val="single" w:sz="4" w:color="000000"/>
+                <w:right w:val="single" w:sz="4" w:color="000000"/>
+                <w:insideH w:val="single" w:sz="4" w:color="000000"/>
+                <w:insideV w:val="single" w:sz="4" w:color="000000"/>
+              </w:tblBorders>
+            </w:tblPr>
+            <w:tblGrid>
+              <w:gridCol w:w="1077"/>
+              <w:gridCol w:w="3005"/>
+              <w:gridCol w:w="3798"/>
+            </w:tblGrid>
+            <w:tr>
+              <w:trPr>
+                <w:cantSplit/>
+                <w:tblHeader/>
+              </w:trPr>
+              <w:tc>
+                <w:tcPr>
+                  <w:tcW w:type="dxa" w:w="1077"/>
+                  <w:vAlign w:val="center"/>
+                  <w:tcMar>
+                    <w:top w:w="55" w:type="dxa"/>
+                    <w:bottom w:w="55" w:type="dxa"/>
+                    <w:left w:w="65" w:type="dxa"/>
+                    <w:right w:w="65" w:type="dxa"/>
+                  </w:tcMar>
+                </w:tcPr>
+                <w:p>
+                  <w:pPr>
+                    <w:spacing w:line="276" w:lineRule="auto" w:after="0" w:before="0"/>
+                    <w:snapToGrid w:val="0"/>
+                    <w:jc w:val="center"/>
+                  </w:pPr>
+                  <w:r>
+                    <w:rPr>
+                      <w:rFonts w:ascii="宋体" w:hAnsi="宋体" w:eastAsia="宋体" w:cs="宋体"/>
+                      <w:b/>
+                      <w:color w:val="000000"/>
+                      <w:sz w:val="21"/>
+                    </w:rPr>
+                    <w:t>顺序</w:t>
+                  </w:r>
+                </w:p>
+              </w:tc>
+              <w:tc>
+                <w:tcPr>
+                  <w:tcW w:type="dxa" w:w="3005"/>
+                  <w:vAlign w:val="center"/>
+                  <w:tcMar>
+                    <w:top w:w="55" w:type="dxa"/>
+                    <w:bottom w:w="55" w:type="dxa"/>
+                    <w:left w:w="65" w:type="dxa"/>
+                    <w:right w:w="65" w:type="dxa"/>
+                  </w:tcMar>
+                </w:tcPr>
+                <w:p>
+                  <w:pPr>
+                    <w:spacing w:line="276" w:lineRule="auto" w:after="0" w:before="0"/>
+                    <w:snapToGrid w:val="0"/>
+                    <w:jc w:val="center"/>
+                  </w:pPr>
+                  <w:r>
+                    <w:rPr>
+                      <w:rFonts w:ascii="宋体" w:hAnsi="宋体" w:eastAsia="宋体" w:cs="宋体"/>
+                      <w:b/>
+                      <w:color w:val="000000"/>
+                      <w:sz w:val="21"/>
+                    </w:rPr>
+                    <w:t>后续工作</w:t>
+                  </w:r>
+                </w:p>
+              </w:tc>
+              <w:tc>
+                <w:tcPr>
+                  <w:tcW w:type="dxa" w:w="3798"/>
+                  <w:vAlign w:val="center"/>
+                  <w:tcMar>
+                    <w:top w:w="55" w:type="dxa"/>
+                    <w:bottom w:w="55" w:type="dxa"/>
+                    <w:left w:w="65" w:type="dxa"/>
+                    <w:right w:w="65" w:type="dxa"/>
+                  </w:tcMar>
+                </w:tcPr>
+                <w:p>
+                  <w:pPr>
+                    <w:spacing w:line="276" w:lineRule="auto" w:after="0" w:before="0"/>
+                    <w:snapToGrid w:val="0"/>
+                    <w:jc w:val="center"/>
+                  </w:pPr>
+                  <w:r>
+                    <w:rPr>
+                      <w:rFonts w:ascii="宋体" w:hAnsi="宋体" w:eastAsia="宋体" w:cs="宋体"/>
+                      <w:b/>
+                      <w:color w:val="000000"/>
+                      <w:sz w:val="21"/>
+                    </w:rPr>
+                    <w:t>检查点与交付</w:t>
+                  </w:r>
+                </w:p>
+              </w:tc>
+            </w:tr>
+            <w:tr>
+              <w:trPr>
+                <w:cantSplit/>
+              </w:trPr>
+              <w:tc>
+                <w:tcPr>
+                  <w:tcW w:type="dxa" w:w="1077"/>
+                  <w:vAlign w:val="center"/>
+                  <w:tcMar>
+                    <w:top w:w="55" w:type="dxa"/>
+                    <w:bottom w:w="55" w:type="dxa"/>
+                    <w:left w:w="65" w:type="dxa"/>
+                    <w:right w:w="65" w:type="dxa"/>
+                  </w:tcMar>
+                </w:tcPr>
+                <w:p>
+                  <w:pPr>
+                    <w:spacing w:line="276" w:lineRule="auto" w:after="0" w:before="0"/>
+                    <w:snapToGrid w:val="0"/>
+                  </w:pPr>
+                  <w:r>
+                    <w:rPr>
+                      <w:rFonts w:ascii="宋体" w:hAnsi="宋体" w:eastAsia="宋体" w:cs="宋体"/>
+                      <w:b w:val="0"/>
+                      <w:color w:val="000000"/>
+                      <w:sz w:val="21"/>
+                    </w:rPr>
+                    <w:t>近期</w:t>
+                  </w:r>
+                </w:p>
+              </w:tc>
+              <w:tc>
+                <w:tcPr>
+                  <w:tcW w:type="dxa" w:w="3005"/>
+                  <w:vAlign w:val="center"/>
+                  <w:tcMar>
+                    <w:top w:w="55" w:type="dxa"/>
+                    <w:bottom w:w="55" w:type="dxa"/>
+                    <w:left w:w="65" w:type="dxa"/>
+                    <w:right w:w="65" w:type="dxa"/>
+                  </w:tcMar>
+                </w:tcPr>
+                <w:p>
+                  <w:pPr>
+                    <w:spacing w:line="276" w:lineRule="auto" w:after="0" w:before="0"/>
+                    <w:snapToGrid w:val="0"/>
+                    <w:jc w:val="center"/>
+                  </w:pPr>
+                  <w:r>
+                    <w:rPr>
+                      <w:rFonts w:ascii="宋体" w:hAnsi="宋体" w:eastAsia="宋体" w:cs="宋体"/>
+                      <w:b w:val="0"/>
+                      <w:color w:val="000000"/>
+                      <w:sz w:val="21"/>
+                    </w:rPr>
+                    <w:t>同步中期报告、阶段总结、汇报与目录索引</w:t>
+                  </w:r>
+                </w:p>
+              </w:tc>
+              <w:tc>
+                <w:tcPr>
+                  <w:tcW w:type="dxa" w:w="3798"/>
+                  <w:vAlign w:val="center"/>
+                  <w:tcMar>
+                    <w:top w:w="55" w:type="dxa"/>
+                    <w:bottom w:w="55" w:type="dxa"/>
+                    <w:left w:w="65" w:type="dxa"/>
+                    <w:right w:w="65" w:type="dxa"/>
+                  </w:tcMar>
+                </w:tcPr>
+                <w:p>
+                  <w:pPr>
+                    <w:spacing w:line="276" w:lineRule="auto" w:after="0" w:before="0"/>
+                    <w:snapToGrid w:val="0"/>
+                    <w:jc w:val="center"/>
+                  </w:pPr>
+                  <w:r>
+                    <w:rPr>
+                      <w:rFonts w:ascii="宋体" w:hAnsi="宋体" w:eastAsia="宋体" w:cs="宋体"/>
+                      <w:b w:val="0"/>
+                      <w:color w:val="000000"/>
+                      <w:sz w:val="21"/>
+                    </w:rPr>
+                    <w:t>指标来源、样本数、默认状态与边界一致；原文件保护和全页版面核验</w:t>
+                  </w:r>
+                </w:p>
+              </w:tc>
+            </w:tr>
+            <w:tr>
+              <w:trPr>
+                <w:cantSplit/>
+              </w:trPr>
+              <w:tc>
+                <w:tcPr>
+                  <w:tcW w:type="dxa" w:w="1077"/>
+                  <w:vAlign w:val="center"/>
+                  <w:tcMar>
+                    <w:top w:w="55" w:type="dxa"/>
+                    <w:bottom w:w="55" w:type="dxa"/>
+                    <w:left w:w="65" w:type="dxa"/>
+                    <w:right w:w="65" w:type="dxa"/>
+                  </w:tcMar>
+                </w:tcPr>
+                <w:p>
+                  <w:pPr>
+                    <w:spacing w:line="276" w:lineRule="auto" w:after="0" w:before="0"/>
+                    <w:snapToGrid w:val="0"/>
+                  </w:pPr>
+                  <w:r>
+                    <w:rPr>
+                      <w:rFonts w:ascii="宋体" w:hAnsi="宋体" w:eastAsia="宋体" w:cs="宋体"/>
+                      <w:b w:val="0"/>
+                      <w:color w:val="000000"/>
+                      <w:sz w:val="21"/>
+                    </w:rPr>
+                    <w:t>下一研究因素</w:t>
+                  </w:r>
+                </w:p>
+              </w:tc>
+              <w:tc>
+                <w:tcPr>
+                  <w:tcW w:type="dxa" w:w="3005"/>
+                  <w:vAlign w:val="center"/>
+                  <w:tcMar>
+                    <w:top w:w="55" w:type="dxa"/>
+                    <w:bottom w:w="55" w:type="dxa"/>
+                    <w:left w:w="65" w:type="dxa"/>
+                    <w:right w:w="65" w:type="dxa"/>
+                  </w:tcMar>
+                </w:tcPr>
+                <w:p>
+                  <w:pPr>
+                    <w:spacing w:line="276" w:lineRule="auto" w:after="0" w:before="0"/>
+                    <w:snapToGrid w:val="0"/>
+                    <w:jc w:val="center"/>
+                  </w:pPr>
+                  <w:r>
+                    <w:rPr>
+                      <w:rFonts w:ascii="宋体" w:hAnsi="宋体" w:eastAsia="宋体" w:cs="宋体"/>
+                      <w:b w:val="0"/>
+                      <w:color w:val="000000"/>
+                      <w:sz w:val="21"/>
+                    </w:rPr>
+                    <w:t>分析新图成功损伤及剩余行动机会，选一个可检验假设</w:t>
+                  </w:r>
+                </w:p>
+              </w:tc>
+              <w:tc>
+                <w:tcPr>
+                  <w:tcW w:type="dxa" w:w="3798"/>
+                  <w:vAlign w:val="center"/>
+                  <w:tcMar>
+                    <w:top w:w="55" w:type="dxa"/>
+                    <w:bottom w:w="55" w:type="dxa"/>
+                    <w:left w:w="65" w:type="dxa"/>
+                    <w:right w:w="65" w:type="dxa"/>
+                  </w:tcMar>
+                </w:tcPr>
+                <w:p>
+                  <w:pPr>
+                    <w:spacing w:line="276" w:lineRule="auto" w:after="0" w:before="0"/>
+                    <w:snapToGrid w:val="0"/>
+                    <w:jc w:val="center"/>
+                  </w:pPr>
+                  <w:r>
+                    <w:rPr>
+                      <w:rFonts w:ascii="宋体" w:hAnsi="宋体" w:eastAsia="宋体" w:cs="宋体"/>
+                      <w:b w:val="0"/>
+                      <w:color w:val="000000"/>
+                      <w:sz w:val="21"/>
+                    </w:rPr>
+                    <w:t>先冻结同预算对照和停止条件，再执行；无明确SR收益则收束</w:t>
+                  </w:r>
+                </w:p>
+              </w:tc>
+            </w:tr>
+            <w:tr>
+              <w:trPr>
+                <w:cantSplit/>
+              </w:trPr>
+              <w:tc>
+                <w:tcPr>
+                  <w:tcW w:type="dxa" w:w="1077"/>
+                  <w:vAlign w:val="center"/>
+                  <w:tcMar>
+                    <w:top w:w="55" w:type="dxa"/>
+                    <w:bottom w:w="55" w:type="dxa"/>
+                    <w:left w:w="65" w:type="dxa"/>
+                    <w:right w:w="65" w:type="dxa"/>
+                  </w:tcMar>
+                </w:tcPr>
+                <w:p>
+                  <w:pPr>
+                    <w:spacing w:line="276" w:lineRule="auto" w:after="0" w:before="0"/>
+                    <w:snapToGrid w:val="0"/>
+                  </w:pPr>
+                  <w:r>
+                    <w:rPr>
+                      <w:rFonts w:ascii="宋体" w:hAnsi="宋体" w:eastAsia="宋体" w:cs="宋体"/>
+                      <w:b w:val="0"/>
+                      <w:color w:val="000000"/>
+                      <w:sz w:val="21"/>
+                    </w:rPr>
+                    <w:t>扩展条件</w:t>
+                  </w:r>
+                </w:p>
+              </w:tc>
+              <w:tc>
+                <w:tcPr>
+                  <w:tcW w:type="dxa" w:w="3005"/>
+                  <w:vAlign w:val="center"/>
+                  <w:tcMar>
+                    <w:top w:w="55" w:type="dxa"/>
+                    <w:bottom w:w="55" w:type="dxa"/>
+                    <w:left w:w="65" w:type="dxa"/>
+                    <w:right w:w="65" w:type="dxa"/>
+                  </w:tcMar>
+                </w:tcPr>
+                <w:p>
+                  <w:pPr>
+                    <w:spacing w:line="276" w:lineRule="auto" w:after="0" w:before="0"/>
+                    <w:snapToGrid w:val="0"/>
+                    <w:jc w:val="center"/>
+                  </w:pPr>
+                  <w:r>
+                    <w:rPr>
+                      <w:rFonts w:ascii="宋体" w:hAnsi="宋体" w:eastAsia="宋体" w:cs="宋体"/>
+                      <w:b w:val="0"/>
+                      <w:color w:val="000000"/>
+                      <w:sz w:val="21"/>
+                    </w:rPr>
+                    <w:t>选实际区域扩大或更真实目标条件中的一项</w:t>
+                  </w:r>
+                </w:p>
+              </w:tc>
+              <w:tc>
+                <w:tcPr>
+                  <w:tcW w:type="dxa" w:w="3798"/>
+                  <w:vAlign w:val="center"/>
+                  <w:tcMar>
+                    <w:top w:w="55" w:type="dxa"/>
+                    <w:bottom w:w="55" w:type="dxa"/>
+                    <w:left w:w="65" w:type="dxa"/>
+                    <w:right w:w="65" w:type="dxa"/>
+                  </w:tcMar>
+                </w:tcPr>
+                <w:p>
+                  <w:pPr>
+                    <w:spacing w:line="276" w:lineRule="auto" w:after="0" w:before="0"/>
+                    <w:snapToGrid w:val="0"/>
+                    <w:jc w:val="center"/>
+                  </w:pPr>
+                  <w:r>
+                    <w:rPr>
+                      <w:rFonts w:ascii="宋体" w:hAnsi="宋体" w:eastAsia="宋体" w:cs="宋体"/>
+                      <w:b w:val="0"/>
+                      <w:color w:val="000000"/>
+                      <w:sz w:val="21"/>
+                    </w:rPr>
+                    <w:t>使用新的预留源文件；目标图贡献与SR/SG共同检查</w:t>
+                  </w:r>
+                </w:p>
+              </w:tc>
+            </w:tr>
+            <w:tr>
+              <w:trPr>
+                <w:cantSplit/>
+              </w:trPr>
+              <w:tc>
+                <w:tcPr>
+                  <w:tcW w:type="dxa" w:w="1077"/>
+                  <w:vAlign w:val="center"/>
+                  <w:tcMar>
+                    <w:top w:w="55" w:type="dxa"/>
+                    <w:bottom w:w="55" w:type="dxa"/>
+                    <w:left w:w="65" w:type="dxa"/>
+                    <w:right w:w="65" w:type="dxa"/>
+                  </w:tcMar>
+                </w:tcPr>
+                <w:p>
+                  <w:pPr>
+                    <w:spacing w:line="276" w:lineRule="auto" w:after="0" w:before="0"/>
+                    <w:snapToGrid w:val="0"/>
+                  </w:pPr>
+                  <w:r>
+                    <w:rPr>
+                      <w:rFonts w:ascii="宋体" w:hAnsi="宋体" w:eastAsia="宋体" w:cs="宋体"/>
+                      <w:b w:val="0"/>
+                      <w:color w:val="000000"/>
+                      <w:sz w:val="21"/>
+                    </w:rPr>
+                    <w:t>可选演示</w:t>
+                  </w:r>
+                </w:p>
+              </w:tc>
+              <w:tc>
+                <w:tcPr>
+                  <w:tcW w:type="dxa" w:w="3005"/>
+                  <w:vAlign w:val="center"/>
+                  <w:tcMar>
+                    <w:top w:w="55" w:type="dxa"/>
+                    <w:bottom w:w="55" w:type="dxa"/>
+                    <w:left w:w="65" w:type="dxa"/>
+                    <w:right w:w="65" w:type="dxa"/>
+                  </w:tcMar>
+                </w:tcPr>
+                <w:p>
+                  <w:pPr>
+                    <w:spacing w:line="276" w:lineRule="auto" w:after="0" w:before="0"/>
+                    <w:snapToGrid w:val="0"/>
+                    <w:jc w:val="center"/>
+                  </w:pPr>
+                  <w:r>
+                    <w:rPr>
+                      <w:rFonts w:ascii="宋体" w:hAnsi="宋体" w:eastAsia="宋体" w:cs="宋体"/>
+                      <w:b w:val="0"/>
+                      <w:color w:val="000000"/>
+                      <w:sz w:val="21"/>
+                    </w:rPr>
+                    <w:t>制作轨迹回放以展示观察、线索和动作</w:t>
+                  </w:r>
+                </w:p>
+              </w:tc>
+              <w:tc>
+                <w:tcPr>
+                  <w:tcW w:type="dxa" w:w="3798"/>
+                  <w:vAlign w:val="center"/>
+                  <w:tcMar>
+                    <w:top w:w="55" w:type="dxa"/>
+                    <w:bottom w:w="55" w:type="dxa"/>
+                    <w:left w:w="65" w:type="dxa"/>
+                    <w:right w:w="65" w:type="dxa"/>
+                  </w:tcMar>
+                </w:tcPr>
+                <w:p>
+                  <w:pPr>
+                    <w:spacing w:line="276" w:lineRule="auto" w:after="0" w:before="0"/>
+                    <w:snapToGrid w:val="0"/>
+                    <w:jc w:val="center"/>
+                  </w:pPr>
+                  <w:r>
+                    <w:rPr>
+                      <w:rFonts w:ascii="宋体" w:hAnsi="宋体" w:eastAsia="宋体" w:cs="宋体"/>
+                      <w:b w:val="0"/>
+                      <w:color w:val="000000"/>
+                      <w:sz w:val="21"/>
+                    </w:rPr>
+                    <w:t>只读已保存轨迹；界面不改变环境、答案权限或评测规则</w:t>
+                  </w:r>
+                </w:p>
+              </w:tc>
+            </w:tr>
+            <w:tr>
+              <w:trPr>
+                <w:cantSplit/>
+              </w:trPr>
+              <w:tc>
+                <w:tcPr>
+                  <w:tcW w:type="dxa" w:w="1077"/>
+                  <w:vAlign w:val="center"/>
+                  <w:tcMar>
+                    <w:top w:w="55" w:type="dxa"/>
+                    <w:bottom w:w="55" w:type="dxa"/>
+                    <w:left w:w="65" w:type="dxa"/>
+                    <w:right w:w="65" w:type="dxa"/>
+                  </w:tcMar>
+                </w:tcPr>
+                <w:p>
+                  <w:pPr>
+                    <w:spacing w:line="276" w:lineRule="auto" w:after="0" w:before="0"/>
+                    <w:snapToGrid w:val="0"/>
+                  </w:pPr>
+                  <w:r>
+                    <w:rPr>
+                      <w:rFonts w:ascii="宋体" w:hAnsi="宋体" w:eastAsia="宋体" w:cs="宋体"/>
+                      <w:b w:val="0"/>
+                      <w:color w:val="000000"/>
+                      <w:sz w:val="21"/>
+                    </w:rPr>
+                    <w:t>最终交付</w:t>
+                  </w:r>
+                </w:p>
+              </w:tc>
+              <w:tc>
+                <w:tcPr>
+                  <w:tcW w:type="dxa" w:w="3005"/>
+                  <w:vAlign w:val="center"/>
+                  <w:tcMar>
+                    <w:top w:w="55" w:type="dxa"/>
+                    <w:bottom w:w="55" w:type="dxa"/>
+                    <w:left w:w="65" w:type="dxa"/>
+                    <w:right w:w="65" w:type="dxa"/>
+                  </w:tcMar>
+                </w:tcPr>
+                <w:p>
+                  <w:pPr>
+                    <w:spacing w:line="276" w:lineRule="auto" w:after="0" w:before="0"/>
+                    <w:snapToGrid w:val="0"/>
+                    <w:jc w:val="center"/>
+                  </w:pPr>
+                  <w:r>
+                    <w:rPr>
+                      <w:rFonts w:ascii="宋体" w:hAnsi="宋体" w:eastAsia="宋体" w:cs="宋体"/>
+                      <w:b w:val="0"/>
+                      <w:color w:val="000000"/>
+                      <w:sz w:val="21"/>
+                    </w:rPr>
+                    <w:t>课程总结、证据链、可运行入口与复现实验说明</w:t>
+                  </w:r>
+                </w:p>
+              </w:tc>
+              <w:tc>
+                <w:tcPr>
+                  <w:tcW w:type="dxa" w:w="3798"/>
+                  <w:vAlign w:val="center"/>
+                  <w:tcMar>
+                    <w:top w:w="55" w:type="dxa"/>
+                    <w:bottom w:w="55" w:type="dxa"/>
+                    <w:left w:w="65" w:type="dxa"/>
+                    <w:right w:w="65" w:type="dxa"/>
+                  </w:tcMar>
+                </w:tcPr>
+                <w:p>
+                  <w:pPr>
+                    <w:spacing w:line="276" w:lineRule="auto" w:after="0" w:before="0"/>
+                    <w:snapToGrid w:val="0"/>
+                    <w:jc w:val="center"/>
+                  </w:pPr>
+                  <w:r>
+                    <w:rPr>
+                      <w:rFonts w:ascii="宋体" w:hAnsi="宋体" w:eastAsia="宋体" w:cs="宋体"/>
+                      <w:b w:val="0"/>
+                      <w:color w:val="000000"/>
+                      <w:sz w:val="21"/>
+                    </w:rPr>
+                    <w:t>区分仿真结果与实飞目标；报告负结果和资源预算</w:t>
+                  </w:r>
+                </w:p>
+              </w:tc>
+            </w:tr>
+          </w:tbl>
+          <w:p>
+            <w:pPr>
+              <w:spacing w:after="0" w:line="40" w:lineRule="exact"/>
+              <w:snapToGrid w:val="0"/>
+            </w:pPr>
+            <w:r>
+              <w:rPr>
+                <w:rFonts w:ascii="宋体" w:hAnsi="宋体" w:eastAsia="宋体" w:cs="宋体"/>
+                <w:b w:val="0"/>
+                <w:color w:val="000000"/>
+                <w:sz w:val="4"/>
+              </w:rPr>
+            </w:r>
+          </w:p>
+          <w:p>
+            <w:pPr>
+              <w:keepNext w:val="0"/>
+              <w:pageBreakBefore w:val="0"/>
+              <w:widowControl/>
+              <w:snapToGrid w:val="0"/>
+              <w:spacing w:before="0" w:after="60" w:line="360" w:lineRule="auto"/>
+              <w:ind w:firstLine="480"/>
+            </w:pPr>
+            <w:r>
+              <w:rPr>
+                <w:rFonts w:ascii="宋体" w:hAnsi="宋体" w:eastAsia="宋体" w:cs="宋体"/>
+                <w:b w:val="0"/>
+                <w:color w:val="000000"/>
+                <w:sz w:val="24"/>
+              </w:rPr>
+              <w:t>新候选按对应冻结协议判断：最近探索升级采用SR至少增加2点、至少2/3正权重、SG不差；目标干预要求真实目标对控制至少增加5点。独立确认另要求源文件区间支持收益，并保护原协议性能。具体门槛以运行前协议为准，不能把单个SR达到60%当所有阶段通过。</w:t>
+            </w:r>
+          </w:p>
+          <w:p>
+            <w:pPr>
+              <w:keepNext w:val="0"/>
+              <w:pageBreakBefore w:val="0"/>
+              <w:widowControl/>
+              <w:snapToGrid w:val="0"/>
+              <w:spacing w:before="0" w:after="60" w:line="360" w:lineRule="auto"/>
+              <w:ind w:firstLine="480"/>
+            </w:pPr>
+            <w:r>
+              <w:rPr>
+                <w:rFonts w:ascii="宋体" w:hAnsi="宋体" w:eastAsia="宋体" w:cs="宋体"/>
+                <w:b w:val="0"/>
+                <w:color w:val="000000"/>
+                <w:sz w:val="24"/>
+              </w:rPr>
+              <w:t>当前原S2/S3/S4和SwissView同模态迁移验收有效。本轮继续训练升级已收束；后续只在用户选择新因素后另立实验批次。报告记录截至2026年10月2日的实际完成工作。</w:t>
+            </w:r>
+          </w:p>
+        </w:tc>
+      </w:tr>
+    </w:tbl>
+    <w:p>
+      <w:pPr>
+        <w:pageBreakBefore/>
+      </w:pPr>
+    </w:p>
+    <w:tbl>
+      <w:tblPr>
+        <w:tblStyle w:val="4"/>
+        <w:tblW w:w="8528" w:type="dxa"/>
+        <w:tblInd w:w="0" w:type="dxa"/>
+        <w:tblBorders>
+          <w:top w:val="single" w:color="auto" w:sz="4" w:space="0"/>
+          <w:left w:val="single" w:color="auto" w:sz="4" w:space="0"/>
+          <w:bottom w:val="single" w:color="auto" w:sz="4" w:space="0"/>
+          <w:right w:val="single" w:color="auto" w:sz="4" w:space="0"/>
+          <w:insideH w:val="single" w:color="auto" w:sz="4" w:space="0"/>
+          <w:insideV w:val="single" w:color="auto" w:sz="4" w:space="0"/>
+        </w:tblBorders>
+        <w:tblLayout w:type="fixed"/>
+        <w:tblCellMar>
+          <w:top w:w="0" w:type="dxa"/>
+          <w:left w:w="108" w:type="dxa"/>
+          <w:bottom w:w="0" w:type="dxa"/>
+          <w:right w:w="108" w:type="dxa"/>
+        </w:tblCellMar>
+      </w:tblPr>
+      <w:tblGrid>
+        <w:gridCol w:w="1101"/>
+        <w:gridCol w:w="1417"/>
+        <w:gridCol w:w="1559"/>
+        <w:gridCol w:w="1134"/>
+        <w:gridCol w:w="3310"/>
+        <w:gridCol w:w="7"/>
+      </w:tblGrid>
+      <w:tr>
+        <w:tblPrEx>
+          <w:tblBorders>
+            <w:top w:val="single" w:color="auto" w:sz="4" w:space="0"/>
+            <w:left w:val="single" w:color="auto" w:sz="4" w:space="0"/>
+            <w:bottom w:val="single" w:color="auto" w:sz="4" w:space="0"/>
+            <w:right w:val="single" w:color="auto" w:sz="4" w:space="0"/>
+            <w:insideH w:val="single" w:color="auto" w:sz="4" w:space="0"/>
+            <w:insideV w:val="single" w:color="auto" w:sz="4" w:space="0"/>
+          </w:tblBorders>
+          <w:tblCellMar>
+            <w:top w:w="0" w:type="dxa"/>
+            <w:left w:w="108" w:type="dxa"/>
+            <w:bottom w:w="0" w:type="dxa"/>
+            <w:right w:w="108" w:type="dxa"/>
+          </w:tblCellMar>
+        </w:tblPrEx>
+        <w:trPr>
+          <w:gridAfter w:val="1"/>
+          <w:wBefore w:w="0" w:type="dxa"/>
+          <w:wAfter w:w="7" w:type="dxa"/>
+          <w:trHeight w:hRule="auto"/>
+        </w:trPr>
+        <w:tc>
+          <w:tcPr>
+            <w:tcW w:w="8521" w:type="dxa"/>
+            <w:gridSpan w:val="5"/>
+            <w:shd w:val="clear" w:color="auto" w:fill="auto"/>
+            <w:noWrap w:val="0"/>
+            <w:vAlign w:val="top"/>
+          </w:tcPr>
+          <w:p>
+            <w:pPr>
+              <w:keepNext/>
+              <w:pageBreakBefore w:val="0"/>
+              <w:widowControl/>
+              <w:snapToGrid w:val="0"/>
+              <w:spacing w:before="120" w:after="100" w:line="360" w:lineRule="auto"/>
+              <w:ind w:firstLine="0"/>
+            </w:pPr>
+            <w:r>
+              <w:rPr>
+                <w:rFonts w:ascii="宋体" w:hAnsi="宋体" w:eastAsia="宋体" w:cs="宋体"/>
+                <w:b/>
+                <w:color w:val="000000"/>
+                <w:sz w:val="24"/>
+              </w:rPr>
+              <w:t>实验依据与参考资料</w:t>
+            </w:r>
+          </w:p>
+          <w:p>
+            <w:pPr>
+              <w:keepNext w:val="0"/>
+              <w:pageBreakBefore w:val="0"/>
+              <w:widowControl/>
+              <w:snapToGrid w:val="0"/>
+              <w:spacing w:before="0" w:after="100" w:line="288" w:lineRule="auto"/>
+            </w:pPr>
+            <w:r>
+              <w:rPr>
+                <w:rFonts w:ascii="宋体" w:hAnsi="宋体" w:eastAsia="宋体" w:cs="宋体"/>
+                <w:b w:val="0"/>
+                <w:color w:val="000000"/>
+                <w:sz w:val="21"/>
+              </w:rPr>
+              <w:t>实验表格取自下列已审计原目录中的汇总、验收和复核文件。完整路径、来源SHA及材料哈希保存在“编制依据.json”；当前实验入口见根目录README与“项目导航/实验索引.md”。</w:t>
+            </w:r>
+          </w:p>
+          <w:p>
+            <w:pPr>
+              <w:keepNext w:val="0"/>
+              <w:pageBreakBefore w:val="0"/>
+              <w:widowControl/>
+              <w:snapToGrid w:val="0"/>
+              <w:spacing w:before="0" w:after="100" w:line="288" w:lineRule="auto"/>
+            </w:pPr>
+            <w:r>
+              <w:rPr>
+                <w:rFonts w:ascii="宋体" w:hAnsi="宋体" w:eastAsia="宋体" w:cs="宋体"/>
+                <w:b w:val="0"/>
+                <w:color w:val="000000"/>
+                <w:sz w:val="21"/>
+              </w:rPr>
+              <w:t>E1  S2稳定验证：DATA/processed_data/Masa/评测结果/边缘线索S2正式复验_v1</w:t>
+            </w:r>
+          </w:p>
+          <w:p>
+            <w:pPr>
+              <w:keepNext w:val="0"/>
+              <w:pageBreakBefore w:val="0"/>
+              <w:widowControl/>
+              <w:snapToGrid w:val="0"/>
+              <w:spacing w:before="0" w:after="100" w:line="288" w:lineRule="auto"/>
+            </w:pPr>
+            <w:r>
+              <w:rPr>
+                <w:rFonts w:ascii="宋体" w:hAnsi="宋体" w:eastAsia="宋体" w:cs="宋体"/>
+                <w:b w:val="0"/>
+                <w:color w:val="000000"/>
+                <w:sz w:val="21"/>
+              </w:rPr>
+              <w:t>E2  S3独立源文件确认：DATA/processed_data/Masa/评测结果/边缘线索S3独立源图确认_v1</w:t>
+            </w:r>
+          </w:p>
+          <w:p>
+            <w:pPr>
+              <w:keepNext w:val="0"/>
+              <w:pageBreakBefore w:val="0"/>
+              <w:widowControl/>
+              <w:snapToGrid w:val="0"/>
+              <w:spacing w:before="0" w:after="100" w:line="288" w:lineRule="auto"/>
+            </w:pPr>
+            <w:r>
+              <w:rPr>
+                <w:rFonts w:ascii="宋体" w:hAnsi="宋体" w:eastAsia="宋体" w:cs="宋体"/>
+                <w:b w:val="0"/>
+                <w:color w:val="000000"/>
+                <w:sz w:val="21"/>
+              </w:rPr>
+              <w:t>E3  S4十乘十密度扩展：DATA/processed_data/Masa/评测结果/S4十乘十正式扩展_v1</w:t>
+            </w:r>
+          </w:p>
+          <w:p>
+            <w:pPr>
+              <w:keepNext w:val="0"/>
+              <w:pageBreakBefore w:val="0"/>
+              <w:widowControl/>
+              <w:snapToGrid w:val="0"/>
+              <w:spacing w:before="0" w:after="100" w:line="288" w:lineRule="auto"/>
+            </w:pPr>
+            <w:r>
+              <w:rPr>
+                <w:rFonts w:ascii="宋体" w:hAnsi="宋体" w:eastAsia="宋体" w:cs="宋体"/>
+                <w:b w:val="0"/>
+                <w:color w:val="000000"/>
+                <w:sz w:val="21"/>
+              </w:rPr>
+              <w:t>E4  SwissView同模态迁移：DATA/processed_data/SwissView/评测结果/五乘五正式迁移_v1</w:t>
+            </w:r>
+          </w:p>
+          <w:p>
+            <w:pPr>
+              <w:keepNext w:val="0"/>
+              <w:pageBreakBefore w:val="0"/>
+              <w:widowControl/>
+              <w:snapToGrid w:val="0"/>
+              <w:spacing w:before="0" w:after="100" w:line="288" w:lineRule="auto"/>
+            </w:pPr>
+            <w:r>
+              <w:rPr>
+                <w:rFonts w:ascii="宋体" w:hAnsi="宋体" w:eastAsia="宋体" w:cs="宋体"/>
+                <w:b w:val="0"/>
+                <w:color w:val="000000"/>
+                <w:sz w:val="21"/>
+              </w:rPr>
+              <w:t>E5  冻结目标图利用证据：DATA/processed_data/Masa/评测结果/继续训练冻结目标证据复验_v1</w:t>
+            </w:r>
+          </w:p>
+          <w:p>
+            <w:pPr>
+              <w:keepNext w:val="0"/>
+              <w:pageBreakBefore w:val="0"/>
+              <w:widowControl/>
+              <w:snapToGrid w:val="0"/>
+              <w:spacing w:before="0" w:after="100" w:line="288" w:lineRule="auto"/>
+            </w:pPr>
+            <w:r>
+              <w:rPr>
+                <w:rFonts w:ascii="宋体" w:hAnsi="宋体" w:eastAsia="宋体" w:cs="宋体"/>
+                <w:b w:val="0"/>
+                <w:color w:val="000000"/>
+                <w:sz w:val="21"/>
+              </w:rPr>
+              <w:t>E6  继续训练独立源图确认：DATA/processed_data/SwissView/评测结果/继续训练独立源图确认_v1</w:t>
+            </w:r>
+          </w:p>
+          <w:p>
+            <w:pPr>
+              <w:keepNext w:val="0"/>
+              <w:pageBreakBefore w:val="0"/>
+              <w:widowControl/>
+              <w:snapToGrid w:val="0"/>
+              <w:spacing w:before="0" w:after="100" w:line="288" w:lineRule="auto"/>
+            </w:pPr>
+            <w:r>
+              <w:rPr>
+                <w:rFonts w:ascii="宋体" w:hAnsi="宋体" w:eastAsia="宋体" w:cs="宋体"/>
+                <w:b w:val="0"/>
+                <w:color w:val="000000"/>
+                <w:sz w:val="21"/>
+              </w:rPr>
+              <w:t>E7  同预算训练协议对照：DATA/processed_data/Masa/评测结果/探索器协议适配开发验证_v1</w:t>
+            </w:r>
+          </w:p>
+          <w:p>
+            <w:pPr>
+              <w:keepNext w:val="0"/>
+              <w:pageBreakBefore w:val="0"/>
+              <w:widowControl/>
+              <w:snapToGrid w:val="0"/>
+              <w:spacing w:before="0" w:after="100" w:line="288" w:lineRule="auto"/>
+            </w:pPr>
+            <w:r>
+              <w:rPr>
+                <w:rFonts w:ascii="宋体" w:hAnsi="宋体" w:eastAsia="宋体" w:cs="宋体"/>
+                <w:b w:val="0"/>
+                <w:color w:val="000000"/>
+                <w:sz w:val="21"/>
+              </w:rPr>
+              <w:t>E8  同预算多角色闭环：DATA/processed_data/Masa/评测结果/证据账本简化接口验证_v2</w:t>
+            </w:r>
+          </w:p>
+          <w:p>
+            <w:pPr>
+              <w:keepNext/>
+              <w:pageBreakBefore w:val="0"/>
+              <w:widowControl/>
+              <w:snapToGrid w:val="0"/>
+              <w:spacing w:before="120" w:after="100" w:line="360" w:lineRule="auto"/>
+              <w:ind w:firstLine="0"/>
+            </w:pPr>
+            <w:r>
+              <w:rPr>
+                <w:rFonts w:ascii="宋体" w:hAnsi="宋体" w:eastAsia="宋体" w:cs="宋体"/>
+                <w:b/>
+                <w:color w:val="000000"/>
+                <w:sz w:val="24"/>
+              </w:rPr>
+              <w:t>参考论文</w:t>
+            </w:r>
+          </w:p>
+          <w:p>
+            <w:pPr>
+              <w:keepNext w:val="0"/>
+              <w:pageBreakBefore w:val="0"/>
+              <w:widowControl/>
+              <w:snapToGrid w:val="0"/>
+              <w:spacing w:before="0" w:after="100" w:line="288" w:lineRule="auto"/>
+            </w:pPr>
+            <w:r>
+              <w:rPr>
+                <w:rFonts w:ascii="宋体" w:hAnsi="宋体" w:eastAsia="宋体" w:cs="宋体"/>
+                <w:b w:val="0"/>
+                <w:color w:val="000000"/>
+                <w:sz w:val="21"/>
+              </w:rPr>
+              <w:t>[1] Sarkar A, Sastry S, Pirinen A, et al. GOMAA-Geo: GOal Modality Agnostic Active Geo-localization. arXiv:2406.01917, 2024.</w:t>
+            </w:r>
+          </w:p>
+          <w:p>
+            <w:pPr>
+              <w:keepNext w:val="0"/>
+              <w:pageBreakBefore w:val="0"/>
+              <w:widowControl/>
+              <w:snapToGrid w:val="0"/>
+              <w:spacing w:before="0" w:after="100" w:line="288" w:lineRule="auto"/>
+            </w:pPr>
+            <w:r>
+              <w:rPr>
+                <w:rFonts w:ascii="宋体" w:hAnsi="宋体" w:eastAsia="宋体" w:cs="宋体"/>
+                <w:b w:val="0"/>
+                <w:color w:val="000000"/>
+                <w:sz w:val="21"/>
+              </w:rPr>
+              <w:t>[2] Mi L, Béchaz M, Chen Z, et al. GeoExplorer: Active Geo-localization with Curiosity-Driven Exploration. 项目所附论文资料，2025.</w:t>
+            </w:r>
+          </w:p>
+          <w:p>
+            <w:pPr>
+              <w:keepNext w:val="0"/>
+              <w:pageBreakBefore w:val="0"/>
+              <w:widowControl/>
+              <w:snapToGrid w:val="0"/>
+              <w:spacing w:before="0" w:after="100" w:line="288" w:lineRule="auto"/>
+            </w:pPr>
+            <w:r>
+              <w:rPr>
+                <w:rFonts w:ascii="宋体" w:hAnsi="宋体" w:eastAsia="宋体" w:cs="宋体"/>
+                <w:b w:val="0"/>
+                <w:color w:val="000000"/>
+                <w:sz w:val="21"/>
+              </w:rPr>
+              <w:t>[3] Sun Y, Zhang Y, Zhu P. DynCur-Geo: Dynamic Curiosity Reward Shaping for Multimodal Active Geo-Localization. 项目所附论文资料，2026.</w:t>
+            </w:r>
+          </w:p>
+          <w:p>
+            <w:pPr>
+              <w:keepNext w:val="0"/>
+              <w:pageBreakBefore w:val="0"/>
+              <w:widowControl/>
+              <w:snapToGrid w:val="0"/>
+              <w:spacing w:before="0" w:after="100" w:line="288" w:lineRule="auto"/>
+            </w:pPr>
+            <w:r>
+              <w:rPr>
+                <w:rFonts w:ascii="宋体" w:hAnsi="宋体" w:eastAsia="宋体" w:cs="宋体"/>
+                <w:b w:val="0"/>
+                <w:color w:val="000000"/>
+                <w:sz w:val="21"/>
+              </w:rPr>
+              <w:t>三篇PDF位于“论文/”；这里只说明借鉴机制，不使用不同论文协议的SR与本地结果直接相减宣称提升。</w:t>
+            </w:r>
+          </w:p>
+        </w:tc>
+      </w:tr>
+    </w:tbl>
+    <w:p>
+      <w:pPr>
+        <w:spacing w:line="20" w:lineRule="exact"/>
+      </w:pPr>
     </w:p>
     <w:sectPr>
       <w:headerReference r:id="rId3" w:type="default"/>
